--- a/Rapport.docx
+++ b/Rapport.docx
@@ -101,31 +101,13 @@
         </w:rPr>
         <w:t xml:space="preserve">Pour ce projet, nous avons commencé par étudier la base de données de GLPI à partir du dépôt officiel </w:t>
       </w:r>
-      <w:proofErr w:type="spellStart"/>
-      <w:r>
-        <w:rPr>
-          <w:rFonts w:ascii="Consolas" w:hAnsi="Consolas"/>
-          <w:lang w:val="fr-FR"/>
-        </w:rPr>
-        <w:t>glpi-project</w:t>
-      </w:r>
-      <w:proofErr w:type="spellEnd"/>
-      <w:r>
-        <w:rPr>
-          <w:rFonts w:ascii="Consolas" w:hAnsi="Consolas"/>
-          <w:lang w:val="fr-FR"/>
-        </w:rPr>
-        <w:t>/</w:t>
-      </w:r>
-      <w:proofErr w:type="spellStart"/>
-      <w:r>
-        <w:rPr>
-          <w:rFonts w:ascii="Consolas" w:hAnsi="Consolas"/>
-          <w:lang w:val="fr-FR"/>
-        </w:rPr>
-        <w:t>glpi</w:t>
-      </w:r>
-      <w:proofErr w:type="spellEnd"/>
+      <w:r>
+        <w:rPr>
+          <w:rFonts w:ascii="Consolas" w:hAnsi="Consolas"/>
+          <w:lang w:val="fr-FR"/>
+        </w:rPr>
+        <w:t>glpi-project/glpi</w:t>
+      </w:r>
       <w:r>
         <w:rPr>
           <w:lang w:val="fr-FR"/>
@@ -181,21 +163,12 @@
           <w:lang w:val="fr-FR"/>
         </w:rPr>
       </w:pPr>
-      <w:proofErr w:type="gramStart"/>
       <w:r>
         <w:rPr>
           <w:b/>
           <w:lang w:val="fr-FR"/>
         </w:rPr>
-        <w:t>regarder</w:t>
-      </w:r>
-      <w:proofErr w:type="gramEnd"/>
-      <w:r>
-        <w:rPr>
-          <w:b/>
-          <w:lang w:val="fr-FR"/>
-        </w:rPr>
-        <w:t xml:space="preserve"> les tables principales de GLPI</w:t>
+        <w:t>regarder les tables principales de GLPI</w:t>
       </w:r>
       <w:r>
         <w:rPr>
@@ -212,41 +185,18 @@
           <w:lang w:val="fr-FR"/>
         </w:rPr>
       </w:pPr>
-      <w:proofErr w:type="gramStart"/>
       <w:r>
         <w:rPr>
           <w:b/>
           <w:lang w:val="fr-FR"/>
         </w:rPr>
-        <w:t>comprendre</w:t>
-      </w:r>
-      <w:proofErr w:type="gramEnd"/>
-      <w:r>
-        <w:rPr>
-          <w:b/>
-          <w:lang w:val="fr-FR"/>
-        </w:rPr>
-        <w:t xml:space="preserve"> les choix de modélisation</w:t>
-      </w:r>
-      <w:r>
-        <w:rPr>
-          <w:lang w:val="fr-FR"/>
-        </w:rPr>
-        <w:t xml:space="preserve"> : nommage des tables et des colonnes, gestion des liaisons, notion d</w:t>
-      </w:r>
-      <w:proofErr w:type="gramStart"/>
-      <w:r>
-        <w:rPr>
-          <w:lang w:val="fr-FR"/>
-        </w:rPr>
-        <w:t>'«</w:t>
-      </w:r>
-      <w:proofErr w:type="gramEnd"/>
-      <w:r>
-        <w:rPr>
-          <w:lang w:val="fr-FR"/>
-        </w:rPr>
-        <w:t xml:space="preserve"> entités » pour le multi-tenant ;</w:t>
+        <w:t>comprendre les choix de modélisation</w:t>
+      </w:r>
+      <w:r>
+        <w:rPr>
+          <w:lang w:val="fr-FR"/>
+        </w:rPr>
+        <w:t xml:space="preserve"> : nommage des tables et des colonnes, gestion des liaisons, notion d'« entités » pour le multi-tenant ;</w:t>
       </w:r>
     </w:p>
     <w:p>
@@ -257,41 +207,18 @@
           <w:lang w:val="fr-FR"/>
         </w:rPr>
       </w:pPr>
-      <w:proofErr w:type="gramStart"/>
       <w:r>
         <w:rPr>
           <w:b/>
           <w:lang w:val="fr-FR"/>
         </w:rPr>
-        <w:t>comparer</w:t>
-      </w:r>
-      <w:proofErr w:type="gramEnd"/>
-      <w:r>
-        <w:rPr>
-          <w:b/>
-          <w:lang w:val="fr-FR"/>
-        </w:rPr>
-        <w:t xml:space="preserve"> avec les attentes du sujet</w:t>
-      </w:r>
-      <w:r>
-        <w:rPr>
-          <w:lang w:val="fr-FR"/>
-        </w:rPr>
-        <w:t xml:space="preserve"> (</w:t>
-      </w:r>
-      <w:proofErr w:type="spellStart"/>
-      <w:r>
-        <w:rPr>
-          <w:lang w:val="fr-FR"/>
-        </w:rPr>
-        <w:t>multi-sites</w:t>
-      </w:r>
-      <w:proofErr w:type="spellEnd"/>
-      <w:r>
-        <w:rPr>
-          <w:lang w:val="fr-FR"/>
-        </w:rPr>
-        <w:t xml:space="preserve"> Cergy / Pau, BDDR, PL/SQL, optimisation), et noter les points qui ne collent pas.</w:t>
+        <w:t>comparer avec les attentes du sujet</w:t>
+      </w:r>
+      <w:r>
+        <w:rPr>
+          <w:lang w:val="fr-FR"/>
+        </w:rPr>
+        <w:t xml:space="preserve"> (multi-sites Cergy / Pau, BDDR, PL/SQL, optimisation), et noter les points qui ne collent pas.</w:t>
       </w:r>
     </w:p>
     <w:p>
@@ -334,21 +261,12 @@
           <w:lang w:val="fr-FR"/>
         </w:rPr>
       </w:pPr>
-      <w:proofErr w:type="gramStart"/>
       <w:r>
         <w:rPr>
           <w:b/>
           <w:lang w:val="fr-FR"/>
         </w:rPr>
-        <w:t>les</w:t>
-      </w:r>
-      <w:proofErr w:type="gramEnd"/>
-      <w:r>
-        <w:rPr>
-          <w:b/>
-          <w:lang w:val="fr-FR"/>
-        </w:rPr>
-        <w:t xml:space="preserve"> matériels</w:t>
+        <w:t>les matériels</w:t>
       </w:r>
       <w:r>
         <w:rPr>
@@ -356,7 +274,6 @@
         </w:rPr>
         <w:t xml:space="preserve"> : ordinateurs et périphériques (</w:t>
       </w:r>
-      <w:proofErr w:type="spellStart"/>
       <w:r>
         <w:rPr>
           <w:rFonts w:ascii="Consolas" w:hAnsi="Consolas"/>
@@ -364,14 +281,12 @@
         </w:rPr>
         <w:t>glpi_computers</w:t>
       </w:r>
-      <w:proofErr w:type="spellEnd"/>
       <w:r>
         <w:rPr>
           <w:lang w:val="fr-FR"/>
         </w:rPr>
         <w:t xml:space="preserve">, </w:t>
       </w:r>
-      <w:proofErr w:type="spellStart"/>
       <w:r>
         <w:rPr>
           <w:rFonts w:ascii="Consolas" w:hAnsi="Consolas"/>
@@ -379,14 +294,12 @@
         </w:rPr>
         <w:t>glpi_peripherals</w:t>
       </w:r>
-      <w:proofErr w:type="spellEnd"/>
       <w:r>
         <w:rPr>
           <w:lang w:val="fr-FR"/>
         </w:rPr>
         <w:t xml:space="preserve">, </w:t>
       </w:r>
-      <w:proofErr w:type="spellStart"/>
       <w:r>
         <w:rPr>
           <w:rFonts w:ascii="Consolas" w:hAnsi="Consolas"/>
@@ -394,7 +307,6 @@
         </w:rPr>
         <w:t>glpi_monitors</w:t>
       </w:r>
-      <w:proofErr w:type="spellEnd"/>
       <w:r>
         <w:rPr>
           <w:lang w:val="fr-FR"/>
@@ -410,21 +322,12 @@
           <w:lang w:val="fr-FR"/>
         </w:rPr>
       </w:pPr>
-      <w:proofErr w:type="gramStart"/>
       <w:r>
         <w:rPr>
           <w:b/>
           <w:lang w:val="fr-FR"/>
         </w:rPr>
-        <w:t>les</w:t>
-      </w:r>
-      <w:proofErr w:type="gramEnd"/>
-      <w:r>
-        <w:rPr>
-          <w:b/>
-          <w:lang w:val="fr-FR"/>
-        </w:rPr>
-        <w:t xml:space="preserve"> utilisateurs</w:t>
+        <w:t>les utilisateurs</w:t>
       </w:r>
       <w:r>
         <w:rPr>
@@ -432,7 +335,6 @@
         </w:rPr>
         <w:t xml:space="preserve"> et leurs rôles (</w:t>
       </w:r>
-      <w:proofErr w:type="spellStart"/>
       <w:r>
         <w:rPr>
           <w:rFonts w:ascii="Consolas" w:hAnsi="Consolas"/>
@@ -440,14 +342,12 @@
         </w:rPr>
         <w:t>glpi_users</w:t>
       </w:r>
-      <w:proofErr w:type="spellEnd"/>
       <w:r>
         <w:rPr>
           <w:lang w:val="fr-FR"/>
         </w:rPr>
         <w:t xml:space="preserve">, </w:t>
       </w:r>
-      <w:proofErr w:type="spellStart"/>
       <w:r>
         <w:rPr>
           <w:rFonts w:ascii="Consolas" w:hAnsi="Consolas"/>
@@ -455,7 +355,6 @@
         </w:rPr>
         <w:t>glpi_profiles</w:t>
       </w:r>
-      <w:proofErr w:type="spellEnd"/>
       <w:r>
         <w:rPr>
           <w:lang w:val="fr-FR"/>
@@ -471,21 +370,12 @@
           <w:lang w:val="fr-FR"/>
         </w:rPr>
       </w:pPr>
-      <w:proofErr w:type="gramStart"/>
       <w:r>
         <w:rPr>
           <w:b/>
           <w:lang w:val="fr-FR"/>
         </w:rPr>
-        <w:t>la</w:t>
-      </w:r>
-      <w:proofErr w:type="gramEnd"/>
-      <w:r>
-        <w:rPr>
-          <w:b/>
-          <w:lang w:val="fr-FR"/>
-        </w:rPr>
-        <w:t xml:space="preserve"> localisation</w:t>
+        <w:t>la localisation</w:t>
       </w:r>
       <w:r>
         <w:rPr>
@@ -493,7 +383,6 @@
         </w:rPr>
         <w:t xml:space="preserve"> : sites, bâtiments, salles (</w:t>
       </w:r>
-      <w:proofErr w:type="spellStart"/>
       <w:r>
         <w:rPr>
           <w:rFonts w:ascii="Consolas" w:hAnsi="Consolas"/>
@@ -501,14 +390,12 @@
         </w:rPr>
         <w:t>glpi_locations</w:t>
       </w:r>
-      <w:proofErr w:type="spellEnd"/>
       <w:r>
         <w:rPr>
           <w:lang w:val="fr-FR"/>
         </w:rPr>
         <w:t xml:space="preserve">, </w:t>
       </w:r>
-      <w:proofErr w:type="spellStart"/>
       <w:r>
         <w:rPr>
           <w:rFonts w:ascii="Consolas" w:hAnsi="Consolas"/>
@@ -516,7 +403,6 @@
         </w:rPr>
         <w:t>glpi_entities</w:t>
       </w:r>
-      <w:proofErr w:type="spellEnd"/>
       <w:r>
         <w:rPr>
           <w:lang w:val="fr-FR"/>
@@ -532,21 +418,12 @@
           <w:lang w:val="fr-FR"/>
         </w:rPr>
       </w:pPr>
-      <w:proofErr w:type="gramStart"/>
       <w:r>
         <w:rPr>
           <w:b/>
           <w:lang w:val="fr-FR"/>
         </w:rPr>
-        <w:t>les</w:t>
-      </w:r>
-      <w:proofErr w:type="gramEnd"/>
-      <w:r>
-        <w:rPr>
-          <w:b/>
-          <w:lang w:val="fr-FR"/>
-        </w:rPr>
-        <w:t xml:space="preserve"> systèmes d'exploitation</w:t>
+        <w:t>les systèmes d'exploitation</w:t>
       </w:r>
       <w:r>
         <w:rPr>
@@ -554,7 +431,6 @@
         </w:rPr>
         <w:t xml:space="preserve"> (</w:t>
       </w:r>
-      <w:proofErr w:type="spellStart"/>
       <w:r>
         <w:rPr>
           <w:rFonts w:ascii="Consolas" w:hAnsi="Consolas"/>
@@ -562,7 +438,6 @@
         </w:rPr>
         <w:t>glpi_operatingsystems</w:t>
       </w:r>
-      <w:proofErr w:type="spellEnd"/>
       <w:r>
         <w:rPr>
           <w:lang w:val="fr-FR"/>
@@ -638,35 +513,7 @@
         <w:rPr>
           <w:lang w:val="fr-FR"/>
         </w:rPr>
-        <w:t xml:space="preserve">En étudiant la base, nous avons relevé plusieurs points qui posent </w:t>
-      </w:r>
-      <w:proofErr w:type="gramStart"/>
-      <w:r>
-        <w:rPr>
-          <w:lang w:val="fr-FR"/>
-        </w:rPr>
-        <w:t>problème</w:t>
-      </w:r>
-      <w:proofErr w:type="gramEnd"/>
-      <w:r>
-        <w:rPr>
-          <w:lang w:val="fr-FR"/>
-        </w:rPr>
-        <w:t xml:space="preserve"> dès qu'on passe sur Oracle et qu'on veut faire du </w:t>
-      </w:r>
-      <w:proofErr w:type="spellStart"/>
-      <w:r>
-        <w:rPr>
-          <w:lang w:val="fr-FR"/>
-        </w:rPr>
-        <w:t>multi-sites</w:t>
-      </w:r>
-      <w:proofErr w:type="spellEnd"/>
-      <w:r>
-        <w:rPr>
-          <w:lang w:val="fr-FR"/>
-        </w:rPr>
-        <w:t xml:space="preserve"> pour de vrai.</w:t>
+        <w:t>En étudiant la base, nous avons relevé plusieurs points qui posent problème dès qu'on passe sur Oracle et qu'on veut faire du multi-sites pour de vrai.</w:t>
       </w:r>
     </w:p>
     <w:p>
@@ -685,9 +532,120 @@
           <w:lang w:val="fr-FR"/>
         </w:rPr>
         <w:lastRenderedPageBreak/>
-        <w:t xml:space="preserve">1.3.1 GLPI tourne sur MySQL / </w:t>
-      </w:r>
-      <w:proofErr w:type="spellStart"/>
+        <w:t>1.3.1 GLPI tourne sur MySQL / MariaDB</w:t>
+      </w:r>
+    </w:p>
+    <w:p>
+      <w:pPr>
+        <w:spacing w:after="120" w:line="300" w:lineRule="auto"/>
+        <w:jc w:val="both"/>
+        <w:rPr>
+          <w:lang w:val="fr-FR"/>
+        </w:rPr>
+      </w:pPr>
+      <w:r>
+        <w:rPr>
+          <w:lang w:val="fr-FR"/>
+        </w:rPr>
+        <w:t xml:space="preserve">GLPI est prévu pour MySQL / MariaDB. Cela veut dire qu'il n'utilise </w:t>
+      </w:r>
+      <w:r>
+        <w:rPr>
+          <w:b/>
+          <w:lang w:val="fr-FR"/>
+        </w:rPr>
+        <w:t>aucune des fonctionnalités Oracle</w:t>
+      </w:r>
+      <w:r>
+        <w:rPr>
+          <w:lang w:val="fr-FR"/>
+        </w:rPr>
+        <w:t xml:space="preserve"> que le sujet nous demande d'employer :</w:t>
+      </w:r>
+    </w:p>
+    <w:p>
+      <w:pPr>
+        <w:pStyle w:val="Listepuces"/>
+        <w:spacing w:after="80" w:line="300" w:lineRule="auto"/>
+        <w:rPr>
+          <w:lang w:val="fr-FR"/>
+        </w:rPr>
+      </w:pPr>
+      <w:r>
+        <w:rPr>
+          <w:lang w:val="fr-FR"/>
+        </w:rPr>
+        <w:t>pas de tablespaces utilisateurs pour séparer données et index ;</w:t>
+      </w:r>
+    </w:p>
+    <w:p>
+      <w:pPr>
+        <w:pStyle w:val="Listepuces"/>
+        <w:spacing w:after="80" w:line="300" w:lineRule="auto"/>
+        <w:rPr>
+          <w:lang w:val="fr-FR"/>
+        </w:rPr>
+      </w:pPr>
+      <w:r>
+        <w:rPr>
+          <w:lang w:val="fr-FR"/>
+        </w:rPr>
+        <w:t>pas de clusters pour rapprocher physiquement des tables liées ;</w:t>
+      </w:r>
+    </w:p>
+    <w:p>
+      <w:pPr>
+        <w:pStyle w:val="Listepuces"/>
+        <w:spacing w:after="80" w:line="300" w:lineRule="auto"/>
+        <w:rPr>
+          <w:lang w:val="fr-FR"/>
+        </w:rPr>
+      </w:pPr>
+      <w:r>
+        <w:rPr>
+          <w:lang w:val="fr-FR"/>
+        </w:rPr>
+        <w:t>pas de Database Link entre bases : la communication entre deux instances passe par la couche applicative PHP ;</w:t>
+      </w:r>
+    </w:p>
+    <w:p>
+      <w:pPr>
+        <w:pStyle w:val="Listepuces"/>
+        <w:spacing w:after="80" w:line="300" w:lineRule="auto"/>
+        <w:rPr>
+          <w:lang w:val="fr-FR"/>
+        </w:rPr>
+      </w:pPr>
+      <w:r>
+        <w:rPr>
+          <w:lang w:val="fr-FR"/>
+        </w:rPr>
+        <w:t>pas de PL/SQL : toute la logique métier est dans le code PHP.</w:t>
+      </w:r>
+    </w:p>
+    <w:p>
+      <w:pPr>
+        <w:spacing w:after="120" w:line="300" w:lineRule="auto"/>
+        <w:jc w:val="both"/>
+        <w:rPr>
+          <w:lang w:val="fr-FR"/>
+        </w:rPr>
+      </w:pPr>
+      <w:r>
+        <w:rPr>
+          <w:lang w:val="fr-FR"/>
+        </w:rPr>
+        <w:t>Conclusion : si on veut vraiment utiliser ce qui a été vu en cours (tablespaces, clusters, BDDR, PL/SQL), il faut refaire la base.</w:t>
+      </w:r>
+    </w:p>
+    <w:p>
+      <w:pPr>
+        <w:pStyle w:val="Titre3"/>
+        <w:spacing w:before="220" w:after="120"/>
+        <w:rPr>
+          <w:lang w:val="fr-FR"/>
+        </w:rPr>
+      </w:pPr>
       <w:r>
         <w:rPr>
           <w:rFonts w:ascii="Arial" w:hAnsi="Arial"/>
@@ -695,9 +653,8 @@
           <w:sz w:val="23"/>
           <w:lang w:val="fr-FR"/>
         </w:rPr>
-        <w:t>MariaDB</w:t>
-      </w:r>
-      <w:proofErr w:type="spellEnd"/>
+        <w:t>1.3.2 Un schéma de plus de 250 tables</w:t>
+      </w:r>
     </w:p>
     <w:p>
       <w:pPr>
@@ -711,155 +668,33 @@
         <w:rPr>
           <w:lang w:val="fr-FR"/>
         </w:rPr>
-        <w:t xml:space="preserve">GLPI est prévu pour MySQL / </w:t>
-      </w:r>
-      <w:proofErr w:type="spellStart"/>
-      <w:r>
-        <w:rPr>
-          <w:lang w:val="fr-FR"/>
-        </w:rPr>
-        <w:t>MariaDB</w:t>
-      </w:r>
-      <w:proofErr w:type="spellEnd"/>
-      <w:r>
-        <w:rPr>
-          <w:lang w:val="fr-FR"/>
-        </w:rPr>
-        <w:t xml:space="preserve">. Cela veut dire qu'il n'utilise </w:t>
+        <w:t xml:space="preserve">La doc indique que GLPI contient </w:t>
       </w:r>
       <w:r>
         <w:rPr>
           <w:b/>
           <w:lang w:val="fr-FR"/>
         </w:rPr>
-        <w:t>aucune des fonctionnalités Oracle</w:t>
-      </w:r>
-      <w:r>
-        <w:rPr>
-          <w:lang w:val="fr-FR"/>
-        </w:rPr>
-        <w:t xml:space="preserve"> que le sujet nous demande d'employer :</w:t>
-      </w:r>
-    </w:p>
-    <w:p>
-      <w:pPr>
-        <w:pStyle w:val="Listepuces"/>
-        <w:spacing w:after="80" w:line="300" w:lineRule="auto"/>
-        <w:rPr>
-          <w:lang w:val="fr-FR"/>
-        </w:rPr>
-      </w:pPr>
-      <w:proofErr w:type="gramStart"/>
-      <w:r>
-        <w:rPr>
-          <w:lang w:val="fr-FR"/>
-        </w:rPr>
-        <w:t>pas</w:t>
-      </w:r>
-      <w:proofErr w:type="gramEnd"/>
-      <w:r>
-        <w:rPr>
-          <w:lang w:val="fr-FR"/>
-        </w:rPr>
-        <w:t xml:space="preserve"> de tablespaces utilisateurs pour séparer données et index ;</w:t>
-      </w:r>
-    </w:p>
-    <w:p>
-      <w:pPr>
-        <w:pStyle w:val="Listepuces"/>
-        <w:spacing w:after="80" w:line="300" w:lineRule="auto"/>
-        <w:rPr>
-          <w:lang w:val="fr-FR"/>
-        </w:rPr>
-      </w:pPr>
-      <w:proofErr w:type="gramStart"/>
-      <w:r>
-        <w:rPr>
-          <w:lang w:val="fr-FR"/>
-        </w:rPr>
-        <w:t>pas</w:t>
-      </w:r>
-      <w:proofErr w:type="gramEnd"/>
-      <w:r>
-        <w:rPr>
-          <w:lang w:val="fr-FR"/>
-        </w:rPr>
-        <w:t xml:space="preserve"> de clusters pour rapprocher physiquement des tables liées ;</w:t>
-      </w:r>
-    </w:p>
-    <w:p>
-      <w:pPr>
-        <w:pStyle w:val="Listepuces"/>
-        <w:spacing w:after="80" w:line="300" w:lineRule="auto"/>
-        <w:rPr>
-          <w:lang w:val="fr-FR"/>
-        </w:rPr>
-      </w:pPr>
-      <w:proofErr w:type="gramStart"/>
-      <w:r>
-        <w:rPr>
-          <w:lang w:val="fr-FR"/>
-        </w:rPr>
-        <w:t>pas</w:t>
-      </w:r>
-      <w:proofErr w:type="gramEnd"/>
-      <w:r>
-        <w:rPr>
-          <w:lang w:val="fr-FR"/>
-        </w:rPr>
-        <w:t xml:space="preserve"> de </w:t>
-      </w:r>
-      <w:proofErr w:type="spellStart"/>
-      <w:r>
-        <w:rPr>
-          <w:lang w:val="fr-FR"/>
-        </w:rPr>
-        <w:t>Database</w:t>
-      </w:r>
-      <w:proofErr w:type="spellEnd"/>
-      <w:r>
-        <w:rPr>
-          <w:lang w:val="fr-FR"/>
-        </w:rPr>
-        <w:t xml:space="preserve"> Link entre bases : la communication entre deux instances passe par la couche applicative PHP ;</w:t>
-      </w:r>
-    </w:p>
-    <w:p>
-      <w:pPr>
-        <w:pStyle w:val="Listepuces"/>
-        <w:spacing w:after="80" w:line="300" w:lineRule="auto"/>
-        <w:rPr>
-          <w:lang w:val="fr-FR"/>
-        </w:rPr>
-      </w:pPr>
-      <w:proofErr w:type="gramStart"/>
-      <w:r>
-        <w:rPr>
-          <w:lang w:val="fr-FR"/>
-        </w:rPr>
-        <w:t>pas</w:t>
-      </w:r>
-      <w:proofErr w:type="gramEnd"/>
-      <w:r>
-        <w:rPr>
-          <w:lang w:val="fr-FR"/>
-        </w:rPr>
-        <w:t xml:space="preserve"> de PL/SQL : toute la logique métier est dans le code PHP.</w:t>
-      </w:r>
-    </w:p>
-    <w:p>
-      <w:pPr>
-        <w:spacing w:after="120" w:line="300" w:lineRule="auto"/>
-        <w:jc w:val="both"/>
-        <w:rPr>
-          <w:lang w:val="fr-FR"/>
-        </w:rPr>
-      </w:pPr>
-      <w:r>
-        <w:rPr>
-          <w:lang w:val="fr-FR"/>
-        </w:rPr>
-        <w:t>Conclusion : si on veut vraiment utiliser ce qui a été vu en cours (tablespaces, clusters, BDDR, PL/SQL), il faut refaire la base.</w:t>
+        <w:t>plus de 250 tables</w:t>
+      </w:r>
+      <w:r>
+        <w:rPr>
+          <w:lang w:val="fr-FR"/>
+        </w:rPr>
+        <w:t xml:space="preserve">. C'est cohérent avec un outil qui couvre énormément de fonctionnalités, mais pour nous c'est ingérable : impossible de modéliser, d'indexer et de tester 250 tables en quelques semaines. On a donc choisi un </w:t>
+      </w:r>
+      <w:r>
+        <w:rPr>
+          <w:b/>
+          <w:lang w:val="fr-FR"/>
+        </w:rPr>
+        <w:t>schéma simplifié de 13 tables</w:t>
+      </w:r>
+      <w:r>
+        <w:rPr>
+          <w:lang w:val="fr-FR"/>
+        </w:rPr>
+        <w:t xml:space="preserve"> qui couvre exactement le périmètre fixé.</w:t>
       </w:r>
     </w:p>
     <w:p>
@@ -877,7 +712,7 @@
           <w:sz w:val="23"/>
           <w:lang w:val="fr-FR"/>
         </w:rPr>
-        <w:t>1.3.2 Un schéma de plus de 250 tables</w:t>
+        <w:t>1.3.3 Liaisons polymorphiques (itemtype / items_id)</w:t>
       </w:r>
     </w:p>
     <w:p>
@@ -892,33 +727,184 @@
         <w:rPr>
           <w:lang w:val="fr-FR"/>
         </w:rPr>
-        <w:t xml:space="preserve">La doc indique que GLPI contient </w:t>
-      </w:r>
+        <w:t>Plutôt que d'utiliser des clés étrangères classiques, GLPI utilise souvent un système de liaison « polymorphique » : une table de liaison contient deux colonnes ensemble</w:t>
+      </w:r>
+      <w:r>
+        <w:rPr>
+          <w:lang w:val="fr-FR"/>
+        </w:rPr>
+        <w:t>,</w:t>
+      </w:r>
+      <w:r>
+        <w:rPr>
+          <w:lang w:val="fr-FR"/>
+        </w:rPr>
+        <w:t xml:space="preserve"> </w:t>
+      </w:r>
+      <w:r>
+        <w:rPr>
+          <w:rFonts w:ascii="Consolas" w:hAnsi="Consolas"/>
+          <w:lang w:val="fr-FR"/>
+        </w:rPr>
+        <w:t>items_id</w:t>
+      </w:r>
+      <w:r>
+        <w:rPr>
+          <w:lang w:val="fr-FR"/>
+        </w:rPr>
+        <w:t xml:space="preserve"> (l'identifiant) et </w:t>
+      </w:r>
+      <w:r>
+        <w:rPr>
+          <w:rFonts w:ascii="Consolas" w:hAnsi="Consolas"/>
+          <w:lang w:val="fr-FR"/>
+        </w:rPr>
+        <w:t>itemtype</w:t>
+      </w:r>
+      <w:r>
+        <w:rPr>
+          <w:lang w:val="fr-FR"/>
+        </w:rPr>
+        <w:t xml:space="preserve"> (le type, sous forme de texte : </w:t>
+      </w:r>
+      <w:r>
+        <w:rPr>
+          <w:rFonts w:ascii="Consolas" w:hAnsi="Consolas"/>
+          <w:lang w:val="fr-FR"/>
+        </w:rPr>
+        <w:t>'Computer'</w:t>
+      </w:r>
+      <w:r>
+        <w:rPr>
+          <w:lang w:val="fr-FR"/>
+        </w:rPr>
+        <w:t xml:space="preserve">, </w:t>
+      </w:r>
+      <w:r>
+        <w:rPr>
+          <w:rFonts w:ascii="Consolas" w:hAnsi="Consolas"/>
+          <w:lang w:val="fr-FR"/>
+        </w:rPr>
+        <w:t>'Printer'</w:t>
+      </w:r>
+      <w:r>
+        <w:rPr>
+          <w:lang w:val="fr-FR"/>
+        </w:rPr>
+        <w:t>, etc.).</w:t>
+      </w:r>
+    </w:p>
+    <w:p>
+      <w:pPr>
+        <w:spacing w:after="120" w:line="300" w:lineRule="auto"/>
+        <w:jc w:val="both"/>
+        <w:rPr>
+          <w:lang w:val="fr-FR"/>
+        </w:rPr>
+      </w:pPr>
+      <w:r>
+        <w:rPr>
+          <w:lang w:val="fr-FR"/>
+        </w:rPr>
+        <w:t>C'est pratique côté code PHP (on peut tout lier à tout), mais ça pose deux problèmes pour nous :</w:t>
+      </w:r>
+    </w:p>
+    <w:p>
+      <w:pPr>
+        <w:pStyle w:val="Listepuces"/>
+        <w:spacing w:after="80" w:line="300" w:lineRule="auto"/>
+        <w:rPr>
+          <w:lang w:val="fr-FR"/>
+        </w:rPr>
+      </w:pPr>
       <w:r>
         <w:rPr>
           <w:b/>
           <w:lang w:val="fr-FR"/>
         </w:rPr>
-        <w:t>plus de 250 tables</w:t>
-      </w:r>
-      <w:r>
-        <w:rPr>
-          <w:lang w:val="fr-FR"/>
-        </w:rPr>
-        <w:t xml:space="preserve">. C'est cohérent avec un outil qui couvre énormément de fonctionnalités, mais pour nous c'est ingérable : impossible de modéliser, d'indexer et de tester 250 tables en quelques semaines. On a donc choisi un </w:t>
-      </w:r>
+        <w:t>on ne peut pas mettre de vraie clé étrangère</w:t>
+      </w:r>
+      <w:r>
+        <w:rPr>
+          <w:lang w:val="fr-FR"/>
+        </w:rPr>
+        <w:t xml:space="preserve"> : la base ne peut pas vérifier que l'identifiant pointe vers le bon type d'objet ;</w:t>
+      </w:r>
+    </w:p>
+    <w:p>
+      <w:pPr>
+        <w:pStyle w:val="Listepuces"/>
+        <w:spacing w:after="80" w:line="300" w:lineRule="auto"/>
+        <w:rPr>
+          <w:lang w:val="fr-FR"/>
+        </w:rPr>
+      </w:pPr>
       <w:r>
         <w:rPr>
           <w:b/>
           <w:lang w:val="fr-FR"/>
         </w:rPr>
-        <w:t>schéma simplifié de 13 tables</w:t>
-      </w:r>
-      <w:r>
-        <w:rPr>
-          <w:lang w:val="fr-FR"/>
-        </w:rPr>
-        <w:t xml:space="preserve"> qui couvre exactement le périmètre fixé.</w:t>
+        <w:t>les jointures deviennent compliquées</w:t>
+      </w:r>
+      <w:r>
+        <w:rPr>
+          <w:lang w:val="fr-FR"/>
+        </w:rPr>
+        <w:t xml:space="preserve"> parce que la cible dépend d'une colonne de texte.</w:t>
+      </w:r>
+    </w:p>
+    <w:p>
+      <w:pPr>
+        <w:spacing w:after="120" w:line="300" w:lineRule="auto"/>
+        <w:jc w:val="both"/>
+        <w:rPr>
+          <w:lang w:val="fr-FR"/>
+        </w:rPr>
+      </w:pPr>
+      <w:r>
+        <w:rPr>
+          <w:lang w:val="fr-FR"/>
+        </w:rPr>
+        <w:t xml:space="preserve">Dans notre refonte, on a remplacé ça par des </w:t>
+      </w:r>
+      <w:r>
+        <w:rPr>
+          <w:b/>
+          <w:lang w:val="fr-FR"/>
+        </w:rPr>
+        <w:t>FK classiques</w:t>
+      </w:r>
+      <w:r>
+        <w:rPr>
+          <w:lang w:val="fr-FR"/>
+        </w:rPr>
+        <w:t xml:space="preserve"> : par exemple, </w:t>
+      </w:r>
+      <w:r>
+        <w:rPr>
+          <w:rFonts w:ascii="Consolas" w:hAnsi="Consolas"/>
+          <w:lang w:val="fr-FR"/>
+        </w:rPr>
+        <w:t>PERIPHERAL.assigned_device_id</w:t>
+      </w:r>
+      <w:r>
+        <w:rPr>
+          <w:lang w:val="fr-FR"/>
+        </w:rPr>
+        <w:t xml:space="preserve"> pointe directement sur </w:t>
+      </w:r>
+      <w:r>
+        <w:rPr>
+          <w:rFonts w:ascii="Consolas" w:hAnsi="Consolas"/>
+          <w:lang w:val="fr-FR"/>
+        </w:rPr>
+        <w:t>DEVICE.device_id</w:t>
+      </w:r>
+      <w:r>
+        <w:rPr>
+          <w:lang w:val="fr-FR"/>
+        </w:rPr>
+        <w:t>.</w:t>
       </w:r>
     </w:p>
     <w:p>
@@ -936,9 +922,125 @@
           <w:sz w:val="23"/>
           <w:lang w:val="fr-FR"/>
         </w:rPr>
-        <w:t>1.3.3 Liaisons polymorphiques (</w:t>
-      </w:r>
-      <w:proofErr w:type="spellStart"/>
+        <w:t>1.3.4 Peu de clés étrangères déclaratives</w:t>
+      </w:r>
+    </w:p>
+    <w:p>
+      <w:pPr>
+        <w:spacing w:after="120" w:line="300" w:lineRule="auto"/>
+        <w:jc w:val="both"/>
+        <w:rPr>
+          <w:lang w:val="fr-FR"/>
+        </w:rPr>
+      </w:pPr>
+      <w:r>
+        <w:rPr>
+          <w:lang w:val="fr-FR"/>
+        </w:rPr>
+        <w:t xml:space="preserve">GLPI ne déclare presque pas de </w:t>
+      </w:r>
+      <w:r>
+        <w:rPr>
+          <w:rFonts w:ascii="Consolas" w:hAnsi="Consolas"/>
+          <w:lang w:val="fr-FR"/>
+        </w:rPr>
+        <w:t>FOREIGN KEY</w:t>
+      </w:r>
+      <w:r>
+        <w:rPr>
+          <w:lang w:val="fr-FR"/>
+        </w:rPr>
+        <w:t xml:space="preserve"> dans la base. L'intégrité est </w:t>
+      </w:r>
+      <w:r>
+        <w:rPr>
+          <w:b/>
+          <w:lang w:val="fr-FR"/>
+        </w:rPr>
+        <w:t>vérifiée par le code PHP</w:t>
+      </w:r>
+      <w:r>
+        <w:rPr>
+          <w:lang w:val="fr-FR"/>
+        </w:rPr>
+        <w:t xml:space="preserve"> (au moment des </w:t>
+      </w:r>
+      <w:r>
+        <w:rPr>
+          <w:rFonts w:ascii="Consolas" w:hAnsi="Consolas"/>
+          <w:lang w:val="fr-FR"/>
+        </w:rPr>
+        <w:t>INSERT</w:t>
+      </w:r>
+      <w:r>
+        <w:rPr>
+          <w:lang w:val="fr-FR"/>
+        </w:rPr>
+        <w:t xml:space="preserve"> / </w:t>
+      </w:r>
+      <w:r>
+        <w:rPr>
+          <w:rFonts w:ascii="Consolas" w:hAnsi="Consolas"/>
+          <w:lang w:val="fr-FR"/>
+        </w:rPr>
+        <w:t>UPDATE</w:t>
+      </w:r>
+      <w:r>
+        <w:rPr>
+          <w:lang w:val="fr-FR"/>
+        </w:rPr>
+        <w:t xml:space="preserve"> / </w:t>
+      </w:r>
+      <w:r>
+        <w:rPr>
+          <w:rFonts w:ascii="Consolas" w:hAnsi="Consolas"/>
+          <w:lang w:val="fr-FR"/>
+        </w:rPr>
+        <w:t>DELETE</w:t>
+      </w:r>
+      <w:r>
+        <w:rPr>
+          <w:lang w:val="fr-FR"/>
+        </w:rPr>
+        <w:t>), pas par la base elle-même. Ça veut dire que si quelqu'un attaque la base directement en SQL, il peut laisser des données incohérentes.</w:t>
+      </w:r>
+    </w:p>
+    <w:p>
+      <w:pPr>
+        <w:spacing w:after="120" w:line="300" w:lineRule="auto"/>
+        <w:jc w:val="both"/>
+        <w:rPr>
+          <w:lang w:val="fr-FR"/>
+        </w:rPr>
+      </w:pPr>
+      <w:r>
+        <w:rPr>
+          <w:lang w:val="fr-FR"/>
+        </w:rPr>
+        <w:t xml:space="preserve">Sur Oracle, on peut faire mieux : on déclare </w:t>
+      </w:r>
+      <w:r>
+        <w:rPr>
+          <w:b/>
+          <w:lang w:val="fr-FR"/>
+        </w:rPr>
+        <w:t>toutes les FK possibles</w:t>
+      </w:r>
+      <w:r>
+        <w:rPr>
+          <w:lang w:val="fr-FR"/>
+        </w:rPr>
+        <w:t>, et c'est la base qui garantit l'intégrité.</w:t>
+      </w:r>
+    </w:p>
+    <w:p>
+      <w:pPr>
+        <w:pStyle w:val="Titre3"/>
+        <w:spacing w:before="220" w:after="120"/>
+        <w:rPr>
+          <w:lang w:val="fr-FR"/>
+        </w:rPr>
+      </w:pPr>
       <w:r>
         <w:rPr>
           <w:rFonts w:ascii="Arial" w:hAnsi="Arial"/>
@@ -946,37 +1048,7 @@
           <w:sz w:val="23"/>
           <w:lang w:val="fr-FR"/>
         </w:rPr>
-        <w:t>itemtype</w:t>
-      </w:r>
-      <w:proofErr w:type="spellEnd"/>
-      <w:r>
-        <w:rPr>
-          <w:rFonts w:ascii="Arial" w:hAnsi="Arial"/>
-          <w:color w:val="2E74B5"/>
-          <w:sz w:val="23"/>
-          <w:lang w:val="fr-FR"/>
-        </w:rPr>
-        <w:t xml:space="preserve"> / </w:t>
-      </w:r>
-      <w:proofErr w:type="spellStart"/>
-      <w:r>
-        <w:rPr>
-          <w:rFonts w:ascii="Arial" w:hAnsi="Arial"/>
-          <w:color w:val="2E74B5"/>
-          <w:sz w:val="23"/>
-          <w:lang w:val="fr-FR"/>
-        </w:rPr>
-        <w:t>items_id</w:t>
-      </w:r>
-      <w:proofErr w:type="spellEnd"/>
-      <w:r>
-        <w:rPr>
-          <w:rFonts w:ascii="Arial" w:hAnsi="Arial"/>
-          <w:color w:val="2E74B5"/>
-          <w:sz w:val="23"/>
-          <w:lang w:val="fr-FR"/>
-        </w:rPr>
-        <w:t>)</w:t>
+        <w:t>1.3.5 Le multi-sites de GLPI n'est qu'un filtre applicatif</w:t>
       </w:r>
     </w:p>
     <w:p>
@@ -991,405 +1063,8 @@
         <w:rPr>
           <w:lang w:val="fr-FR"/>
         </w:rPr>
-        <w:t>Plutôt que d'utiliser des clés étrangères classiques, GLPI utilise souvent un système de liaison « polymorphique » : une table de liaison contient deux colonnes ensemble</w:t>
-      </w:r>
-      <w:r>
-        <w:rPr>
-          <w:lang w:val="fr-FR"/>
-        </w:rPr>
-        <w:t>,</w:t>
-      </w:r>
-      <w:r>
-        <w:rPr>
-          <w:lang w:val="fr-FR"/>
-        </w:rPr>
-        <w:t xml:space="preserve"> </w:t>
-      </w:r>
-      <w:proofErr w:type="spellStart"/>
-      <w:r>
-        <w:rPr>
-          <w:rFonts w:ascii="Consolas" w:hAnsi="Consolas"/>
-          <w:lang w:val="fr-FR"/>
-        </w:rPr>
-        <w:t>items_id</w:t>
-      </w:r>
-      <w:proofErr w:type="spellEnd"/>
-      <w:r>
-        <w:rPr>
-          <w:lang w:val="fr-FR"/>
-        </w:rPr>
-        <w:t xml:space="preserve"> (l'identifiant) et </w:t>
-      </w:r>
-      <w:proofErr w:type="spellStart"/>
-      <w:r>
-        <w:rPr>
-          <w:rFonts w:ascii="Consolas" w:hAnsi="Consolas"/>
-          <w:lang w:val="fr-FR"/>
-        </w:rPr>
-        <w:t>itemtype</w:t>
-      </w:r>
-      <w:proofErr w:type="spellEnd"/>
-      <w:r>
-        <w:rPr>
-          <w:lang w:val="fr-FR"/>
-        </w:rPr>
-        <w:t xml:space="preserve"> (le type, sous forme de texte : </w:t>
-      </w:r>
-      <w:r>
-        <w:rPr>
-          <w:rFonts w:ascii="Consolas" w:hAnsi="Consolas"/>
-          <w:lang w:val="fr-FR"/>
-        </w:rPr>
-        <w:t>'Computer'</w:t>
-      </w:r>
-      <w:r>
-        <w:rPr>
-          <w:lang w:val="fr-FR"/>
-        </w:rPr>
-        <w:t xml:space="preserve">, </w:t>
-      </w:r>
-      <w:r>
-        <w:rPr>
-          <w:rFonts w:ascii="Consolas" w:hAnsi="Consolas"/>
-          <w:lang w:val="fr-FR"/>
-        </w:rPr>
-        <w:t>'Printer'</w:t>
-      </w:r>
-      <w:r>
-        <w:rPr>
-          <w:lang w:val="fr-FR"/>
-        </w:rPr>
-        <w:t>, etc.).</w:t>
-      </w:r>
-    </w:p>
-    <w:p>
-      <w:pPr>
-        <w:spacing w:after="120" w:line="300" w:lineRule="auto"/>
-        <w:jc w:val="both"/>
-        <w:rPr>
-          <w:lang w:val="fr-FR"/>
-        </w:rPr>
-      </w:pPr>
-      <w:r>
-        <w:rPr>
-          <w:lang w:val="fr-FR"/>
-        </w:rPr>
-        <w:t>C'est pratique côté code PHP (on peut tout lier à tout), mais ça pose deux problèmes pour nous :</w:t>
-      </w:r>
-    </w:p>
-    <w:p>
-      <w:pPr>
-        <w:pStyle w:val="Listepuces"/>
-        <w:spacing w:after="80" w:line="300" w:lineRule="auto"/>
-        <w:rPr>
-          <w:lang w:val="fr-FR"/>
-        </w:rPr>
-      </w:pPr>
-      <w:proofErr w:type="gramStart"/>
-      <w:r>
-        <w:rPr>
-          <w:b/>
-          <w:lang w:val="fr-FR"/>
-        </w:rPr>
-        <w:t>on</w:t>
-      </w:r>
-      <w:proofErr w:type="gramEnd"/>
-      <w:r>
-        <w:rPr>
-          <w:b/>
-          <w:lang w:val="fr-FR"/>
-        </w:rPr>
-        <w:t xml:space="preserve"> ne peut pas mettre de vraie clé étrangère</w:t>
-      </w:r>
-      <w:r>
-        <w:rPr>
-          <w:lang w:val="fr-FR"/>
-        </w:rPr>
-        <w:t xml:space="preserve"> : la base ne peut pas vérifier que l'identifiant pointe vers le bon type d'objet ;</w:t>
-      </w:r>
-    </w:p>
-    <w:p>
-      <w:pPr>
-        <w:pStyle w:val="Listepuces"/>
-        <w:spacing w:after="80" w:line="300" w:lineRule="auto"/>
-        <w:rPr>
-          <w:lang w:val="fr-FR"/>
-        </w:rPr>
-      </w:pPr>
-      <w:proofErr w:type="gramStart"/>
-      <w:r>
-        <w:rPr>
-          <w:b/>
-          <w:lang w:val="fr-FR"/>
-        </w:rPr>
-        <w:t>les</w:t>
-      </w:r>
-      <w:proofErr w:type="gramEnd"/>
-      <w:r>
-        <w:rPr>
-          <w:b/>
-          <w:lang w:val="fr-FR"/>
-        </w:rPr>
-        <w:t xml:space="preserve"> jointures deviennent compliquées</w:t>
-      </w:r>
-      <w:r>
-        <w:rPr>
-          <w:lang w:val="fr-FR"/>
-        </w:rPr>
-        <w:t xml:space="preserve"> parce que la cible dépend d'une colonne de texte.</w:t>
-      </w:r>
-    </w:p>
-    <w:p>
-      <w:pPr>
-        <w:spacing w:after="120" w:line="300" w:lineRule="auto"/>
-        <w:jc w:val="both"/>
-        <w:rPr>
-          <w:lang w:val="fr-FR"/>
-        </w:rPr>
-      </w:pPr>
-      <w:r>
-        <w:rPr>
-          <w:lang w:val="fr-FR"/>
-        </w:rPr>
-        <w:t xml:space="preserve">Dans notre refonte, on a remplacé ça par des </w:t>
-      </w:r>
-      <w:r>
-        <w:rPr>
-          <w:b/>
-          <w:lang w:val="fr-FR"/>
-        </w:rPr>
-        <w:t>FK classiques</w:t>
-      </w:r>
-      <w:r>
-        <w:rPr>
-          <w:lang w:val="fr-FR"/>
-        </w:rPr>
-        <w:t xml:space="preserve"> : par exemple, </w:t>
-      </w:r>
-      <w:proofErr w:type="spellStart"/>
-      <w:r>
-        <w:rPr>
-          <w:rFonts w:ascii="Consolas" w:hAnsi="Consolas"/>
-          <w:lang w:val="fr-FR"/>
-        </w:rPr>
-        <w:t>PERIPHERAL.assigned_device_id</w:t>
-      </w:r>
-      <w:proofErr w:type="spellEnd"/>
-      <w:r>
-        <w:rPr>
-          <w:lang w:val="fr-FR"/>
-        </w:rPr>
-        <w:t xml:space="preserve"> pointe directement sur </w:t>
-      </w:r>
-      <w:proofErr w:type="spellStart"/>
-      <w:r>
-        <w:rPr>
-          <w:rFonts w:ascii="Consolas" w:hAnsi="Consolas"/>
-          <w:lang w:val="fr-FR"/>
-        </w:rPr>
-        <w:t>DEVICE.device_id</w:t>
-      </w:r>
-      <w:proofErr w:type="spellEnd"/>
-      <w:r>
-        <w:rPr>
-          <w:lang w:val="fr-FR"/>
-        </w:rPr>
-        <w:t>.</w:t>
-      </w:r>
-    </w:p>
-    <w:p>
-      <w:pPr>
-        <w:pStyle w:val="Titre3"/>
-        <w:spacing w:before="220" w:after="120"/>
-        <w:rPr>
-          <w:lang w:val="fr-FR"/>
-        </w:rPr>
-      </w:pPr>
-      <w:r>
-        <w:rPr>
-          <w:rFonts w:ascii="Arial" w:hAnsi="Arial"/>
-          <w:color w:val="2E74B5"/>
-          <w:sz w:val="23"/>
-          <w:lang w:val="fr-FR"/>
-        </w:rPr>
-        <w:t>1.3.4 Peu de clés étrangères déclaratives</w:t>
-      </w:r>
-    </w:p>
-    <w:p>
-      <w:pPr>
-        <w:spacing w:after="120" w:line="300" w:lineRule="auto"/>
-        <w:jc w:val="both"/>
-        <w:rPr>
-          <w:lang w:val="fr-FR"/>
-        </w:rPr>
-      </w:pPr>
-      <w:r>
-        <w:rPr>
-          <w:lang w:val="fr-FR"/>
-        </w:rPr>
-        <w:t xml:space="preserve">GLPI ne déclare presque pas de </w:t>
-      </w:r>
-      <w:r>
-        <w:rPr>
-          <w:rFonts w:ascii="Consolas" w:hAnsi="Consolas"/>
-          <w:lang w:val="fr-FR"/>
-        </w:rPr>
-        <w:t>FOREIGN KEY</w:t>
-      </w:r>
-      <w:r>
-        <w:rPr>
-          <w:lang w:val="fr-FR"/>
-        </w:rPr>
-        <w:t xml:space="preserve"> dans la base. L'intégrité est </w:t>
-      </w:r>
-      <w:r>
-        <w:rPr>
-          <w:b/>
-          <w:lang w:val="fr-FR"/>
-        </w:rPr>
-        <w:t>vérifiée par le code PHP</w:t>
-      </w:r>
-      <w:r>
-        <w:rPr>
-          <w:lang w:val="fr-FR"/>
-        </w:rPr>
-        <w:t xml:space="preserve"> (au moment des </w:t>
-      </w:r>
-      <w:r>
-        <w:rPr>
-          <w:rFonts w:ascii="Consolas" w:hAnsi="Consolas"/>
-          <w:lang w:val="fr-FR"/>
-        </w:rPr>
-        <w:t>INSERT</w:t>
-      </w:r>
-      <w:r>
-        <w:rPr>
-          <w:lang w:val="fr-FR"/>
-        </w:rPr>
-        <w:t xml:space="preserve"> / </w:t>
-      </w:r>
-      <w:r>
-        <w:rPr>
-          <w:rFonts w:ascii="Consolas" w:hAnsi="Consolas"/>
-          <w:lang w:val="fr-FR"/>
-        </w:rPr>
-        <w:t>UPDATE</w:t>
-      </w:r>
-      <w:r>
-        <w:rPr>
-          <w:lang w:val="fr-FR"/>
-        </w:rPr>
-        <w:t xml:space="preserve"> / </w:t>
-      </w:r>
-      <w:r>
-        <w:rPr>
-          <w:rFonts w:ascii="Consolas" w:hAnsi="Consolas"/>
-          <w:lang w:val="fr-FR"/>
-        </w:rPr>
-        <w:t>DELETE</w:t>
-      </w:r>
-      <w:r>
-        <w:rPr>
-          <w:lang w:val="fr-FR"/>
-        </w:rPr>
-        <w:t>), pas par la base elle-même. Ça veut dire que si quelqu'un attaque la base directement en SQL, il peut laisser des données incohérentes.</w:t>
-      </w:r>
-    </w:p>
-    <w:p>
-      <w:pPr>
-        <w:spacing w:after="120" w:line="300" w:lineRule="auto"/>
-        <w:jc w:val="both"/>
-        <w:rPr>
-          <w:lang w:val="fr-FR"/>
-        </w:rPr>
-      </w:pPr>
-      <w:r>
-        <w:rPr>
-          <w:lang w:val="fr-FR"/>
-        </w:rPr>
-        <w:t xml:space="preserve">Sur Oracle, on peut faire mieux : on déclare </w:t>
-      </w:r>
-      <w:r>
-        <w:rPr>
-          <w:b/>
-          <w:lang w:val="fr-FR"/>
-        </w:rPr>
-        <w:t>toutes les FK possibles</w:t>
-      </w:r>
-      <w:r>
-        <w:rPr>
-          <w:lang w:val="fr-FR"/>
-        </w:rPr>
-        <w:t>, et c'est la base qui garantit l'intégrité.</w:t>
-      </w:r>
-    </w:p>
-    <w:p>
-      <w:pPr>
-        <w:pStyle w:val="Titre3"/>
-        <w:spacing w:before="220" w:after="120"/>
-        <w:rPr>
-          <w:lang w:val="fr-FR"/>
-        </w:rPr>
-      </w:pPr>
-      <w:r>
-        <w:rPr>
-          <w:rFonts w:ascii="Arial" w:hAnsi="Arial"/>
-          <w:color w:val="2E74B5"/>
-          <w:sz w:val="23"/>
-          <w:lang w:val="fr-FR"/>
-        </w:rPr>
-        <w:t xml:space="preserve">1.3.5 Le </w:t>
-      </w:r>
-      <w:proofErr w:type="spellStart"/>
-      <w:r>
-        <w:rPr>
-          <w:rFonts w:ascii="Arial" w:hAnsi="Arial"/>
-          <w:color w:val="2E74B5"/>
-          <w:sz w:val="23"/>
-          <w:lang w:val="fr-FR"/>
-        </w:rPr>
-        <w:t>multi-sites</w:t>
-      </w:r>
-      <w:proofErr w:type="spellEnd"/>
-      <w:r>
-        <w:rPr>
-          <w:rFonts w:ascii="Arial" w:hAnsi="Arial"/>
-          <w:color w:val="2E74B5"/>
-          <w:sz w:val="23"/>
-          <w:lang w:val="fr-FR"/>
-        </w:rPr>
-        <w:t xml:space="preserve"> de GLPI n'est qu'un filtre applicatif</w:t>
-      </w:r>
-    </w:p>
-    <w:p>
-      <w:pPr>
-        <w:spacing w:after="120" w:line="300" w:lineRule="auto"/>
-        <w:jc w:val="both"/>
-        <w:rPr>
-          <w:lang w:val="fr-FR"/>
-        </w:rPr>
-      </w:pPr>
-      <w:r>
-        <w:rPr>
-          <w:lang w:val="fr-FR"/>
-        </w:rPr>
-        <w:t xml:space="preserve">GLPI gère le </w:t>
-      </w:r>
-      <w:proofErr w:type="spellStart"/>
-      <w:r>
-        <w:rPr>
-          <w:lang w:val="fr-FR"/>
-        </w:rPr>
-        <w:t>multi-sites</w:t>
-      </w:r>
-      <w:proofErr w:type="spellEnd"/>
-      <w:r>
-        <w:rPr>
-          <w:lang w:val="fr-FR"/>
-        </w:rPr>
-        <w:t xml:space="preserve"> avec une table </w:t>
-      </w:r>
-      <w:proofErr w:type="spellStart"/>
+        <w:t xml:space="preserve">GLPI gère le multi-sites avec une table </w:t>
+      </w:r>
       <w:r>
         <w:rPr>
           <w:rFonts w:ascii="Consolas" w:hAnsi="Consolas"/>
@@ -1397,14 +1072,12 @@
         </w:rPr>
         <w:t>glpi_entities</w:t>
       </w:r>
-      <w:proofErr w:type="spellEnd"/>
       <w:r>
         <w:rPr>
           <w:lang w:val="fr-FR"/>
         </w:rPr>
         <w:t xml:space="preserve"> et une colonne </w:t>
       </w:r>
-      <w:proofErr w:type="spellStart"/>
       <w:r>
         <w:rPr>
           <w:rFonts w:ascii="Consolas" w:hAnsi="Consolas"/>
@@ -1412,7 +1085,6 @@
         </w:rPr>
         <w:t>entities_id</w:t>
       </w:r>
-      <w:proofErr w:type="spellEnd"/>
       <w:r>
         <w:rPr>
           <w:lang w:val="fr-FR"/>
@@ -1769,33 +1441,8 @@
                 <w:sz w:val="20"/>
                 <w:lang w:val="fr-FR"/>
               </w:rPr>
-              <w:t xml:space="preserve">Liaisons polymorphiques </w:t>
+              <w:t>Liaisons polymorphiques itemtype/items_id</w:t>
             </w:r>
-            <w:proofErr w:type="spellStart"/>
-            <w:r>
-              <w:rPr>
-                <w:sz w:val="20"/>
-                <w:lang w:val="fr-FR"/>
-              </w:rPr>
-              <w:t>itemtype</w:t>
-            </w:r>
-            <w:proofErr w:type="spellEnd"/>
-            <w:r>
-              <w:rPr>
-                <w:sz w:val="20"/>
-                <w:lang w:val="fr-FR"/>
-              </w:rPr>
-              <w:t>/</w:t>
-            </w:r>
-            <w:proofErr w:type="spellStart"/>
-            <w:r>
-              <w:rPr>
-                <w:sz w:val="20"/>
-                <w:lang w:val="fr-FR"/>
-              </w:rPr>
-              <w:t>items_id</w:t>
-            </w:r>
-            <w:proofErr w:type="spellEnd"/>
           </w:p>
         </w:tc>
         <w:tc>
@@ -1919,21 +1566,12 @@
                 <w:lang w:val="fr-FR"/>
               </w:rPr>
             </w:pPr>
-            <w:proofErr w:type="spellStart"/>
             <w:r>
               <w:rPr>
                 <w:sz w:val="20"/>
                 <w:lang w:val="fr-FR"/>
               </w:rPr>
-              <w:t>Multi-sites</w:t>
-            </w:r>
-            <w:proofErr w:type="spellEnd"/>
-            <w:r>
-              <w:rPr>
-                <w:sz w:val="20"/>
-                <w:lang w:val="fr-FR"/>
-              </w:rPr>
-              <w:t xml:space="preserve"> = simple filtre applicatif</w:t>
+              <w:t>Multi-sites = simple filtre applicatif</w:t>
             </w:r>
           </w:p>
         </w:tc>
@@ -1954,23 +1592,7 @@
                 <w:sz w:val="20"/>
                 <w:lang w:val="fr-FR"/>
               </w:rPr>
-              <w:t xml:space="preserve">Vraie fragmentation horizontale + DB </w:t>
-            </w:r>
-            <w:proofErr w:type="spellStart"/>
-            <w:r>
-              <w:rPr>
-                <w:sz w:val="20"/>
-                <w:lang w:val="fr-FR"/>
-              </w:rPr>
-              <w:t>link</w:t>
-            </w:r>
-            <w:proofErr w:type="spellEnd"/>
-            <w:r>
-              <w:rPr>
-                <w:sz w:val="20"/>
-                <w:lang w:val="fr-FR"/>
-              </w:rPr>
-              <w:t xml:space="preserve"> entre Cergy et Pau</w:t>
+              <w:t>Vraie fragmentation horizontale + DB link entre Cergy et Pau</w:t>
             </w:r>
           </w:p>
         </w:tc>
@@ -2091,9 +1713,97 @@
           <w:sz w:val="23"/>
           <w:lang w:val="fr-FR"/>
         </w:rPr>
-        <w:t xml:space="preserve">Deux schémas Oracle séparés, reliés par DB </w:t>
-      </w:r>
-      <w:proofErr w:type="spellStart"/>
+        <w:t>Deux schémas Oracle séparés, reliés par DB link</w:t>
+      </w:r>
+    </w:p>
+    <w:p>
+      <w:pPr>
+        <w:spacing w:after="120" w:line="300" w:lineRule="auto"/>
+        <w:jc w:val="both"/>
+        <w:rPr>
+          <w:lang w:val="fr-FR"/>
+        </w:rPr>
+      </w:pPr>
+      <w:r>
+        <w:rPr>
+          <w:lang w:val="fr-FR"/>
+        </w:rPr>
+        <w:t xml:space="preserve">→ Répond à </w:t>
+      </w:r>
+      <w:r>
+        <w:rPr>
+          <w:b/>
+          <w:lang w:val="fr-FR"/>
+        </w:rPr>
+        <w:t>P1 et P5</w:t>
+      </w:r>
+      <w:r>
+        <w:rPr>
+          <w:lang w:val="fr-FR"/>
+        </w:rPr>
+        <w:t xml:space="preserve">. Nous avons créé deux schémas distincts dans la même instance Oracle : </w:t>
+      </w:r>
+      <w:r>
+        <w:rPr>
+          <w:rFonts w:ascii="Consolas" w:hAnsi="Consolas"/>
+          <w:lang w:val="fr-FR"/>
+        </w:rPr>
+        <w:t>CYTECH_CERGY</w:t>
+      </w:r>
+      <w:r>
+        <w:rPr>
+          <w:lang w:val="fr-FR"/>
+        </w:rPr>
+        <w:t xml:space="preserve"> et </w:t>
+      </w:r>
+      <w:r>
+        <w:rPr>
+          <w:rFonts w:ascii="Consolas" w:hAnsi="Consolas"/>
+          <w:lang w:val="fr-FR"/>
+        </w:rPr>
+        <w:t>CYTECH_PAU</w:t>
+      </w:r>
+      <w:r>
+        <w:rPr>
+          <w:lang w:val="fr-FR"/>
+        </w:rPr>
+        <w:t>. Chacun a ses propres tablespaces et ses propres tables. Les deux schémas communiquent par deux Database Links (</w:t>
+      </w:r>
+      <w:r>
+        <w:rPr>
+          <w:rFonts w:ascii="Consolas" w:hAnsi="Consolas"/>
+          <w:lang w:val="fr-FR"/>
+        </w:rPr>
+        <w:t>LNK_PAU</w:t>
+      </w:r>
+      <w:r>
+        <w:rPr>
+          <w:lang w:val="fr-FR"/>
+        </w:rPr>
+        <w:t xml:space="preserve"> et </w:t>
+      </w:r>
+      <w:r>
+        <w:rPr>
+          <w:rFonts w:ascii="Consolas" w:hAnsi="Consolas"/>
+          <w:lang w:val="fr-FR"/>
+        </w:rPr>
+        <w:t>LNK_CERGY</w:t>
+      </w:r>
+      <w:r>
+        <w:rPr>
+          <w:lang w:val="fr-FR"/>
+        </w:rPr>
+        <w:t>) ce qui permet à un site d'aller lire ou écrire sur l'autre quand il en a besoin.</w:t>
+      </w:r>
+    </w:p>
+    <w:p>
+      <w:pPr>
+        <w:pStyle w:val="Titre3"/>
+        <w:spacing w:before="220" w:after="120"/>
+        <w:rPr>
+          <w:lang w:val="fr-FR"/>
+        </w:rPr>
+      </w:pPr>
       <w:r>
         <w:rPr>
           <w:rFonts w:ascii="Arial" w:hAnsi="Arial"/>
@@ -2101,9 +1811,8 @@
           <w:sz w:val="23"/>
           <w:lang w:val="fr-FR"/>
         </w:rPr>
-        <w:t>link</w:t>
-      </w:r>
-      <w:proofErr w:type="spellEnd"/>
+        <w:t>Fragmentation horizontale par site_id</w:t>
+      </w:r>
     </w:p>
     <w:p>
       <w:pPr>
@@ -2124,79 +1833,117 @@
           <w:b/>
           <w:lang w:val="fr-FR"/>
         </w:rPr>
-        <w:t>P1 et P5</w:t>
-      </w:r>
-      <w:r>
-        <w:rPr>
-          <w:lang w:val="fr-FR"/>
-        </w:rPr>
-        <w:t xml:space="preserve">. Nous avons créé deux schémas distincts dans la même instance Oracle : </w:t>
-      </w:r>
-      <w:r>
-        <w:rPr>
-          <w:rFonts w:ascii="Consolas" w:hAnsi="Consolas"/>
-          <w:lang w:val="fr-FR"/>
-        </w:rPr>
-        <w:t>CYTECH_CERGY</w:t>
-      </w:r>
-      <w:r>
-        <w:rPr>
-          <w:lang w:val="fr-FR"/>
-        </w:rPr>
-        <w:t xml:space="preserve"> et </w:t>
-      </w:r>
-      <w:r>
-        <w:rPr>
-          <w:rFonts w:ascii="Consolas" w:hAnsi="Consolas"/>
-          <w:lang w:val="fr-FR"/>
-        </w:rPr>
-        <w:t>CYTECH_PAU</w:t>
-      </w:r>
-      <w:r>
-        <w:rPr>
-          <w:lang w:val="fr-FR"/>
-        </w:rPr>
-        <w:t xml:space="preserve">. Chacun a ses propres tablespaces et ses propres tables. Les deux schémas communiquent par deux </w:t>
-      </w:r>
-      <w:proofErr w:type="spellStart"/>
-      <w:r>
-        <w:rPr>
-          <w:lang w:val="fr-FR"/>
-        </w:rPr>
-        <w:t>Database</w:t>
-      </w:r>
-      <w:proofErr w:type="spellEnd"/>
-      <w:r>
-        <w:rPr>
-          <w:lang w:val="fr-FR"/>
-        </w:rPr>
-        <w:t xml:space="preserve"> Links (</w:t>
-      </w:r>
-      <w:r>
-        <w:rPr>
-          <w:rFonts w:ascii="Consolas" w:hAnsi="Consolas"/>
-          <w:lang w:val="fr-FR"/>
-        </w:rPr>
-        <w:t>LNK_PAU</w:t>
-      </w:r>
-      <w:r>
-        <w:rPr>
-          <w:lang w:val="fr-FR"/>
-        </w:rPr>
-        <w:t xml:space="preserve"> et </w:t>
-      </w:r>
-      <w:r>
-        <w:rPr>
-          <w:rFonts w:ascii="Consolas" w:hAnsi="Consolas"/>
-          <w:lang w:val="fr-FR"/>
-        </w:rPr>
-        <w:t>LNK_CERGY</w:t>
-      </w:r>
-      <w:r>
-        <w:rPr>
-          <w:lang w:val="fr-FR"/>
-        </w:rPr>
-        <w:t>) ce qui permet à un site d'aller lire ou écrire sur l'autre quand il en a besoin.</w:t>
+        <w:t>P5</w:t>
+      </w:r>
+      <w:r>
+        <w:rPr>
+          <w:lang w:val="fr-FR"/>
+        </w:rPr>
+        <w:t>. Les tables métier (</w:t>
+      </w:r>
+      <w:r>
+        <w:rPr>
+          <w:rFonts w:ascii="Consolas" w:hAnsi="Consolas"/>
+          <w:lang w:val="fr-FR"/>
+        </w:rPr>
+        <w:t>PERSON</w:t>
+      </w:r>
+      <w:r>
+        <w:rPr>
+          <w:lang w:val="fr-FR"/>
+        </w:rPr>
+        <w:t xml:space="preserve">, </w:t>
+      </w:r>
+      <w:r>
+        <w:rPr>
+          <w:rFonts w:ascii="Consolas" w:hAnsi="Consolas"/>
+          <w:lang w:val="fr-FR"/>
+        </w:rPr>
+        <w:t>DEVICE</w:t>
+      </w:r>
+      <w:r>
+        <w:rPr>
+          <w:lang w:val="fr-FR"/>
+        </w:rPr>
+        <w:t xml:space="preserve">, </w:t>
+      </w:r>
+      <w:r>
+        <w:rPr>
+          <w:rFonts w:ascii="Consolas" w:hAnsi="Consolas"/>
+          <w:lang w:val="fr-FR"/>
+        </w:rPr>
+        <w:t>PERIPHERAL</w:t>
+      </w:r>
+      <w:r>
+        <w:rPr>
+          <w:lang w:val="fr-FR"/>
+        </w:rPr>
+        <w:t xml:space="preserve">, </w:t>
+      </w:r>
+      <w:r>
+        <w:rPr>
+          <w:rFonts w:ascii="Consolas" w:hAnsi="Consolas"/>
+          <w:lang w:val="fr-FR"/>
+        </w:rPr>
+        <w:t>BUILDING</w:t>
+      </w:r>
+      <w:r>
+        <w:rPr>
+          <w:lang w:val="fr-FR"/>
+        </w:rPr>
+        <w:t xml:space="preserve">, </w:t>
+      </w:r>
+      <w:r>
+        <w:rPr>
+          <w:rFonts w:ascii="Consolas" w:hAnsi="Consolas"/>
+          <w:lang w:val="fr-FR"/>
+        </w:rPr>
+        <w:t>ROOM</w:t>
+      </w:r>
+      <w:r>
+        <w:rPr>
+          <w:lang w:val="fr-FR"/>
+        </w:rPr>
+        <w:t xml:space="preserve">) existent sur les deux sites, mais chaque site ne contient que ses propres lignes : </w:t>
+      </w:r>
+      <w:r>
+        <w:rPr>
+          <w:rFonts w:ascii="Consolas" w:hAnsi="Consolas"/>
+          <w:lang w:val="fr-FR"/>
+        </w:rPr>
+        <w:t>site_id = 1</w:t>
+      </w:r>
+      <w:r>
+        <w:rPr>
+          <w:lang w:val="fr-FR"/>
+        </w:rPr>
+        <w:t xml:space="preserve"> pour Cergy, </w:t>
+      </w:r>
+      <w:r>
+        <w:rPr>
+          <w:rFonts w:ascii="Consolas" w:hAnsi="Consolas"/>
+          <w:lang w:val="fr-FR"/>
+        </w:rPr>
+        <w:t>site_id = 2</w:t>
+      </w:r>
+      <w:r>
+        <w:rPr>
+          <w:lang w:val="fr-FR"/>
+        </w:rPr>
+        <w:t xml:space="preserve"> pour Pau. C'est garanti par des contraintes </w:t>
+      </w:r>
+      <w:r>
+        <w:rPr>
+          <w:rFonts w:ascii="Consolas" w:hAnsi="Consolas"/>
+          <w:lang w:val="fr-FR"/>
+        </w:rPr>
+        <w:t>CHECK</w:t>
+      </w:r>
+      <w:r>
+        <w:rPr>
+          <w:lang w:val="fr-FR"/>
+        </w:rPr>
+        <w:t xml:space="preserve"> dans le DDL, donc impossible d'insérer une ligne « du mauvais site » par erreur.</w:t>
       </w:r>
     </w:p>
     <w:p>
@@ -2214,9 +1961,173 @@
           <w:sz w:val="23"/>
           <w:lang w:val="fr-FR"/>
         </w:rPr>
-        <w:t xml:space="preserve">Fragmentation horizontale par </w:t>
-      </w:r>
-      <w:proofErr w:type="spellStart"/>
+        <w:lastRenderedPageBreak/>
+        <w:t>Tables de référence : propriétaire unique + vues matérialisées</w:t>
+      </w:r>
+    </w:p>
+    <w:p>
+      <w:pPr>
+        <w:spacing w:after="120" w:line="300" w:lineRule="auto"/>
+        <w:jc w:val="both"/>
+        <w:rPr>
+          <w:lang w:val="fr-FR"/>
+        </w:rPr>
+      </w:pPr>
+      <w:r>
+        <w:rPr>
+          <w:lang w:val="fr-FR"/>
+        </w:rPr>
+        <w:t xml:space="preserve">→ Répond à </w:t>
+      </w:r>
+      <w:r>
+        <w:rPr>
+          <w:b/>
+          <w:lang w:val="fr-FR"/>
+        </w:rPr>
+        <w:t>P1 et P5</w:t>
+      </w:r>
+      <w:r>
+        <w:rPr>
+          <w:lang w:val="fr-FR"/>
+        </w:rPr>
+        <w:t>. Pour les tables de référence (celles qui contiennent les mêmes données partout), on a choisi un propriétaire unique :</w:t>
+      </w:r>
+    </w:p>
+    <w:p>
+      <w:pPr>
+        <w:pStyle w:val="Listepuces"/>
+        <w:spacing w:after="80" w:line="300" w:lineRule="auto"/>
+        <w:rPr>
+          <w:lang w:val="fr-FR"/>
+        </w:rPr>
+      </w:pPr>
+      <w:r>
+        <w:rPr>
+          <w:b/>
+          <w:lang w:val="fr-FR"/>
+        </w:rPr>
+        <w:t>Pau</w:t>
+      </w:r>
+      <w:r>
+        <w:rPr>
+          <w:lang w:val="fr-FR"/>
+        </w:rPr>
+        <w:t xml:space="preserve"> possède </w:t>
+      </w:r>
+      <w:r>
+        <w:rPr>
+          <w:rFonts w:ascii="Consolas" w:hAnsi="Consolas"/>
+          <w:lang w:val="fr-FR"/>
+        </w:rPr>
+        <w:t>SITE</w:t>
+      </w:r>
+      <w:r>
+        <w:rPr>
+          <w:lang w:val="fr-FR"/>
+        </w:rPr>
+        <w:t xml:space="preserve"> et </w:t>
+      </w:r>
+      <w:r>
+        <w:rPr>
+          <w:rFonts w:ascii="Consolas" w:hAnsi="Consolas"/>
+          <w:lang w:val="fr-FR"/>
+        </w:rPr>
+        <w:t>PERSON_ROLE</w:t>
+      </w:r>
+      <w:r>
+        <w:rPr>
+          <w:lang w:val="fr-FR"/>
+        </w:rPr>
+        <w:t xml:space="preserve"> ;</w:t>
+      </w:r>
+    </w:p>
+    <w:p>
+      <w:pPr>
+        <w:pStyle w:val="Listepuces"/>
+        <w:spacing w:after="80" w:line="300" w:lineRule="auto"/>
+      </w:pPr>
+      <w:r>
+        <w:rPr>
+          <w:b/>
+        </w:rPr>
+        <w:t>Cergy</w:t>
+      </w:r>
+      <w:r>
+        <w:t xml:space="preserve"> possède </w:t>
+      </w:r>
+      <w:r>
+        <w:rPr>
+          <w:rFonts w:ascii="Consolas" w:hAnsi="Consolas"/>
+        </w:rPr>
+        <w:t>DEVICE_TYPE</w:t>
+      </w:r>
+      <w:r>
+        <w:t xml:space="preserve">, </w:t>
+      </w:r>
+      <w:r>
+        <w:rPr>
+          <w:rFonts w:ascii="Consolas" w:hAnsi="Consolas"/>
+        </w:rPr>
+        <w:t>PERIPHERAL_TYPE</w:t>
+      </w:r>
+      <w:r>
+        <w:t xml:space="preserve">, </w:t>
+      </w:r>
+      <w:r>
+        <w:rPr>
+          <w:rFonts w:ascii="Consolas" w:hAnsi="Consolas"/>
+        </w:rPr>
+        <w:t>OS_FAMILY</w:t>
+      </w:r>
+      <w:r>
+        <w:t xml:space="preserve">, </w:t>
+      </w:r>
+      <w:r>
+        <w:rPr>
+          <w:rFonts w:ascii="Consolas" w:hAnsi="Consolas"/>
+        </w:rPr>
+        <w:t>OS_VERSION</w:t>
+      </w:r>
+      <w:r>
+        <w:t>.</w:t>
+      </w:r>
+    </w:p>
+    <w:p>
+      <w:pPr>
+        <w:spacing w:after="120" w:line="300" w:lineRule="auto"/>
+        <w:jc w:val="both"/>
+        <w:rPr>
+          <w:lang w:val="fr-FR"/>
+        </w:rPr>
+      </w:pPr>
+      <w:r>
+        <w:rPr>
+          <w:lang w:val="fr-FR"/>
+        </w:rPr>
+        <w:t xml:space="preserve">Chaque site dispose en lecture des tables de l'autre via des </w:t>
+      </w:r>
+      <w:r>
+        <w:rPr>
+          <w:b/>
+          <w:lang w:val="fr-FR"/>
+        </w:rPr>
+        <w:t>vues matérialisées REFRESH ON DEMAND</w:t>
+      </w:r>
+      <w:r>
+        <w:rPr>
+          <w:lang w:val="fr-FR"/>
+        </w:rPr>
+        <w:t>. On a choisi cette option plutôt que des triggers de réplication temps réel parce que ces données changent très rarement (2-3 fois par an) : un mécanisme temps réel serait inutilement complexe et risquerait de créer des blocages cross-site.</w:t>
+      </w:r>
+    </w:p>
+    <w:p>
+      <w:pPr>
+        <w:pStyle w:val="Titre3"/>
+        <w:spacing w:before="220" w:after="120"/>
+        <w:rPr>
+          <w:lang w:val="fr-FR"/>
+        </w:rPr>
+      </w:pPr>
       <w:r>
         <w:rPr>
           <w:rFonts w:ascii="Arial" w:hAnsi="Arial"/>
@@ -2224,9 +2135,8 @@
           <w:sz w:val="23"/>
           <w:lang w:val="fr-FR"/>
         </w:rPr>
-        <w:t>site_id</w:t>
-      </w:r>
-      <w:proofErr w:type="spellEnd"/>
+        <w:t>Tablespaces DATA + IDX par site</w:t>
+      </w:r>
     </w:p>
     <w:p>
       <w:pPr>
@@ -2247,20 +2157,20 @@
           <w:b/>
           <w:lang w:val="fr-FR"/>
         </w:rPr>
-        <w:t>P5</w:t>
-      </w:r>
-      <w:r>
-        <w:rPr>
-          <w:lang w:val="fr-FR"/>
-        </w:rPr>
-        <w:t>. Les tables métier (</w:t>
-      </w:r>
-      <w:r>
-        <w:rPr>
-          <w:rFonts w:ascii="Consolas" w:hAnsi="Consolas"/>
-          <w:lang w:val="fr-FR"/>
-        </w:rPr>
-        <w:t>PERSON</w:t>
+        <w:t>P1 et P6</w:t>
+      </w:r>
+      <w:r>
+        <w:rPr>
+          <w:lang w:val="fr-FR"/>
+        </w:rPr>
+        <w:t>. Chaque site a deux tablespaces : un pour les données (</w:t>
+      </w:r>
+      <w:r>
+        <w:rPr>
+          <w:rFonts w:ascii="Consolas" w:hAnsi="Consolas"/>
+          <w:lang w:val="fr-FR"/>
+        </w:rPr>
+        <w:t>DATA_CERGY</w:t>
       </w:r>
       <w:r>
         <w:rPr>
@@ -2273,7 +2183,20 @@
           <w:rFonts w:ascii="Consolas" w:hAnsi="Consolas"/>
           <w:lang w:val="fr-FR"/>
         </w:rPr>
-        <w:t>DEVICE</w:t>
+        <w:t>DATA_PAU</w:t>
+      </w:r>
+      <w:r>
+        <w:rPr>
+          <w:lang w:val="fr-FR"/>
+        </w:rPr>
+        <w:t>) et un pour les index (</w:t>
+      </w:r>
+      <w:r>
+        <w:rPr>
+          <w:rFonts w:ascii="Consolas" w:hAnsi="Consolas"/>
+          <w:lang w:val="fr-FR"/>
+        </w:rPr>
+        <w:t>IDX_CERGY</w:t>
       </w:r>
       <w:r>
         <w:rPr>
@@ -2286,96 +2209,13 @@
           <w:rFonts w:ascii="Consolas" w:hAnsi="Consolas"/>
           <w:lang w:val="fr-FR"/>
         </w:rPr>
-        <w:t>PERIPHERAL</w:t>
-      </w:r>
-      <w:r>
-        <w:rPr>
-          <w:lang w:val="fr-FR"/>
-        </w:rPr>
-        <w:t xml:space="preserve">, </w:t>
-      </w:r>
-      <w:r>
-        <w:rPr>
-          <w:rFonts w:ascii="Consolas" w:hAnsi="Consolas"/>
-          <w:lang w:val="fr-FR"/>
-        </w:rPr>
-        <w:t>BUILDING</w:t>
-      </w:r>
-      <w:r>
-        <w:rPr>
-          <w:lang w:val="fr-FR"/>
-        </w:rPr>
-        <w:t xml:space="preserve">, </w:t>
-      </w:r>
-      <w:r>
-        <w:rPr>
-          <w:rFonts w:ascii="Consolas" w:hAnsi="Consolas"/>
-          <w:lang w:val="fr-FR"/>
-        </w:rPr>
-        <w:t>ROOM</w:t>
-      </w:r>
-      <w:r>
-        <w:rPr>
-          <w:lang w:val="fr-FR"/>
-        </w:rPr>
-        <w:t xml:space="preserve">) existent sur les deux sites, mais chaque site ne contient que ses propres lignes : </w:t>
-      </w:r>
-      <w:proofErr w:type="spellStart"/>
-      <w:r>
-        <w:rPr>
-          <w:rFonts w:ascii="Consolas" w:hAnsi="Consolas"/>
-          <w:lang w:val="fr-FR"/>
-        </w:rPr>
-        <w:t>site_id</w:t>
-      </w:r>
-      <w:proofErr w:type="spellEnd"/>
-      <w:r>
-        <w:rPr>
-          <w:rFonts w:ascii="Consolas" w:hAnsi="Consolas"/>
-          <w:lang w:val="fr-FR"/>
-        </w:rPr>
-        <w:t xml:space="preserve"> = 1</w:t>
-      </w:r>
-      <w:r>
-        <w:rPr>
-          <w:lang w:val="fr-FR"/>
-        </w:rPr>
-        <w:t xml:space="preserve"> pour Cergy, </w:t>
-      </w:r>
-      <w:proofErr w:type="spellStart"/>
-      <w:r>
-        <w:rPr>
-          <w:rFonts w:ascii="Consolas" w:hAnsi="Consolas"/>
-          <w:lang w:val="fr-FR"/>
-        </w:rPr>
-        <w:t>site_id</w:t>
-      </w:r>
-      <w:proofErr w:type="spellEnd"/>
-      <w:r>
-        <w:rPr>
-          <w:rFonts w:ascii="Consolas" w:hAnsi="Consolas"/>
-          <w:lang w:val="fr-FR"/>
-        </w:rPr>
-        <w:t xml:space="preserve"> = 2</w:t>
-      </w:r>
-      <w:r>
-        <w:rPr>
-          <w:lang w:val="fr-FR"/>
-        </w:rPr>
-        <w:t xml:space="preserve"> pour Pau. C'est garanti par des contraintes </w:t>
-      </w:r>
-      <w:r>
-        <w:rPr>
-          <w:rFonts w:ascii="Consolas" w:hAnsi="Consolas"/>
-          <w:lang w:val="fr-FR"/>
-        </w:rPr>
-        <w:t>CHECK</w:t>
-      </w:r>
-      <w:r>
-        <w:rPr>
-          <w:lang w:val="fr-FR"/>
-        </w:rPr>
-        <w:t xml:space="preserve"> dans le DDL, donc impossible d'insérer une ligne « du mauvais site » par erreur.</w:t>
+        <w:t>IDX_PAU</w:t>
+      </w:r>
+      <w:r>
+        <w:rPr>
+          <w:lang w:val="fr-FR"/>
+        </w:rPr>
+        <w:t>). Cette séparation permet d'organiser le stockage plus proprement et de répartir les accès disque.</w:t>
       </w:r>
     </w:p>
     <w:p>
@@ -2393,8 +2233,7 @@
           <w:sz w:val="23"/>
           <w:lang w:val="fr-FR"/>
         </w:rPr>
-        <w:lastRenderedPageBreak/>
-        <w:t>Tables de référence : propriétaire unique + vues matérialisées</w:t>
+        <w:t>Cluster sur DEVICE et PERIPHERAL</w:t>
       </w:r>
     </w:p>
     <w:p>
@@ -2416,42 +2255,20 @@
           <w:b/>
           <w:lang w:val="fr-FR"/>
         </w:rPr>
-        <w:t>P1 et P5</w:t>
-      </w:r>
-      <w:r>
-        <w:rPr>
-          <w:lang w:val="fr-FR"/>
-        </w:rPr>
-        <w:t>. Pour les tables de référence (celles qui contiennent les mêmes données partout), on a choisi un propriétaire unique :</w:t>
-      </w:r>
-    </w:p>
-    <w:p>
-      <w:pPr>
-        <w:pStyle w:val="Listepuces"/>
-        <w:spacing w:after="80" w:line="300" w:lineRule="auto"/>
-        <w:rPr>
-          <w:lang w:val="fr-FR"/>
-        </w:rPr>
-      </w:pPr>
-      <w:r>
-        <w:rPr>
-          <w:b/>
-          <w:lang w:val="fr-FR"/>
-        </w:rPr>
-        <w:t>Pau</w:t>
-      </w:r>
-      <w:r>
-        <w:rPr>
-          <w:lang w:val="fr-FR"/>
-        </w:rPr>
-        <w:t xml:space="preserve"> possède </w:t>
-      </w:r>
-      <w:r>
-        <w:rPr>
-          <w:rFonts w:ascii="Consolas" w:hAnsi="Consolas"/>
-          <w:lang w:val="fr-FR"/>
-        </w:rPr>
-        <w:t>SITE</w:t>
+        <w:t>P6</w:t>
+      </w:r>
+      <w:r>
+        <w:rPr>
+          <w:lang w:val="fr-FR"/>
+        </w:rPr>
+        <w:t xml:space="preserve">. On utilise souvent la même requête : « lister un device et tous ses périphériques associés ». Pour accélérer ça, on a placé </w:t>
+      </w:r>
+      <w:r>
+        <w:rPr>
+          <w:rFonts w:ascii="Consolas" w:hAnsi="Consolas"/>
+          <w:lang w:val="fr-FR"/>
+        </w:rPr>
+        <w:t>DEVICE</w:t>
       </w:r>
       <w:r>
         <w:rPr>
@@ -2464,100 +2281,26 @@
           <w:rFonts w:ascii="Consolas" w:hAnsi="Consolas"/>
           <w:lang w:val="fr-FR"/>
         </w:rPr>
-        <w:t>PERSON_ROLE</w:t>
-      </w:r>
-      <w:r>
-        <w:rPr>
-          <w:lang w:val="fr-FR"/>
-        </w:rPr>
-        <w:t xml:space="preserve"> ;</w:t>
-      </w:r>
-    </w:p>
-    <w:p>
-      <w:pPr>
-        <w:pStyle w:val="Listepuces"/>
-        <w:spacing w:after="80" w:line="300" w:lineRule="auto"/>
-      </w:pPr>
-      <w:r>
-        <w:rPr>
-          <w:b/>
-        </w:rPr>
-        <w:t>Cergy</w:t>
-      </w:r>
-      <w:r>
-        <w:t xml:space="preserve"> </w:t>
-      </w:r>
-      <w:proofErr w:type="spellStart"/>
-      <w:r>
-        <w:t>possède</w:t>
-      </w:r>
-      <w:proofErr w:type="spellEnd"/>
-      <w:r>
-        <w:t xml:space="preserve"> </w:t>
-      </w:r>
-      <w:r>
-        <w:rPr>
-          <w:rFonts w:ascii="Consolas" w:hAnsi="Consolas"/>
-        </w:rPr>
-        <w:t>DEVICE_TYPE</w:t>
-      </w:r>
-      <w:r>
-        <w:t xml:space="preserve">, </w:t>
-      </w:r>
-      <w:r>
-        <w:rPr>
-          <w:rFonts w:ascii="Consolas" w:hAnsi="Consolas"/>
-        </w:rPr>
-        <w:t>PERIPHERAL_TYPE</w:t>
-      </w:r>
-      <w:r>
-        <w:t xml:space="preserve">, </w:t>
-      </w:r>
-      <w:r>
-        <w:rPr>
-          <w:rFonts w:ascii="Consolas" w:hAnsi="Consolas"/>
-        </w:rPr>
-        <w:t>OS_FAMILY</w:t>
-      </w:r>
-      <w:r>
-        <w:t xml:space="preserve">, </w:t>
-      </w:r>
-      <w:r>
-        <w:rPr>
-          <w:rFonts w:ascii="Consolas" w:hAnsi="Consolas"/>
-        </w:rPr>
-        <w:t>OS_VERSION</w:t>
-      </w:r>
-      <w:r>
-        <w:t>.</w:t>
-      </w:r>
-    </w:p>
-    <w:p>
-      <w:pPr>
-        <w:spacing w:after="120" w:line="300" w:lineRule="auto"/>
-        <w:jc w:val="both"/>
-        <w:rPr>
-          <w:lang w:val="fr-FR"/>
-        </w:rPr>
-      </w:pPr>
-      <w:r>
-        <w:rPr>
-          <w:lang w:val="fr-FR"/>
-        </w:rPr>
-        <w:t xml:space="preserve">Chaque site dispose en lecture des tables de l'autre via des </w:t>
-      </w:r>
-      <w:r>
-        <w:rPr>
-          <w:b/>
-          <w:lang w:val="fr-FR"/>
-        </w:rPr>
-        <w:t>vues matérialisées REFRESH ON DEMAND</w:t>
-      </w:r>
-      <w:r>
-        <w:rPr>
-          <w:lang w:val="fr-FR"/>
-        </w:rPr>
-        <w:t>. On a choisi cette option plutôt que des triggers de réplication temps réel parce que ces données changent très rarement (2-3 fois par an) : un mécanisme temps réel serait inutilement complexe et risquerait de créer des blocages cross-site.</w:t>
+        <w:t>PERIPHERAL</w:t>
+      </w:r>
+      <w:r>
+        <w:rPr>
+          <w:lang w:val="fr-FR"/>
+        </w:rPr>
+        <w:t xml:space="preserve"> dans un même cluster Oracle indexé sur </w:t>
+      </w:r>
+      <w:r>
+        <w:rPr>
+          <w:rFonts w:ascii="Consolas" w:hAnsi="Consolas"/>
+          <w:lang w:val="fr-FR"/>
+        </w:rPr>
+        <w:t>device_id</w:t>
+      </w:r>
+      <w:r>
+        <w:rPr>
+          <w:lang w:val="fr-FR"/>
+        </w:rPr>
+        <w:t>. Résultat : les lignes liées sont stockées physiquement à proximité, ce qui réduit les lectures disque sur cette jointure.</w:t>
       </w:r>
     </w:p>
     <w:p>
@@ -2575,7 +2318,7 @@
           <w:sz w:val="23"/>
           <w:lang w:val="fr-FR"/>
         </w:rPr>
-        <w:t>Tablespaces DATA + IDX par site</w:t>
+        <w:t>Schéma simplifié avec vraies FK</w:t>
       </w:r>
     </w:p>
     <w:p>
@@ -2597,20 +2340,33 @@
           <w:b/>
           <w:lang w:val="fr-FR"/>
         </w:rPr>
-        <w:t>P1 et P6</w:t>
-      </w:r>
-      <w:r>
-        <w:rPr>
-          <w:lang w:val="fr-FR"/>
-        </w:rPr>
-        <w:t>. Chaque site a deux tablespaces : un pour les données (</w:t>
-      </w:r>
-      <w:r>
-        <w:rPr>
-          <w:rFonts w:ascii="Consolas" w:hAnsi="Consolas"/>
-          <w:lang w:val="fr-FR"/>
-        </w:rPr>
-        <w:t>DATA_CERGY</w:t>
+        <w:t>P2, P3 et P4</w:t>
+      </w:r>
+      <w:r>
+        <w:rPr>
+          <w:lang w:val="fr-FR"/>
+        </w:rPr>
+        <w:t xml:space="preserve">. Notre schéma à 13 tables n'utilise que des relations classiques : chaque colonne qui pointe vers une autre table est déclarée comme </w:t>
+      </w:r>
+      <w:r>
+        <w:rPr>
+          <w:rFonts w:ascii="Consolas" w:hAnsi="Consolas"/>
+          <w:lang w:val="fr-FR"/>
+        </w:rPr>
+        <w:t>FOREIGN KEY</w:t>
+      </w:r>
+      <w:r>
+        <w:rPr>
+          <w:lang w:val="fr-FR"/>
+        </w:rPr>
+        <w:t>. Les valeurs des colonnes de statut (</w:t>
+      </w:r>
+      <w:r>
+        <w:rPr>
+          <w:rFonts w:ascii="Consolas" w:hAnsi="Consolas"/>
+          <w:lang w:val="fr-FR"/>
+        </w:rPr>
+        <w:t>device_status</w:t>
       </w:r>
       <w:r>
         <w:rPr>
@@ -2623,39 +2379,80 @@
           <w:rFonts w:ascii="Consolas" w:hAnsi="Consolas"/>
           <w:lang w:val="fr-FR"/>
         </w:rPr>
-        <w:t>DATA_PAU</w:t>
-      </w:r>
-      <w:r>
-        <w:rPr>
-          <w:lang w:val="fr-FR"/>
-        </w:rPr>
-        <w:t>) et un pour les index (</w:t>
-      </w:r>
-      <w:r>
-        <w:rPr>
-          <w:rFonts w:ascii="Consolas" w:hAnsi="Consolas"/>
-          <w:lang w:val="fr-FR"/>
-        </w:rPr>
-        <w:t>IDX_CERGY</w:t>
-      </w:r>
-      <w:r>
-        <w:rPr>
-          <w:lang w:val="fr-FR"/>
-        </w:rPr>
-        <w:t xml:space="preserve">, </w:t>
-      </w:r>
-      <w:r>
-        <w:rPr>
-          <w:rFonts w:ascii="Consolas" w:hAnsi="Consolas"/>
-          <w:lang w:val="fr-FR"/>
-        </w:rPr>
-        <w:t>IDX_PAU</w:t>
-      </w:r>
-      <w:r>
-        <w:rPr>
-          <w:lang w:val="fr-FR"/>
-        </w:rPr>
-        <w:t>). Cette séparation permet d'organiser le stockage plus proprement et de répartir les accès disque.</w:t>
+        <w:t>ticket_status</w:t>
+      </w:r>
+      <w:r>
+        <w:rPr>
+          <w:lang w:val="fr-FR"/>
+        </w:rPr>
+        <w:t xml:space="preserve">, etc.) sont contrôlées par des </w:t>
+      </w:r>
+      <w:r>
+        <w:rPr>
+          <w:rFonts w:ascii="Consolas" w:hAnsi="Consolas"/>
+          <w:lang w:val="fr-FR"/>
+        </w:rPr>
+        <w:t>CHECK IN (...)</w:t>
+      </w:r>
+      <w:r>
+        <w:rPr>
+          <w:lang w:val="fr-FR"/>
+        </w:rPr>
+        <w:t>. L'intégrité est gérée par la base, pas par l'application.</w:t>
+      </w:r>
+    </w:p>
+    <w:p>
+      <w:pPr>
+        <w:spacing w:after="120" w:line="300" w:lineRule="auto"/>
+        <w:jc w:val="both"/>
+        <w:rPr>
+          <w:lang w:val="fr-FR"/>
+        </w:rPr>
+      </w:pPr>
+      <w:r>
+        <w:rPr>
+          <w:lang w:val="fr-FR"/>
+        </w:rPr>
+        <w:t xml:space="preserve">Cas particulier : Oracle n'autorise pas de FK vers une vue matérialisée ni vers une table distante (via DB link). Pour les colonnes concernées (par exemple </w:t>
+      </w:r>
+      <w:r>
+        <w:rPr>
+          <w:rFonts w:ascii="Consolas" w:hAnsi="Consolas"/>
+          <w:lang w:val="fr-FR"/>
+        </w:rPr>
+        <w:t>site_id</w:t>
+      </w:r>
+      <w:r>
+        <w:rPr>
+          <w:lang w:val="fr-FR"/>
+        </w:rPr>
+        <w:t xml:space="preserve"> dans </w:t>
+      </w:r>
+      <w:r>
+        <w:rPr>
+          <w:rFonts w:ascii="Consolas" w:hAnsi="Consolas"/>
+          <w:lang w:val="fr-FR"/>
+        </w:rPr>
+        <w:t>MAINTENANCE_TICKET</w:t>
+      </w:r>
+      <w:r>
+        <w:rPr>
+          <w:lang w:val="fr-FR"/>
+        </w:rPr>
+        <w:t xml:space="preserve">), on compense avec des </w:t>
+      </w:r>
+      <w:r>
+        <w:rPr>
+          <w:rFonts w:ascii="Consolas" w:hAnsi="Consolas"/>
+          <w:lang w:val="fr-FR"/>
+        </w:rPr>
+        <w:t>CHECK</w:t>
+      </w:r>
+      <w:r>
+        <w:rPr>
+          <w:lang w:val="fr-FR"/>
+        </w:rPr>
+        <w:t xml:space="preserve"> et avec des procédures PL/SQL qui vérifient l'existence de la donnée avant l'insertion.</w:t>
       </w:r>
     </w:p>
     <w:p>
@@ -2673,7 +2470,7 @@
           <w:sz w:val="23"/>
           <w:lang w:val="fr-FR"/>
         </w:rPr>
-        <w:t>Cluster sur DEVICE et PERIPHERAL</w:t>
+        <w:t>Tickets centralisés sur Cergy avec procédures PL/SQL</w:t>
       </w:r>
     </w:p>
     <w:p>
@@ -2695,55 +2492,53 @@
           <w:b/>
           <w:lang w:val="fr-FR"/>
         </w:rPr>
-        <w:t>P6</w:t>
-      </w:r>
-      <w:r>
-        <w:rPr>
-          <w:lang w:val="fr-FR"/>
-        </w:rPr>
-        <w:t xml:space="preserve">. On utilise souvent la même requête : « lister un </w:t>
-      </w:r>
-      <w:proofErr w:type="spellStart"/>
-      <w:r>
-        <w:rPr>
-          <w:lang w:val="fr-FR"/>
-        </w:rPr>
-        <w:t>device</w:t>
-      </w:r>
-      <w:proofErr w:type="spellEnd"/>
-      <w:r>
-        <w:rPr>
-          <w:lang w:val="fr-FR"/>
-        </w:rPr>
-        <w:t xml:space="preserve"> et tous ses périphériques associés ». Pour accélérer ça, on a placé </w:t>
-      </w:r>
-      <w:r>
-        <w:rPr>
-          <w:rFonts w:ascii="Consolas" w:hAnsi="Consolas"/>
-          <w:lang w:val="fr-FR"/>
-        </w:rPr>
-        <w:t>DEVICE</w:t>
-      </w:r>
-      <w:r>
-        <w:rPr>
-          <w:lang w:val="fr-FR"/>
-        </w:rPr>
-        <w:t xml:space="preserve"> et </w:t>
-      </w:r>
-      <w:r>
-        <w:rPr>
-          <w:rFonts w:ascii="Consolas" w:hAnsi="Consolas"/>
-          <w:lang w:val="fr-FR"/>
-        </w:rPr>
-        <w:t>PERIPHERAL</w:t>
-      </w:r>
-      <w:r>
-        <w:rPr>
-          <w:lang w:val="fr-FR"/>
-        </w:rPr>
-        <w:t xml:space="preserve"> dans un même cluster Oracle indexé sur </w:t>
-      </w:r>
-      <w:proofErr w:type="spellStart"/>
+        <w:t>P5</w:t>
+      </w:r>
+      <w:r>
+        <w:rPr>
+          <w:lang w:val="fr-FR"/>
+        </w:rPr>
+        <w:t xml:space="preserve">. La table </w:t>
+      </w:r>
+      <w:r>
+        <w:rPr>
+          <w:rFonts w:ascii="Consolas" w:hAnsi="Consolas"/>
+          <w:lang w:val="fr-FR"/>
+        </w:rPr>
+        <w:t>MAINTENANCE_TICKET</w:t>
+      </w:r>
+      <w:r>
+        <w:rPr>
+          <w:lang w:val="fr-FR"/>
+        </w:rPr>
+        <w:t xml:space="preserve"> n'existe que sur Cergy, qui joue le rôle de site central pour la maintenance. Pau ouvre ses tickets via la procédure </w:t>
+      </w:r>
+      <w:r>
+        <w:rPr>
+          <w:rFonts w:ascii="Consolas" w:hAnsi="Consolas"/>
+          <w:lang w:val="fr-FR"/>
+        </w:rPr>
+        <w:t>PROC_OPEN_TICKET_PAU</w:t>
+      </w:r>
+      <w:r>
+        <w:rPr>
+          <w:lang w:val="fr-FR"/>
+        </w:rPr>
+        <w:t xml:space="preserve">, qui insère à distance via le DB link. Côté Cergy, </w:t>
+      </w:r>
+      <w:r>
+        <w:rPr>
+          <w:rFonts w:ascii="Consolas" w:hAnsi="Consolas"/>
+          <w:lang w:val="fr-FR"/>
+        </w:rPr>
+        <w:t>PROC_CREATE_TICKET</w:t>
+      </w:r>
+      <w:r>
+        <w:rPr>
+          <w:lang w:val="fr-FR"/>
+        </w:rPr>
+        <w:t xml:space="preserve"> vérifie d'abord que le </w:t>
+      </w:r>
       <w:r>
         <w:rPr>
           <w:rFonts w:ascii="Consolas" w:hAnsi="Consolas"/>
@@ -2751,327 +2546,6 @@
         </w:rPr>
         <w:t>device_id</w:t>
       </w:r>
-      <w:proofErr w:type="spellEnd"/>
-      <w:r>
-        <w:rPr>
-          <w:lang w:val="fr-FR"/>
-        </w:rPr>
-        <w:t>. Résultat : les lignes liées sont stockées physiquement à proximité, ce qui réduit les lectures disque sur cette jointure.</w:t>
-      </w:r>
-    </w:p>
-    <w:p>
-      <w:pPr>
-        <w:pStyle w:val="Titre3"/>
-        <w:spacing w:before="220" w:after="120"/>
-        <w:rPr>
-          <w:lang w:val="fr-FR"/>
-        </w:rPr>
-      </w:pPr>
-      <w:r>
-        <w:rPr>
-          <w:rFonts w:ascii="Arial" w:hAnsi="Arial"/>
-          <w:color w:val="2E74B5"/>
-          <w:sz w:val="23"/>
-          <w:lang w:val="fr-FR"/>
-        </w:rPr>
-        <w:t>Schéma simplifié avec vraies FK</w:t>
-      </w:r>
-    </w:p>
-    <w:p>
-      <w:pPr>
-        <w:spacing w:after="120" w:line="300" w:lineRule="auto"/>
-        <w:jc w:val="both"/>
-        <w:rPr>
-          <w:lang w:val="fr-FR"/>
-        </w:rPr>
-      </w:pPr>
-      <w:r>
-        <w:rPr>
-          <w:lang w:val="fr-FR"/>
-        </w:rPr>
-        <w:t xml:space="preserve">→ Répond à </w:t>
-      </w:r>
-      <w:r>
-        <w:rPr>
-          <w:b/>
-          <w:lang w:val="fr-FR"/>
-        </w:rPr>
-        <w:t>P2, P3 et P4</w:t>
-      </w:r>
-      <w:r>
-        <w:rPr>
-          <w:lang w:val="fr-FR"/>
-        </w:rPr>
-        <w:t xml:space="preserve">. Notre schéma à 13 tables n'utilise que des relations classiques : chaque colonne qui pointe vers une autre table est déclarée comme </w:t>
-      </w:r>
-      <w:r>
-        <w:rPr>
-          <w:rFonts w:ascii="Consolas" w:hAnsi="Consolas"/>
-          <w:lang w:val="fr-FR"/>
-        </w:rPr>
-        <w:t>FOREIGN KEY</w:t>
-      </w:r>
-      <w:r>
-        <w:rPr>
-          <w:lang w:val="fr-FR"/>
-        </w:rPr>
-        <w:t>. Les valeurs des colonnes de statut (</w:t>
-      </w:r>
-      <w:proofErr w:type="spellStart"/>
-      <w:r>
-        <w:rPr>
-          <w:rFonts w:ascii="Consolas" w:hAnsi="Consolas"/>
-          <w:lang w:val="fr-FR"/>
-        </w:rPr>
-        <w:t>device_status</w:t>
-      </w:r>
-      <w:proofErr w:type="spellEnd"/>
-      <w:r>
-        <w:rPr>
-          <w:lang w:val="fr-FR"/>
-        </w:rPr>
-        <w:t xml:space="preserve">, </w:t>
-      </w:r>
-      <w:proofErr w:type="spellStart"/>
-      <w:r>
-        <w:rPr>
-          <w:rFonts w:ascii="Consolas" w:hAnsi="Consolas"/>
-          <w:lang w:val="fr-FR"/>
-        </w:rPr>
-        <w:t>ticket_status</w:t>
-      </w:r>
-      <w:proofErr w:type="spellEnd"/>
-      <w:r>
-        <w:rPr>
-          <w:lang w:val="fr-FR"/>
-        </w:rPr>
-        <w:t xml:space="preserve">, etc.) sont contrôlées par des </w:t>
-      </w:r>
-      <w:r>
-        <w:rPr>
-          <w:rFonts w:ascii="Consolas" w:hAnsi="Consolas"/>
-          <w:lang w:val="fr-FR"/>
-        </w:rPr>
-        <w:t>CHECK IN (...)</w:t>
-      </w:r>
-      <w:r>
-        <w:rPr>
-          <w:lang w:val="fr-FR"/>
-        </w:rPr>
-        <w:t>. L'intégrité est gérée par la base, pas par l'application.</w:t>
-      </w:r>
-    </w:p>
-    <w:p>
-      <w:pPr>
-        <w:spacing w:after="120" w:line="300" w:lineRule="auto"/>
-        <w:jc w:val="both"/>
-        <w:rPr>
-          <w:lang w:val="fr-FR"/>
-        </w:rPr>
-      </w:pPr>
-      <w:r>
-        <w:rPr>
-          <w:lang w:val="fr-FR"/>
-        </w:rPr>
-        <w:t xml:space="preserve">Cas particulier : Oracle n'autorise pas de FK vers une vue matérialisée ni vers une table distante (via DB </w:t>
-      </w:r>
-      <w:proofErr w:type="spellStart"/>
-      <w:r>
-        <w:rPr>
-          <w:lang w:val="fr-FR"/>
-        </w:rPr>
-        <w:t>link</w:t>
-      </w:r>
-      <w:proofErr w:type="spellEnd"/>
-      <w:r>
-        <w:rPr>
-          <w:lang w:val="fr-FR"/>
-        </w:rPr>
-        <w:t xml:space="preserve">). Pour les colonnes concernées (par exemple </w:t>
-      </w:r>
-      <w:proofErr w:type="spellStart"/>
-      <w:r>
-        <w:rPr>
-          <w:rFonts w:ascii="Consolas" w:hAnsi="Consolas"/>
-          <w:lang w:val="fr-FR"/>
-        </w:rPr>
-        <w:t>site_id</w:t>
-      </w:r>
-      <w:proofErr w:type="spellEnd"/>
-      <w:r>
-        <w:rPr>
-          <w:lang w:val="fr-FR"/>
-        </w:rPr>
-        <w:t xml:space="preserve"> dans </w:t>
-      </w:r>
-      <w:r>
-        <w:rPr>
-          <w:rFonts w:ascii="Consolas" w:hAnsi="Consolas"/>
-          <w:lang w:val="fr-FR"/>
-        </w:rPr>
-        <w:t>MAINTENANCE_TICKET</w:t>
-      </w:r>
-      <w:r>
-        <w:rPr>
-          <w:lang w:val="fr-FR"/>
-        </w:rPr>
-        <w:t xml:space="preserve">), on compense avec des </w:t>
-      </w:r>
-      <w:r>
-        <w:rPr>
-          <w:rFonts w:ascii="Consolas" w:hAnsi="Consolas"/>
-          <w:lang w:val="fr-FR"/>
-        </w:rPr>
-        <w:t>CHECK</w:t>
-      </w:r>
-      <w:r>
-        <w:rPr>
-          <w:lang w:val="fr-FR"/>
-        </w:rPr>
-        <w:t xml:space="preserve"> et avec des procédures PL/SQL qui vérifient l'existence de la donnée avant l'insertion.</w:t>
-      </w:r>
-    </w:p>
-    <w:p>
-      <w:pPr>
-        <w:pStyle w:val="Titre3"/>
-        <w:spacing w:before="220" w:after="120"/>
-        <w:rPr>
-          <w:lang w:val="fr-FR"/>
-        </w:rPr>
-      </w:pPr>
-      <w:r>
-        <w:rPr>
-          <w:rFonts w:ascii="Arial" w:hAnsi="Arial"/>
-          <w:color w:val="2E74B5"/>
-          <w:sz w:val="23"/>
-          <w:lang w:val="fr-FR"/>
-        </w:rPr>
-        <w:t xml:space="preserve">Tickets centralisés </w:t>
-      </w:r>
-      <w:proofErr w:type="gramStart"/>
-      <w:r>
-        <w:rPr>
-          <w:rFonts w:ascii="Arial" w:hAnsi="Arial"/>
-          <w:color w:val="2E74B5"/>
-          <w:sz w:val="23"/>
-          <w:lang w:val="fr-FR"/>
-        </w:rPr>
-        <w:t>sur</w:t>
-      </w:r>
-      <w:proofErr w:type="gramEnd"/>
-      <w:r>
-        <w:rPr>
-          <w:rFonts w:ascii="Arial" w:hAnsi="Arial"/>
-          <w:color w:val="2E74B5"/>
-          <w:sz w:val="23"/>
-          <w:lang w:val="fr-FR"/>
-        </w:rPr>
-        <w:t xml:space="preserve"> Cergy avec procédures PL/SQL</w:t>
-      </w:r>
-    </w:p>
-    <w:p>
-      <w:pPr>
-        <w:spacing w:after="120" w:line="300" w:lineRule="auto"/>
-        <w:jc w:val="both"/>
-        <w:rPr>
-          <w:lang w:val="fr-FR"/>
-        </w:rPr>
-      </w:pPr>
-      <w:r>
-        <w:rPr>
-          <w:lang w:val="fr-FR"/>
-        </w:rPr>
-        <w:t xml:space="preserve">→ Répond à </w:t>
-      </w:r>
-      <w:r>
-        <w:rPr>
-          <w:b/>
-          <w:lang w:val="fr-FR"/>
-        </w:rPr>
-        <w:t>P5</w:t>
-      </w:r>
-      <w:r>
-        <w:rPr>
-          <w:lang w:val="fr-FR"/>
-        </w:rPr>
-        <w:t xml:space="preserve">. La table </w:t>
-      </w:r>
-      <w:r>
-        <w:rPr>
-          <w:rFonts w:ascii="Consolas" w:hAnsi="Consolas"/>
-          <w:lang w:val="fr-FR"/>
-        </w:rPr>
-        <w:t>MAINTENANCE_TICKET</w:t>
-      </w:r>
-      <w:r>
-        <w:rPr>
-          <w:lang w:val="fr-FR"/>
-        </w:rPr>
-        <w:t xml:space="preserve"> n'existe que </w:t>
-      </w:r>
-      <w:proofErr w:type="gramStart"/>
-      <w:r>
-        <w:rPr>
-          <w:lang w:val="fr-FR"/>
-        </w:rPr>
-        <w:t>sur</w:t>
-      </w:r>
-      <w:proofErr w:type="gramEnd"/>
-      <w:r>
-        <w:rPr>
-          <w:lang w:val="fr-FR"/>
-        </w:rPr>
-        <w:t xml:space="preserve"> Cergy, qui joue le rôle de site central pour la maintenance. Pau ouvre ses tickets via la procédure </w:t>
-      </w:r>
-      <w:r>
-        <w:rPr>
-          <w:rFonts w:ascii="Consolas" w:hAnsi="Consolas"/>
-          <w:lang w:val="fr-FR"/>
-        </w:rPr>
-        <w:t>PROC_OPEN_TICKET_PAU</w:t>
-      </w:r>
-      <w:r>
-        <w:rPr>
-          <w:lang w:val="fr-FR"/>
-        </w:rPr>
-        <w:t xml:space="preserve">, qui insère à distance via le DB </w:t>
-      </w:r>
-      <w:proofErr w:type="spellStart"/>
-      <w:r>
-        <w:rPr>
-          <w:lang w:val="fr-FR"/>
-        </w:rPr>
-        <w:t>link</w:t>
-      </w:r>
-      <w:proofErr w:type="spellEnd"/>
-      <w:r>
-        <w:rPr>
-          <w:lang w:val="fr-FR"/>
-        </w:rPr>
-        <w:t xml:space="preserve">. Côté Cergy, </w:t>
-      </w:r>
-      <w:r>
-        <w:rPr>
-          <w:rFonts w:ascii="Consolas" w:hAnsi="Consolas"/>
-          <w:lang w:val="fr-FR"/>
-        </w:rPr>
-        <w:t>PROC_CREATE_TICKET</w:t>
-      </w:r>
-      <w:r>
-        <w:rPr>
-          <w:lang w:val="fr-FR"/>
-        </w:rPr>
-        <w:t xml:space="preserve"> vérifie d'abord que le </w:t>
-      </w:r>
-      <w:proofErr w:type="spellStart"/>
-      <w:r>
-        <w:rPr>
-          <w:rFonts w:ascii="Consolas" w:hAnsi="Consolas"/>
-          <w:lang w:val="fr-FR"/>
-        </w:rPr>
-        <w:t>device_id</w:t>
-      </w:r>
-      <w:proofErr w:type="spellEnd"/>
       <w:r>
         <w:rPr>
           <w:lang w:val="fr-FR"/>
@@ -3326,7 +2800,6 @@
         </w:rPr>
         <w:t xml:space="preserve"> (présentes sur chaque site, fragmentées par </w:t>
       </w:r>
-      <w:proofErr w:type="spellStart"/>
       <w:r>
         <w:rPr>
           <w:rFonts w:ascii="Consolas" w:hAnsi="Consolas"/>
@@ -3334,7 +2807,6 @@
         </w:rPr>
         <w:t>site_id</w:t>
       </w:r>
-      <w:proofErr w:type="spellEnd"/>
       <w:r>
         <w:rPr>
           <w:lang w:val="fr-FR"/>
@@ -3439,21 +2911,7 @@
         <w:rPr>
           <w:lang w:val="fr-FR"/>
         </w:rPr>
-        <w:t xml:space="preserve"> (présente uniquement </w:t>
-      </w:r>
-      <w:proofErr w:type="gramStart"/>
-      <w:r>
-        <w:rPr>
-          <w:lang w:val="fr-FR"/>
-        </w:rPr>
-        <w:t>sur</w:t>
-      </w:r>
-      <w:proofErr w:type="gramEnd"/>
-      <w:r>
-        <w:rPr>
-          <w:lang w:val="fr-FR"/>
-        </w:rPr>
-        <w:t xml:space="preserve"> Cergy, gère le SAV des 2 sites) : </w:t>
+        <w:t xml:space="preserve"> (présente uniquement sur Cergy, gère le SAV des 2 sites) : </w:t>
       </w:r>
       <w:r>
         <w:rPr>
@@ -3498,21 +2956,7 @@
         <w:rPr>
           <w:lang w:val="fr-FR"/>
         </w:rPr>
-        <w:t xml:space="preserve">Le schéma ci-dessous résume comment les 13 tables sont distribuées entre les deux schémas Oracle et comment elles communiquent via les </w:t>
-      </w:r>
-      <w:proofErr w:type="spellStart"/>
-      <w:r>
-        <w:rPr>
-          <w:lang w:val="fr-FR"/>
-        </w:rPr>
-        <w:t>Database</w:t>
-      </w:r>
-      <w:proofErr w:type="spellEnd"/>
-      <w:r>
-        <w:rPr>
-          <w:lang w:val="fr-FR"/>
-        </w:rPr>
-        <w:t xml:space="preserve"> Links.</w:t>
+        <w:t>Le schéma ci-dessous résume comment les 13 tables sont distribuées entre les deux schémas Oracle et comment elles communiquent via les Database Links.</w:t>
       </w:r>
     </w:p>
     <w:p>
@@ -3676,58 +3120,25 @@
         </w:rPr>
         <w:t xml:space="preserve"> : Cergy contient les lignes </w:t>
       </w:r>
-      <w:proofErr w:type="spellStart"/>
-      <w:r>
-        <w:rPr>
-          <w:rFonts w:ascii="Consolas" w:hAnsi="Consolas"/>
-          <w:lang w:val="fr-FR"/>
-        </w:rPr>
-        <w:t>site_id</w:t>
-      </w:r>
-      <w:proofErr w:type="spellEnd"/>
-      <w:r>
-        <w:rPr>
-          <w:rFonts w:ascii="Consolas" w:hAnsi="Consolas"/>
-          <w:lang w:val="fr-FR"/>
-        </w:rPr>
-        <w:t xml:space="preserve"> = 1</w:t>
-      </w:r>
-      <w:r>
-        <w:rPr>
-          <w:lang w:val="fr-FR"/>
-        </w:rPr>
-        <w:t xml:space="preserve">, Pau </w:t>
-      </w:r>
-      <w:proofErr w:type="gramStart"/>
-      <w:r>
-        <w:rPr>
-          <w:lang w:val="fr-FR"/>
-        </w:rPr>
-        <w:t xml:space="preserve">les </w:t>
-      </w:r>
-      <w:proofErr w:type="spellStart"/>
-      <w:r>
-        <w:rPr>
-          <w:rFonts w:ascii="Consolas" w:hAnsi="Consolas"/>
-          <w:lang w:val="fr-FR"/>
-        </w:rPr>
-        <w:t>site</w:t>
-      </w:r>
-      <w:proofErr w:type="gramEnd"/>
-      <w:r>
-        <w:rPr>
-          <w:rFonts w:ascii="Consolas" w:hAnsi="Consolas"/>
-          <w:lang w:val="fr-FR"/>
-        </w:rPr>
-        <w:t>_id</w:t>
-      </w:r>
-      <w:proofErr w:type="spellEnd"/>
-      <w:r>
-        <w:rPr>
-          <w:rFonts w:ascii="Consolas" w:hAnsi="Consolas"/>
-          <w:lang w:val="fr-FR"/>
-        </w:rPr>
-        <w:t xml:space="preserve"> = 2</w:t>
+      <w:r>
+        <w:rPr>
+          <w:rFonts w:ascii="Consolas" w:hAnsi="Consolas"/>
+          <w:lang w:val="fr-FR"/>
+        </w:rPr>
+        <w:t>site_id = 1</w:t>
+      </w:r>
+      <w:r>
+        <w:rPr>
+          <w:lang w:val="fr-FR"/>
+        </w:rPr>
+        <w:t xml:space="preserve">, Pau les </w:t>
+      </w:r>
+      <w:r>
+        <w:rPr>
+          <w:rFonts w:ascii="Consolas" w:hAnsi="Consolas"/>
+          <w:lang w:val="fr-FR"/>
+        </w:rPr>
+        <w:t>site_id = 2</w:t>
       </w:r>
       <w:r>
         <w:rPr>
@@ -3769,21 +3180,7 @@
         <w:rPr>
           <w:lang w:val="fr-FR"/>
         </w:rPr>
-        <w:t xml:space="preserve"> est centralisée </w:t>
-      </w:r>
-      <w:proofErr w:type="gramStart"/>
-      <w:r>
-        <w:rPr>
-          <w:lang w:val="fr-FR"/>
-        </w:rPr>
-        <w:t>sur</w:t>
-      </w:r>
-      <w:proofErr w:type="gramEnd"/>
-      <w:r>
-        <w:rPr>
-          <w:lang w:val="fr-FR"/>
-        </w:rPr>
-        <w:t xml:space="preserve"> Cergy : Pau y insère à distance via </w:t>
+        <w:t xml:space="preserve"> est centralisée sur Cergy : Pau y insère à distance via </w:t>
       </w:r>
       <w:r>
         <w:rPr>
@@ -3991,97 +3388,7 @@
                 <w:sz w:val="19"/>
                 <w:lang w:val="fr-FR"/>
               </w:rPr>
-              <w:t xml:space="preserve">SITE     </w:t>
-            </w:r>
-            <w:proofErr w:type="gramStart"/>
-            <w:r>
-              <w:rPr>
-                <w:rFonts w:ascii="Consolas" w:hAnsi="Consolas"/>
-                <w:sz w:val="19"/>
-                <w:lang w:val="fr-FR"/>
-              </w:rPr>
-              <w:t xml:space="preserve">   (</w:t>
-            </w:r>
-            <w:proofErr w:type="gramEnd"/>
-            <w:r>
-              <w:rPr>
-                <w:rFonts w:ascii="Consolas" w:hAnsi="Consolas"/>
-                <w:sz w:val="19"/>
-                <w:lang w:val="fr-FR"/>
-              </w:rPr>
-              <w:t xml:space="preserve">PK </w:t>
-            </w:r>
-            <w:proofErr w:type="spellStart"/>
-            <w:r>
-              <w:rPr>
-                <w:rFonts w:ascii="Consolas" w:hAnsi="Consolas"/>
-                <w:sz w:val="19"/>
-                <w:lang w:val="fr-FR"/>
-              </w:rPr>
-              <w:t>site_id</w:t>
-            </w:r>
-            <w:proofErr w:type="spellEnd"/>
-            <w:r>
-              <w:rPr>
-                <w:rFonts w:ascii="Consolas" w:hAnsi="Consolas"/>
-                <w:sz w:val="19"/>
-                <w:lang w:val="fr-FR"/>
-              </w:rPr>
-              <w:t xml:space="preserve">, UK </w:t>
-            </w:r>
-            <w:proofErr w:type="spellStart"/>
-            <w:r>
-              <w:rPr>
-                <w:rFonts w:ascii="Consolas" w:hAnsi="Consolas"/>
-                <w:sz w:val="19"/>
-                <w:lang w:val="fr-FR"/>
-              </w:rPr>
-              <w:t>site_code</w:t>
-            </w:r>
-            <w:proofErr w:type="spellEnd"/>
-            <w:r>
-              <w:rPr>
-                <w:rFonts w:ascii="Consolas" w:hAnsi="Consolas"/>
-                <w:sz w:val="19"/>
-                <w:lang w:val="fr-FR"/>
-              </w:rPr>
-              <w:t xml:space="preserve">, </w:t>
-            </w:r>
-            <w:proofErr w:type="spellStart"/>
-            <w:r>
-              <w:rPr>
-                <w:rFonts w:ascii="Consolas" w:hAnsi="Consolas"/>
-                <w:sz w:val="19"/>
-                <w:lang w:val="fr-FR"/>
-              </w:rPr>
-              <w:t>site_name</w:t>
-            </w:r>
-            <w:proofErr w:type="spellEnd"/>
-            <w:r>
-              <w:rPr>
-                <w:rFonts w:ascii="Consolas" w:hAnsi="Consolas"/>
-                <w:sz w:val="19"/>
-                <w:lang w:val="fr-FR"/>
-              </w:rPr>
-              <w:t xml:space="preserve">, city, </w:t>
-            </w:r>
-            <w:proofErr w:type="spellStart"/>
-            <w:r>
-              <w:rPr>
-                <w:rFonts w:ascii="Consolas" w:hAnsi="Consolas"/>
-                <w:sz w:val="19"/>
-                <w:lang w:val="fr-FR"/>
-              </w:rPr>
-              <w:t>is_active</w:t>
-            </w:r>
-            <w:proofErr w:type="spellEnd"/>
-            <w:r>
-              <w:rPr>
-                <w:rFonts w:ascii="Consolas" w:hAnsi="Consolas"/>
-                <w:sz w:val="19"/>
-                <w:lang w:val="fr-FR"/>
-              </w:rPr>
-              <w:t>)</w:t>
+              <w:t>SITE        (PK site_id, UK site_code, site_name, city, is_active)</w:t>
             </w:r>
             <w:r>
               <w:rPr>
@@ -4095,61 +3402,7 @@
                 <w:sz w:val="19"/>
                 <w:lang w:val="fr-FR"/>
               </w:rPr>
-              <w:t xml:space="preserve">PERSON_ROLE (PK </w:t>
-            </w:r>
-            <w:proofErr w:type="spellStart"/>
-            <w:r>
-              <w:rPr>
-                <w:rFonts w:ascii="Consolas" w:hAnsi="Consolas"/>
-                <w:sz w:val="19"/>
-                <w:lang w:val="fr-FR"/>
-              </w:rPr>
-              <w:t>role_id</w:t>
-            </w:r>
-            <w:proofErr w:type="spellEnd"/>
-            <w:r>
-              <w:rPr>
-                <w:rFonts w:ascii="Consolas" w:hAnsi="Consolas"/>
-                <w:sz w:val="19"/>
-                <w:lang w:val="fr-FR"/>
-              </w:rPr>
-              <w:t xml:space="preserve">, UK </w:t>
-            </w:r>
-            <w:proofErr w:type="spellStart"/>
-            <w:r>
-              <w:rPr>
-                <w:rFonts w:ascii="Consolas" w:hAnsi="Consolas"/>
-                <w:sz w:val="19"/>
-                <w:lang w:val="fr-FR"/>
-              </w:rPr>
-              <w:t>role_code</w:t>
-            </w:r>
-            <w:proofErr w:type="spellEnd"/>
-            <w:r>
-              <w:rPr>
-                <w:rFonts w:ascii="Consolas" w:hAnsi="Consolas"/>
-                <w:sz w:val="19"/>
-                <w:lang w:val="fr-FR"/>
-              </w:rPr>
-              <w:t xml:space="preserve">, </w:t>
-            </w:r>
-            <w:proofErr w:type="spellStart"/>
-            <w:r>
-              <w:rPr>
-                <w:rFonts w:ascii="Consolas" w:hAnsi="Consolas"/>
-                <w:sz w:val="19"/>
-                <w:lang w:val="fr-FR"/>
-              </w:rPr>
-              <w:t>role_label</w:t>
-            </w:r>
-            <w:proofErr w:type="spellEnd"/>
-            <w:r>
-              <w:rPr>
-                <w:rFonts w:ascii="Consolas" w:hAnsi="Consolas"/>
-                <w:sz w:val="19"/>
-                <w:lang w:val="fr-FR"/>
-              </w:rPr>
-              <w:t>)</w:t>
+              <w:t>PERSON_ROLE (PK role_id, UK role_code, role_label)</w:t>
             </w:r>
           </w:p>
         </w:tc>
@@ -4209,39 +3462,7 @@
                 <w:rFonts w:ascii="Consolas" w:hAnsi="Consolas"/>
                 <w:sz w:val="19"/>
               </w:rPr>
-              <w:t xml:space="preserve">DEVICE_TYPE   </w:t>
-            </w:r>
-            <w:proofErr w:type="gramStart"/>
-            <w:r>
-              <w:rPr>
-                <w:rFonts w:ascii="Consolas" w:hAnsi="Consolas"/>
-                <w:sz w:val="19"/>
-              </w:rPr>
-              <w:t xml:space="preserve">   (</w:t>
-            </w:r>
-            <w:proofErr w:type="gramEnd"/>
-            <w:r>
-              <w:rPr>
-                <w:rFonts w:ascii="Consolas" w:hAnsi="Consolas"/>
-                <w:sz w:val="19"/>
-              </w:rPr>
-              <w:t xml:space="preserve">PK </w:t>
-            </w:r>
-            <w:proofErr w:type="spellStart"/>
-            <w:r>
-              <w:rPr>
-                <w:rFonts w:ascii="Consolas" w:hAnsi="Consolas"/>
-                <w:sz w:val="19"/>
-              </w:rPr>
-              <w:t>device_type_id</w:t>
-            </w:r>
-            <w:proofErr w:type="spellEnd"/>
-            <w:r>
-              <w:rPr>
-                <w:rFonts w:ascii="Consolas" w:hAnsi="Consolas"/>
-                <w:sz w:val="19"/>
-              </w:rPr>
-              <w:t>, UK type_code, type_label)</w:t>
+              <w:t>DEVICE_TYPE      (PK device_type_id, UK type_code, type_label)</w:t>
             </w:r>
             <w:r>
               <w:br/>
@@ -4251,23 +3472,7 @@
                 <w:rFonts w:ascii="Consolas" w:hAnsi="Consolas"/>
                 <w:sz w:val="19"/>
               </w:rPr>
-              <w:t>PERIPHERAL_</w:t>
-            </w:r>
-            <w:proofErr w:type="gramStart"/>
-            <w:r>
-              <w:rPr>
-                <w:rFonts w:ascii="Consolas" w:hAnsi="Consolas"/>
-                <w:sz w:val="19"/>
-              </w:rPr>
-              <w:t>TYPE  (</w:t>
-            </w:r>
-            <w:proofErr w:type="gramEnd"/>
-            <w:r>
-              <w:rPr>
-                <w:rFonts w:ascii="Consolas" w:hAnsi="Consolas"/>
-                <w:sz w:val="19"/>
-              </w:rPr>
-              <w:t>PK peripheral_type_id, UK type_code, type_label)</w:t>
+              <w:t>PERIPHERAL_TYPE  (PK peripheral_type_id, UK type_code, type_label)</w:t>
             </w:r>
             <w:r>
               <w:br/>
@@ -4277,23 +3482,7 @@
                 <w:rFonts w:ascii="Consolas" w:hAnsi="Consolas"/>
                 <w:sz w:val="19"/>
               </w:rPr>
-              <w:t xml:space="preserve">OS_FAMILY     </w:t>
-            </w:r>
-            <w:proofErr w:type="gramStart"/>
-            <w:r>
-              <w:rPr>
-                <w:rFonts w:ascii="Consolas" w:hAnsi="Consolas"/>
-                <w:sz w:val="19"/>
-              </w:rPr>
-              <w:t xml:space="preserve">   (</w:t>
-            </w:r>
-            <w:proofErr w:type="gramEnd"/>
-            <w:r>
-              <w:rPr>
-                <w:rFonts w:ascii="Consolas" w:hAnsi="Consolas"/>
-                <w:sz w:val="19"/>
-              </w:rPr>
-              <w:t>PK os_family_id, UK family_name)</w:t>
+              <w:t>OS_FAMILY        (PK os_family_id, UK family_name)</w:t>
             </w:r>
             <w:r>
               <w:br/>
@@ -4303,39 +3492,7 @@
                 <w:rFonts w:ascii="Consolas" w:hAnsi="Consolas"/>
                 <w:sz w:val="19"/>
               </w:rPr>
-              <w:t xml:space="preserve">OS_VERSION    </w:t>
-            </w:r>
-            <w:proofErr w:type="gramStart"/>
-            <w:r>
-              <w:rPr>
-                <w:rFonts w:ascii="Consolas" w:hAnsi="Consolas"/>
-                <w:sz w:val="19"/>
-              </w:rPr>
-              <w:t xml:space="preserve">   (</w:t>
-            </w:r>
-            <w:proofErr w:type="gramEnd"/>
-            <w:r>
-              <w:rPr>
-                <w:rFonts w:ascii="Consolas" w:hAnsi="Consolas"/>
-                <w:sz w:val="19"/>
-              </w:rPr>
-              <w:t>PK os_version_</w:t>
-            </w:r>
-            <w:proofErr w:type="gramStart"/>
-            <w:r>
-              <w:rPr>
-                <w:rFonts w:ascii="Consolas" w:hAnsi="Consolas"/>
-                <w:sz w:val="19"/>
-              </w:rPr>
-              <w:t>id, #</w:t>
-            </w:r>
-            <w:proofErr w:type="gramEnd"/>
-            <w:r>
-              <w:rPr>
-                <w:rFonts w:ascii="Consolas" w:hAnsi="Consolas"/>
-                <w:sz w:val="19"/>
-              </w:rPr>
-              <w:t xml:space="preserve"> os_family_id, version_label)</w:t>
+              <w:t>OS_VERSION       (PK os_version_id, # os_family_id, version_label)</w:t>
             </w:r>
           </w:p>
         </w:tc>
@@ -4357,27 +3514,7 @@
           <w:sz w:val="23"/>
           <w:lang w:val="fr-FR"/>
         </w:rPr>
-        <w:t xml:space="preserve">Tables locales (présentes </w:t>
-      </w:r>
-      <w:proofErr w:type="gramStart"/>
-      <w:r>
-        <w:rPr>
-          <w:rFonts w:ascii="Arial" w:hAnsi="Arial"/>
-          <w:color w:val="2E74B5"/>
-          <w:sz w:val="23"/>
-          <w:lang w:val="fr-FR"/>
-        </w:rPr>
-        <w:t>sur</w:t>
-      </w:r>
-      <w:proofErr w:type="gramEnd"/>
-      <w:r>
-        <w:rPr>
-          <w:rFonts w:ascii="Arial" w:hAnsi="Arial"/>
-          <w:color w:val="2E74B5"/>
-          <w:sz w:val="23"/>
-          <w:lang w:val="fr-FR"/>
-        </w:rPr>
-        <w:t xml:space="preserve"> Cergy et Pau)</w:t>
+        <w:t>Tables locales (présentes sur Cergy et Pau)</w:t>
       </w:r>
     </w:p>
     <w:tbl>
@@ -4409,23 +3546,7 @@
                 <w:rFonts w:ascii="Consolas" w:hAnsi="Consolas"/>
                 <w:sz w:val="19"/>
               </w:rPr>
-              <w:t xml:space="preserve">BUILDING           (PK </w:t>
-            </w:r>
-            <w:proofErr w:type="spellStart"/>
-            <w:r>
-              <w:rPr>
-                <w:rFonts w:ascii="Consolas" w:hAnsi="Consolas"/>
-                <w:sz w:val="19"/>
-              </w:rPr>
-              <w:t>building_id</w:t>
-            </w:r>
-            <w:proofErr w:type="spellEnd"/>
-            <w:r>
-              <w:rPr>
-                <w:rFonts w:ascii="Consolas" w:hAnsi="Consolas"/>
-                <w:sz w:val="19"/>
-              </w:rPr>
-              <w:t>, # site_id, building_code, building_name)</w:t>
+              <w:t>BUILDING           (PK building_id, # site_id, building_code, building_name)</w:t>
             </w:r>
             <w:r>
               <w:br/>
@@ -4548,27 +3669,7 @@
           <w:sz w:val="23"/>
           <w:lang w:val="fr-FR"/>
         </w:rPr>
-        <w:t>Table centralisée (</w:t>
-      </w:r>
-      <w:proofErr w:type="gramStart"/>
-      <w:r>
-        <w:rPr>
-          <w:rFonts w:ascii="Arial" w:hAnsi="Arial"/>
-          <w:color w:val="2E74B5"/>
-          <w:sz w:val="23"/>
-          <w:lang w:val="fr-FR"/>
-        </w:rPr>
-        <w:t>sur</w:t>
-      </w:r>
-      <w:proofErr w:type="gramEnd"/>
-      <w:r>
-        <w:rPr>
-          <w:rFonts w:ascii="Arial" w:hAnsi="Arial"/>
-          <w:color w:val="2E74B5"/>
-          <w:sz w:val="23"/>
-          <w:lang w:val="fr-FR"/>
-        </w:rPr>
-        <w:t xml:space="preserve"> Cergy uniquement)</w:t>
+        <w:t>Table centralisée (sur Cergy uniquement)</w:t>
       </w:r>
     </w:p>
     <w:tbl>
@@ -4600,55 +3701,7 @@
                 <w:rFonts w:ascii="Consolas" w:hAnsi="Consolas"/>
                 <w:sz w:val="19"/>
               </w:rPr>
-              <w:t xml:space="preserve">MAINTENANCE_TICKET (PK </w:t>
-            </w:r>
-            <w:proofErr w:type="spellStart"/>
-            <w:r>
-              <w:rPr>
-                <w:rFonts w:ascii="Consolas" w:hAnsi="Consolas"/>
-                <w:sz w:val="19"/>
-              </w:rPr>
-              <w:t>ticket_</w:t>
-            </w:r>
-            <w:proofErr w:type="gramStart"/>
-            <w:r>
-              <w:rPr>
-                <w:rFonts w:ascii="Consolas" w:hAnsi="Consolas"/>
-                <w:sz w:val="19"/>
-              </w:rPr>
-              <w:t>id</w:t>
-            </w:r>
-            <w:proofErr w:type="spellEnd"/>
-            <w:r>
-              <w:rPr>
-                <w:rFonts w:ascii="Consolas" w:hAnsi="Consolas"/>
-                <w:sz w:val="19"/>
-              </w:rPr>
-              <w:t>, #</w:t>
-            </w:r>
-            <w:proofErr w:type="gramEnd"/>
-            <w:r>
-              <w:rPr>
-                <w:rFonts w:ascii="Consolas" w:hAnsi="Consolas"/>
-                <w:sz w:val="19"/>
-              </w:rPr>
-              <w:t xml:space="preserve"> opened_by_person_</w:t>
-            </w:r>
-            <w:proofErr w:type="gramStart"/>
-            <w:r>
-              <w:rPr>
-                <w:rFonts w:ascii="Consolas" w:hAnsi="Consolas"/>
-                <w:sz w:val="19"/>
-              </w:rPr>
-              <w:t>id, #</w:t>
-            </w:r>
-            <w:proofErr w:type="gramEnd"/>
-            <w:r>
-              <w:rPr>
-                <w:rFonts w:ascii="Consolas" w:hAnsi="Consolas"/>
-                <w:sz w:val="19"/>
-              </w:rPr>
-              <w:t xml:space="preserve"> technician_id,</w:t>
+              <w:t>MAINTENANCE_TICKET (PK ticket_id, # opened_by_person_id, # technician_id,</w:t>
             </w:r>
             <w:r>
               <w:br/>
@@ -4752,7 +3805,6 @@
         </w:rPr>
         <w:t xml:space="preserve">, les colonnes </w:t>
       </w:r>
-      <w:proofErr w:type="spellStart"/>
       <w:r>
         <w:rPr>
           <w:rFonts w:ascii="Consolas" w:hAnsi="Consolas"/>
@@ -4760,14 +3812,12 @@
         </w:rPr>
         <w:t>site_id</w:t>
       </w:r>
-      <w:proofErr w:type="spellEnd"/>
       <w:r>
         <w:rPr>
           <w:lang w:val="fr-FR"/>
         </w:rPr>
         <w:t xml:space="preserve"> et </w:t>
       </w:r>
-      <w:proofErr w:type="spellStart"/>
       <w:r>
         <w:rPr>
           <w:rFonts w:ascii="Consolas" w:hAnsi="Consolas"/>
@@ -4775,7 +3825,6 @@
         </w:rPr>
         <w:t>device_id</w:t>
       </w:r>
-      <w:proofErr w:type="spellEnd"/>
       <w:r>
         <w:rPr>
           <w:lang w:val="fr-FR"/>
@@ -4793,21 +3842,7 @@
         <w:rPr>
           <w:lang w:val="fr-FR"/>
         </w:rPr>
-        <w:t xml:space="preserve"> parce qu'elles peuvent référencer une donnée Pau (table distante via DB </w:t>
-      </w:r>
-      <w:proofErr w:type="spellStart"/>
-      <w:r>
-        <w:rPr>
-          <w:lang w:val="fr-FR"/>
-        </w:rPr>
-        <w:t>link</w:t>
-      </w:r>
-      <w:proofErr w:type="spellEnd"/>
-      <w:r>
-        <w:rPr>
-          <w:lang w:val="fr-FR"/>
-        </w:rPr>
-        <w:t xml:space="preserve">, FK Oracle interdite). L'intégrité est assurée par les contraintes </w:t>
+        <w:t xml:space="preserve"> parce qu'elles peuvent référencer une donnée Pau (table distante via DB link, FK Oracle interdite). L'intégrité est assurée par les contraintes </w:t>
       </w:r>
       <w:r>
         <w:rPr>
@@ -4850,7 +3885,6 @@
         </w:rPr>
         <w:t>Les statuts (</w:t>
       </w:r>
-      <w:proofErr w:type="spellStart"/>
       <w:r>
         <w:rPr>
           <w:rFonts w:ascii="Consolas" w:hAnsi="Consolas"/>
@@ -4858,14 +3892,12 @@
         </w:rPr>
         <w:t>device_status</w:t>
       </w:r>
-      <w:proofErr w:type="spellEnd"/>
       <w:r>
         <w:rPr>
           <w:lang w:val="fr-FR"/>
         </w:rPr>
         <w:t xml:space="preserve">, </w:t>
       </w:r>
-      <w:proofErr w:type="spellStart"/>
       <w:r>
         <w:rPr>
           <w:rFonts w:ascii="Consolas" w:hAnsi="Consolas"/>
@@ -4873,14 +3905,12 @@
         </w:rPr>
         <w:t>peripheral_status</w:t>
       </w:r>
-      <w:proofErr w:type="spellEnd"/>
       <w:r>
         <w:rPr>
           <w:lang w:val="fr-FR"/>
         </w:rPr>
         <w:t xml:space="preserve">, </w:t>
       </w:r>
-      <w:proofErr w:type="spellStart"/>
       <w:r>
         <w:rPr>
           <w:rFonts w:ascii="Consolas" w:hAnsi="Consolas"/>
@@ -4888,14 +3918,12 @@
         </w:rPr>
         <w:t>ticket_status</w:t>
       </w:r>
-      <w:proofErr w:type="spellEnd"/>
       <w:r>
         <w:rPr>
           <w:lang w:val="fr-FR"/>
         </w:rPr>
         <w:t xml:space="preserve">, </w:t>
       </w:r>
-      <w:proofErr w:type="spellStart"/>
       <w:r>
         <w:rPr>
           <w:rFonts w:ascii="Consolas" w:hAnsi="Consolas"/>
@@ -4903,7 +3931,6 @@
         </w:rPr>
         <w:t>person_status</w:t>
       </w:r>
-      <w:proofErr w:type="spellEnd"/>
       <w:r>
         <w:rPr>
           <w:lang w:val="fr-FR"/>
@@ -4952,29 +3979,8 @@
         </w:rPr>
         <w:t xml:space="preserve">Notre modèle respecte la 3e forme normale (3NF) : chaque attribut non-clé dépend uniquement de la clé primaire, et il n'y a pas de dépendance transitive. </w:t>
       </w:r>
-      <w:proofErr w:type="spellStart"/>
-      <w:r>
-        <w:t>Quelques</w:t>
-      </w:r>
-      <w:proofErr w:type="spellEnd"/>
-      <w:r>
-        <w:t xml:space="preserve"> </w:t>
-      </w:r>
-      <w:proofErr w:type="spellStart"/>
-      <w:r>
-        <w:t>exemples</w:t>
-      </w:r>
-      <w:proofErr w:type="spellEnd"/>
-      <w:r>
-        <w:t xml:space="preserve"> </w:t>
-      </w:r>
-      <w:proofErr w:type="spellStart"/>
-      <w:r>
-        <w:t>concrets</w:t>
-      </w:r>
-      <w:proofErr w:type="spellEnd"/>
-      <w:r>
-        <w:t xml:space="preserve"> :</w:t>
+      <w:r>
+        <w:t>Quelques exemples concrets :</w:t>
       </w:r>
     </w:p>
     <w:p>
@@ -4990,23 +3996,7 @@
           <w:b/>
           <w:lang w:val="fr-FR"/>
         </w:rPr>
-        <w:t xml:space="preserve">Type de </w:t>
-      </w:r>
-      <w:proofErr w:type="spellStart"/>
-      <w:r>
-        <w:rPr>
-          <w:b/>
-          <w:lang w:val="fr-FR"/>
-        </w:rPr>
-        <w:t>device</w:t>
-      </w:r>
-      <w:proofErr w:type="spellEnd"/>
-      <w:r>
-        <w:rPr>
-          <w:b/>
-          <w:lang w:val="fr-FR"/>
-        </w:rPr>
-        <w:t xml:space="preserve"> séparé de DEVICE</w:t>
+        <w:t>Type de device séparé de DEVICE</w:t>
       </w:r>
       <w:r>
         <w:rPr>
@@ -5120,7 +4110,6 @@
         </w:rPr>
         <w:t xml:space="preserve"> conserve l'historique des prêts (avec </w:t>
       </w:r>
-      <w:proofErr w:type="spellStart"/>
       <w:r>
         <w:rPr>
           <w:rFonts w:ascii="Consolas" w:hAnsi="Consolas"/>
@@ -5128,14 +4117,12 @@
         </w:rPr>
         <w:t>assigned_at</w:t>
       </w:r>
-      <w:proofErr w:type="spellEnd"/>
       <w:r>
         <w:rPr>
           <w:lang w:val="fr-FR"/>
         </w:rPr>
         <w:t>/</w:t>
       </w:r>
-      <w:proofErr w:type="spellStart"/>
       <w:r>
         <w:rPr>
           <w:rFonts w:ascii="Consolas" w:hAnsi="Consolas"/>
@@ -5143,14 +4130,12 @@
         </w:rPr>
         <w:t>returned_at</w:t>
       </w:r>
-      <w:proofErr w:type="spellEnd"/>
       <w:r>
         <w:rPr>
           <w:lang w:val="fr-FR"/>
         </w:rPr>
         <w:t xml:space="preserve">), alors que </w:t>
       </w:r>
-      <w:proofErr w:type="spellStart"/>
       <w:r>
         <w:rPr>
           <w:rFonts w:ascii="Consolas" w:hAnsi="Consolas"/>
@@ -5158,7 +4143,6 @@
         </w:rPr>
         <w:t>DEVICE.assigned_person_id</w:t>
       </w:r>
-      <w:proofErr w:type="spellEnd"/>
       <w:r>
         <w:rPr>
           <w:lang w:val="fr-FR"/>
@@ -5166,23 +4150,7 @@
         <w:t xml:space="preserve"> donne juste l'affectation courante. </w:t>
       </w:r>
       <w:r>
-        <w:t xml:space="preserve">Sans </w:t>
-      </w:r>
-      <w:proofErr w:type="spellStart"/>
-      <w:r>
-        <w:t>ça</w:t>
-      </w:r>
-      <w:proofErr w:type="spellEnd"/>
-      <w:r>
-        <w:t xml:space="preserve">, on </w:t>
-      </w:r>
-      <w:proofErr w:type="spellStart"/>
-      <w:r>
-        <w:t>perd</w:t>
-      </w:r>
-      <w:proofErr w:type="spellEnd"/>
-      <w:r>
-        <w:t xml:space="preserve"> l'historique à chaque réaffectation.</w:t>
+        <w:t>Sans ça, on perd l'historique à chaque réaffectation.</w:t>
       </w:r>
     </w:p>
     <w:p>
@@ -5281,9 +4249,71 @@
           <w:sz w:val="23"/>
           <w:lang w:val="fr-FR"/>
         </w:rPr>
-        <w:t xml:space="preserve">3.1.1 </w:t>
-      </w:r>
-      <w:proofErr w:type="spellStart"/>
+        <w:t>3.1.1 Database Links bidirectionnels</w:t>
+      </w:r>
+    </w:p>
+    <w:p>
+      <w:pPr>
+        <w:spacing w:after="120" w:line="300" w:lineRule="auto"/>
+        <w:jc w:val="both"/>
+        <w:rPr>
+          <w:lang w:val="fr-FR"/>
+        </w:rPr>
+      </w:pPr>
+      <w:r>
+        <w:rPr>
+          <w:lang w:val="fr-FR"/>
+        </w:rPr>
+        <w:t xml:space="preserve">Chaque site a un Database Link qui pointe vers l'autre : </w:t>
+      </w:r>
+      <w:r>
+        <w:rPr>
+          <w:rFonts w:ascii="Consolas" w:hAnsi="Consolas"/>
+          <w:lang w:val="fr-FR"/>
+        </w:rPr>
+        <w:t>LNK_PAU</w:t>
+      </w:r>
+      <w:r>
+        <w:rPr>
+          <w:lang w:val="fr-FR"/>
+        </w:rPr>
+        <w:t xml:space="preserve"> côté Cergy, et </w:t>
+      </w:r>
+      <w:r>
+        <w:rPr>
+          <w:rFonts w:ascii="Consolas" w:hAnsi="Consolas"/>
+          <w:lang w:val="fr-FR"/>
+        </w:rPr>
+        <w:t>LNK_CERGY</w:t>
+      </w:r>
+      <w:r>
+        <w:rPr>
+          <w:lang w:val="fr-FR"/>
+        </w:rPr>
+        <w:t xml:space="preserve"> côté Pau. Un Database Link, c'est un « pont » entre deux schémas Oracle : une fois créé, on peut faire </w:t>
+      </w:r>
+      <w:r>
+        <w:rPr>
+          <w:rFonts w:ascii="Consolas" w:hAnsi="Consolas"/>
+          <w:lang w:val="fr-FR"/>
+        </w:rPr>
+        <w:t>SELECT ... FROM table@LNK_PAU</w:t>
+      </w:r>
+      <w:r>
+        <w:rPr>
+          <w:lang w:val="fr-FR"/>
+        </w:rPr>
+        <w:t xml:space="preserve"> comme si la table était locale. C'est ce qui rend possible toute la suite : MV, vues distantes, procédures cross-site.</w:t>
+      </w:r>
+    </w:p>
+    <w:p>
+      <w:pPr>
+        <w:pStyle w:val="Titre3"/>
+        <w:spacing w:before="220" w:after="120"/>
+        <w:rPr>
+          <w:lang w:val="fr-FR"/>
+        </w:rPr>
+      </w:pPr>
       <w:r>
         <w:rPr>
           <w:rFonts w:ascii="Arial" w:hAnsi="Arial"/>
@@ -5291,9 +4321,196 @@
           <w:sz w:val="23"/>
           <w:lang w:val="fr-FR"/>
         </w:rPr>
-        <w:t>Database</w:t>
-      </w:r>
-      <w:proofErr w:type="spellEnd"/>
+        <w:t>3.1.2 Vues matérialisées (REFRESH ON DEMAND)</w:t>
+      </w:r>
+    </w:p>
+    <w:p>
+      <w:pPr>
+        <w:spacing w:after="120" w:line="300" w:lineRule="auto"/>
+        <w:jc w:val="both"/>
+        <w:rPr>
+          <w:lang w:val="fr-FR"/>
+        </w:rPr>
+      </w:pPr>
+      <w:r>
+        <w:rPr>
+          <w:lang w:val="fr-FR"/>
+        </w:rPr>
+        <w:t>Une vue matérialisée stocke physiquement le résultat d'une requête sur une table distante. On l'a utilisée pour les tables de référence dont chaque site n'est pas propriétaire :</w:t>
+      </w:r>
+    </w:p>
+    <w:p>
+      <w:pPr>
+        <w:pStyle w:val="Listepuces"/>
+        <w:spacing w:after="80" w:line="300" w:lineRule="auto"/>
+        <w:rPr>
+          <w:lang w:val="fr-FR"/>
+        </w:rPr>
+      </w:pPr>
+      <w:r>
+        <w:rPr>
+          <w:b/>
+          <w:lang w:val="fr-FR"/>
+        </w:rPr>
+        <w:t xml:space="preserve">côté Cergy : </w:t>
+      </w:r>
+      <w:r>
+        <w:rPr>
+          <w:rFonts w:ascii="Consolas" w:hAnsi="Consolas"/>
+          <w:lang w:val="fr-FR"/>
+        </w:rPr>
+        <w:t>MV_SITE</w:t>
+      </w:r>
+      <w:r>
+        <w:rPr>
+          <w:lang w:val="fr-FR"/>
+        </w:rPr>
+        <w:t xml:space="preserve">, </w:t>
+      </w:r>
+      <w:r>
+        <w:rPr>
+          <w:rFonts w:ascii="Consolas" w:hAnsi="Consolas"/>
+          <w:lang w:val="fr-FR"/>
+        </w:rPr>
+        <w:t>MV_PERSON_ROLE</w:t>
+      </w:r>
+      <w:r>
+        <w:rPr>
+          <w:lang w:val="fr-FR"/>
+        </w:rPr>
+        <w:t xml:space="preserve"> (qui pointent vers Pau) ;</w:t>
+      </w:r>
+    </w:p>
+    <w:p>
+      <w:pPr>
+        <w:pStyle w:val="Listepuces"/>
+        <w:spacing w:after="80" w:line="300" w:lineRule="auto"/>
+        <w:rPr>
+          <w:lang w:val="fr-FR"/>
+        </w:rPr>
+      </w:pPr>
+      <w:r>
+        <w:rPr>
+          <w:b/>
+          <w:lang w:val="fr-FR"/>
+        </w:rPr>
+        <w:t xml:space="preserve">côté Pau : </w:t>
+      </w:r>
+      <w:r>
+        <w:rPr>
+          <w:rFonts w:ascii="Consolas" w:hAnsi="Consolas"/>
+          <w:lang w:val="fr-FR"/>
+        </w:rPr>
+        <w:t>MV_DEVICE_TYPE</w:t>
+      </w:r>
+      <w:r>
+        <w:rPr>
+          <w:lang w:val="fr-FR"/>
+        </w:rPr>
+        <w:t xml:space="preserve">, </w:t>
+      </w:r>
+      <w:r>
+        <w:rPr>
+          <w:rFonts w:ascii="Consolas" w:hAnsi="Consolas"/>
+          <w:lang w:val="fr-FR"/>
+        </w:rPr>
+        <w:t>MV_PERIPHERAL_TYPE</w:t>
+      </w:r>
+      <w:r>
+        <w:rPr>
+          <w:lang w:val="fr-FR"/>
+        </w:rPr>
+        <w:t xml:space="preserve">, </w:t>
+      </w:r>
+      <w:r>
+        <w:rPr>
+          <w:rFonts w:ascii="Consolas" w:hAnsi="Consolas"/>
+          <w:lang w:val="fr-FR"/>
+        </w:rPr>
+        <w:t>MV_OS_FAMILY</w:t>
+      </w:r>
+      <w:r>
+        <w:rPr>
+          <w:lang w:val="fr-FR"/>
+        </w:rPr>
+        <w:t xml:space="preserve">, </w:t>
+      </w:r>
+      <w:r>
+        <w:rPr>
+          <w:rFonts w:ascii="Consolas" w:hAnsi="Consolas"/>
+          <w:lang w:val="fr-FR"/>
+        </w:rPr>
+        <w:t>MV_OS_VERSION</w:t>
+      </w:r>
+      <w:r>
+        <w:rPr>
+          <w:lang w:val="fr-FR"/>
+        </w:rPr>
+        <w:t xml:space="preserve"> (qui pointent vers Cergy).</w:t>
+      </w:r>
+    </w:p>
+    <w:p>
+      <w:pPr>
+        <w:spacing w:after="120" w:line="300" w:lineRule="auto"/>
+        <w:jc w:val="both"/>
+        <w:rPr>
+          <w:lang w:val="fr-FR"/>
+        </w:rPr>
+      </w:pPr>
+      <w:r>
+        <w:rPr>
+          <w:lang w:val="fr-FR"/>
+        </w:rPr>
+        <w:t xml:space="preserve">L'option </w:t>
+      </w:r>
+      <w:r>
+        <w:rPr>
+          <w:rFonts w:ascii="Consolas" w:hAnsi="Consolas"/>
+          <w:lang w:val="fr-FR"/>
+        </w:rPr>
+        <w:t>REFRESH ON DEMAND</w:t>
+      </w:r>
+      <w:r>
+        <w:rPr>
+          <w:lang w:val="fr-FR"/>
+        </w:rPr>
+        <w:t xml:space="preserve"> veut dire que la mise à jour se déclenche manuellement, via </w:t>
+      </w:r>
+      <w:r>
+        <w:rPr>
+          <w:rFonts w:ascii="Consolas" w:hAnsi="Consolas"/>
+          <w:lang w:val="fr-FR"/>
+        </w:rPr>
+        <w:t>DBMS_MVIEW.REFRESH(...)</w:t>
+      </w:r>
+      <w:r>
+        <w:rPr>
+          <w:lang w:val="fr-FR"/>
+        </w:rPr>
+        <w:t xml:space="preserve">. On a aussi écrit une procédure </w:t>
+      </w:r>
+      <w:r>
+        <w:rPr>
+          <w:rFonts w:ascii="Consolas" w:hAnsi="Consolas"/>
+          <w:lang w:val="fr-FR"/>
+        </w:rPr>
+        <w:t>REFRESH_ALL_VIEWS</w:t>
+      </w:r>
+      <w:r>
+        <w:rPr>
+          <w:lang w:val="fr-FR"/>
+        </w:rPr>
+        <w:t xml:space="preserve"> côté Pau qui rafraîchit les 4 MV d'un coup, pour simplifier la maintenance.</w:t>
+      </w:r>
+    </w:p>
+    <w:p>
+      <w:pPr>
+        <w:pStyle w:val="Titre3"/>
+        <w:spacing w:before="220" w:after="120"/>
+        <w:rPr>
+          <w:lang w:val="fr-FR"/>
+        </w:rPr>
+      </w:pPr>
       <w:r>
         <w:rPr>
           <w:rFonts w:ascii="Arial" w:hAnsi="Arial"/>
@@ -5301,7 +4518,7 @@
           <w:sz w:val="23"/>
           <w:lang w:val="fr-FR"/>
         </w:rPr>
-        <w:t xml:space="preserve"> Links bidirectionnels</w:t>
+        <w:t>3.1.3 Vues distantes simples (non matérialisées)</w:t>
       </w:r>
     </w:p>
     <w:p>
@@ -5316,83 +4533,101 @@
         <w:rPr>
           <w:lang w:val="fr-FR"/>
         </w:rPr>
-        <w:t xml:space="preserve">Chaque site a un </w:t>
-      </w:r>
-      <w:proofErr w:type="spellStart"/>
-      <w:r>
-        <w:rPr>
-          <w:lang w:val="fr-FR"/>
-        </w:rPr>
-        <w:t>Database</w:t>
-      </w:r>
-      <w:proofErr w:type="spellEnd"/>
-      <w:r>
-        <w:rPr>
-          <w:lang w:val="fr-FR"/>
-        </w:rPr>
-        <w:t xml:space="preserve"> Link qui pointe vers l'autre : </w:t>
-      </w:r>
-      <w:r>
-        <w:rPr>
-          <w:rFonts w:ascii="Consolas" w:hAnsi="Consolas"/>
-          <w:lang w:val="fr-FR"/>
-        </w:rPr>
-        <w:t>LNK_PAU</w:t>
-      </w:r>
-      <w:r>
-        <w:rPr>
-          <w:lang w:val="fr-FR"/>
-        </w:rPr>
-        <w:t xml:space="preserve"> côté Cergy, et </w:t>
-      </w:r>
-      <w:r>
-        <w:rPr>
-          <w:rFonts w:ascii="Consolas" w:hAnsi="Consolas"/>
-          <w:lang w:val="fr-FR"/>
-        </w:rPr>
-        <w:t>LNK_CERGY</w:t>
-      </w:r>
-      <w:r>
-        <w:rPr>
-          <w:lang w:val="fr-FR"/>
-        </w:rPr>
-        <w:t xml:space="preserve"> côté Pau. Un </w:t>
-      </w:r>
-      <w:proofErr w:type="spellStart"/>
-      <w:r>
-        <w:rPr>
-          <w:lang w:val="fr-FR"/>
-        </w:rPr>
-        <w:t>Database</w:t>
-      </w:r>
-      <w:proofErr w:type="spellEnd"/>
-      <w:r>
-        <w:rPr>
-          <w:lang w:val="fr-FR"/>
-        </w:rPr>
-        <w:t xml:space="preserve"> Link, c'est un « pont » entre deux schémas Oracle : une fois créé, on peut faire </w:t>
-      </w:r>
-      <w:r>
-        <w:rPr>
-          <w:rFonts w:ascii="Consolas" w:hAnsi="Consolas"/>
-          <w:lang w:val="fr-FR"/>
-        </w:rPr>
-        <w:t xml:space="preserve">SELECT ... FROM </w:t>
-      </w:r>
-      <w:proofErr w:type="spellStart"/>
-      <w:r>
-        <w:rPr>
-          <w:rFonts w:ascii="Consolas" w:hAnsi="Consolas"/>
-          <w:lang w:val="fr-FR"/>
-        </w:rPr>
-        <w:t>table@LNK_PAU</w:t>
-      </w:r>
-      <w:proofErr w:type="spellEnd"/>
-      <w:r>
-        <w:rPr>
-          <w:lang w:val="fr-FR"/>
-        </w:rPr>
-        <w:t xml:space="preserve"> comme si la table était locale. C'est ce qui rend possible toute la suite : MV, vues distantes, procédures cross-site.</w:t>
+        <w:t>Quand on veut juste consulter une donnée distante en temps réel, sans stocker localement, on utilise une vue classique posée sur la table distante :</w:t>
+      </w:r>
+    </w:p>
+    <w:p>
+      <w:pPr>
+        <w:pStyle w:val="Listepuces"/>
+        <w:spacing w:after="80" w:line="300" w:lineRule="auto"/>
+        <w:rPr>
+          <w:lang w:val="fr-FR"/>
+        </w:rPr>
+      </w:pPr>
+      <w:r>
+        <w:rPr>
+          <w:rFonts w:ascii="Consolas" w:hAnsi="Consolas"/>
+          <w:lang w:val="fr-FR"/>
+        </w:rPr>
+        <w:t>V_PAU_DEVICE_MIN</w:t>
+      </w:r>
+      <w:r>
+        <w:rPr>
+          <w:lang w:val="fr-FR"/>
+        </w:rPr>
+        <w:t xml:space="preserve"> (côté Cergy) : liste minimale des devices de Pau ;</w:t>
+      </w:r>
+    </w:p>
+    <w:p>
+      <w:pPr>
+        <w:pStyle w:val="Listepuces"/>
+        <w:spacing w:after="80" w:line="300" w:lineRule="auto"/>
+        <w:rPr>
+          <w:lang w:val="fr-FR"/>
+        </w:rPr>
+      </w:pPr>
+      <w:r>
+        <w:rPr>
+          <w:rFonts w:ascii="Consolas" w:hAnsi="Consolas"/>
+          <w:lang w:val="fr-FR"/>
+        </w:rPr>
+        <w:t>V_CERGY_TICKET_MIN</w:t>
+      </w:r>
+      <w:r>
+        <w:rPr>
+          <w:lang w:val="fr-FR"/>
+        </w:rPr>
+        <w:t xml:space="preserve"> (côté Pau) : liste des tickets ouverts à Cergy ;</w:t>
+      </w:r>
+    </w:p>
+    <w:p>
+      <w:pPr>
+        <w:pStyle w:val="Listepuces"/>
+        <w:spacing w:after="80" w:line="300" w:lineRule="auto"/>
+        <w:rPr>
+          <w:lang w:val="fr-FR"/>
+        </w:rPr>
+      </w:pPr>
+      <w:r>
+        <w:rPr>
+          <w:rFonts w:ascii="Consolas" w:hAnsi="Consolas"/>
+          <w:lang w:val="fr-FR"/>
+        </w:rPr>
+        <w:t>V_ERROR_LOG_PAU</w:t>
+      </w:r>
+      <w:r>
+        <w:rPr>
+          <w:lang w:val="fr-FR"/>
+        </w:rPr>
+        <w:t xml:space="preserve"> et </w:t>
+      </w:r>
+      <w:r>
+        <w:rPr>
+          <w:rFonts w:ascii="Consolas" w:hAnsi="Consolas"/>
+          <w:lang w:val="fr-FR"/>
+        </w:rPr>
+        <w:t>V_ERROR_LOG_ALL</w:t>
+      </w:r>
+      <w:r>
+        <w:rPr>
+          <w:lang w:val="fr-FR"/>
+        </w:rPr>
+        <w:t xml:space="preserve"> (côté Cergy) : consultation des logs d'erreurs Pau, et union des deux sites.</w:t>
+      </w:r>
+    </w:p>
+    <w:p>
+      <w:pPr>
+        <w:spacing w:after="120" w:line="300" w:lineRule="auto"/>
+        <w:jc w:val="both"/>
+        <w:rPr>
+          <w:lang w:val="fr-FR"/>
+        </w:rPr>
+      </w:pPr>
+      <w:r>
+        <w:rPr>
+          <w:lang w:val="fr-FR"/>
+        </w:rPr>
+        <w:t>La différence avec une MV : on ne stocke rien, on relit à chaque requête. C'est moins performant mais toujours à jour, donc adapté aux données qui changent souvent (tickets, logs).</w:t>
       </w:r>
     </w:p>
     <w:p>
@@ -5410,7 +4645,7 @@
           <w:sz w:val="23"/>
           <w:lang w:val="fr-FR"/>
         </w:rPr>
-        <w:t>3.1.2 Vues matérialisées (REFRESH ON DEMAND)</w:t>
+        <w:t>3.1.4 Procédures cross-site</w:t>
       </w:r>
     </w:p>
     <w:p>
@@ -5425,7 +4660,7 @@
         <w:rPr>
           <w:lang w:val="fr-FR"/>
         </w:rPr>
-        <w:t>Une vue matérialisée stocke physiquement le résultat d'une requête sur une table distante. On l'a utilisée pour les tables de référence dont chaque site n'est pas propriétaire :</w:t>
+        <w:t>On a deux procédures qui font des opérations distribuées :</w:t>
       </w:r>
     </w:p>
     <w:p>
@@ -5436,47 +4671,32 @@
           <w:lang w:val="fr-FR"/>
         </w:rPr>
       </w:pPr>
-      <w:proofErr w:type="gramStart"/>
-      <w:r>
-        <w:rPr>
+      <w:r>
+        <w:rPr>
+          <w:rFonts w:ascii="Consolas" w:hAnsi="Consolas"/>
           <w:b/>
           <w:lang w:val="fr-FR"/>
         </w:rPr>
-        <w:t>côté</w:t>
-      </w:r>
-      <w:proofErr w:type="gramEnd"/>
-      <w:r>
-        <w:rPr>
-          <w:b/>
-          <w:lang w:val="fr-FR"/>
-        </w:rPr>
-        <w:t xml:space="preserve"> Cergy : </w:t>
-      </w:r>
-      <w:r>
-        <w:rPr>
-          <w:rFonts w:ascii="Consolas" w:hAnsi="Consolas"/>
-          <w:lang w:val="fr-FR"/>
-        </w:rPr>
-        <w:t>MV_SITE</w:t>
-      </w:r>
-      <w:r>
-        <w:rPr>
-          <w:lang w:val="fr-FR"/>
-        </w:rPr>
-        <w:t xml:space="preserve">, </w:t>
-      </w:r>
-      <w:r>
-        <w:rPr>
-          <w:rFonts w:ascii="Consolas" w:hAnsi="Consolas"/>
-          <w:lang w:val="fr-FR"/>
-        </w:rPr>
-        <w:t>MV_PERSON_ROLE</w:t>
-      </w:r>
-      <w:r>
-        <w:rPr>
-          <w:lang w:val="fr-FR"/>
-        </w:rPr>
-        <w:t xml:space="preserve"> (qui pointent vers Pau) ;</w:t>
+        <w:t>PROC_CREATE_TICKET</w:t>
+      </w:r>
+      <w:r>
+        <w:rPr>
+          <w:lang w:val="fr-FR"/>
+        </w:rPr>
+        <w:t xml:space="preserve"> (côté Cergy) : crée un ticket de maintenance après avoir vérifié que le device existe bien sur le site indiqué. Si le site est Cergy, vérification locale ; si c'est Pau, vérification via </w:t>
+      </w:r>
+      <w:r>
+        <w:rPr>
+          <w:rFonts w:ascii="Consolas" w:hAnsi="Consolas"/>
+          <w:lang w:val="fr-FR"/>
+        </w:rPr>
+        <w:t>DEVICE@LNK_PAU</w:t>
+      </w:r>
+      <w:r>
+        <w:rPr>
+          <w:lang w:val="fr-FR"/>
+        </w:rPr>
+        <w:t>.</w:t>
       </w:r>
     </w:p>
     <w:p>
@@ -5487,73 +4707,58 @@
           <w:lang w:val="fr-FR"/>
         </w:rPr>
       </w:pPr>
-      <w:proofErr w:type="gramStart"/>
-      <w:r>
-        <w:rPr>
+      <w:r>
+        <w:rPr>
+          <w:rFonts w:ascii="Consolas" w:hAnsi="Consolas"/>
           <w:b/>
           <w:lang w:val="fr-FR"/>
         </w:rPr>
-        <w:t>côté</w:t>
-      </w:r>
-      <w:proofErr w:type="gramEnd"/>
+        <w:t>PROC_OPEN_TICKET_PAU</w:t>
+      </w:r>
+      <w:r>
+        <w:rPr>
+          <w:lang w:val="fr-FR"/>
+        </w:rPr>
+        <w:t xml:space="preserve"> (côté Pau) : appelée par un manager Pau pour ouvrir un ticket. Elle vérifie d'abord que le device existe bien à Pau (localement), puis </w:t>
+      </w:r>
       <w:r>
         <w:rPr>
           <w:b/>
           <w:lang w:val="fr-FR"/>
         </w:rPr>
-        <w:t xml:space="preserve"> Pau : </w:t>
-      </w:r>
-      <w:r>
-        <w:rPr>
-          <w:rFonts w:ascii="Consolas" w:hAnsi="Consolas"/>
-          <w:lang w:val="fr-FR"/>
-        </w:rPr>
-        <w:t>MV_DEVICE_TYPE</w:t>
-      </w:r>
-      <w:r>
-        <w:rPr>
-          <w:lang w:val="fr-FR"/>
-        </w:rPr>
-        <w:t xml:space="preserve">, </w:t>
-      </w:r>
-      <w:r>
-        <w:rPr>
-          <w:rFonts w:ascii="Consolas" w:hAnsi="Consolas"/>
-          <w:lang w:val="fr-FR"/>
-        </w:rPr>
-        <w:t>MV_PERIPHERAL_TYPE</w:t>
-      </w:r>
-      <w:r>
-        <w:rPr>
-          <w:lang w:val="fr-FR"/>
-        </w:rPr>
-        <w:t xml:space="preserve">, </w:t>
-      </w:r>
-      <w:r>
-        <w:rPr>
-          <w:rFonts w:ascii="Consolas" w:hAnsi="Consolas"/>
-          <w:lang w:val="fr-FR"/>
-        </w:rPr>
-        <w:t>MV_OS_FAMILY</w:t>
-      </w:r>
-      <w:r>
-        <w:rPr>
-          <w:lang w:val="fr-FR"/>
-        </w:rPr>
-        <w:t xml:space="preserve">, </w:t>
-      </w:r>
-      <w:r>
-        <w:rPr>
-          <w:rFonts w:ascii="Consolas" w:hAnsi="Consolas"/>
-          <w:lang w:val="fr-FR"/>
-        </w:rPr>
-        <w:t>MV_OS_VERSION</w:t>
-      </w:r>
-      <w:r>
-        <w:rPr>
-          <w:lang w:val="fr-FR"/>
-        </w:rPr>
-        <w:t xml:space="preserve"> (qui pointent vers Cergy).</w:t>
+        <w:t>insère à distance</w:t>
+      </w:r>
+      <w:r>
+        <w:rPr>
+          <w:lang w:val="fr-FR"/>
+        </w:rPr>
+        <w:t xml:space="preserve"> dans </w:t>
+      </w:r>
+      <w:r>
+        <w:rPr>
+          <w:rFonts w:ascii="Consolas" w:hAnsi="Consolas"/>
+          <w:lang w:val="fr-FR"/>
+        </w:rPr>
+        <w:t>MAINTENANCE_TICKET@LNK_CERGY</w:t>
+      </w:r>
+      <w:r>
+        <w:rPr>
+          <w:lang w:val="fr-FR"/>
+        </w:rPr>
+        <w:t xml:space="preserve"> en récupérant le </w:t>
+      </w:r>
+      <w:r>
+        <w:rPr>
+          <w:rFonts w:ascii="Consolas" w:hAnsi="Consolas"/>
+          <w:lang w:val="fr-FR"/>
+        </w:rPr>
+        <w:t>NEXTVAL</w:t>
+      </w:r>
+      <w:r>
+        <w:rPr>
+          <w:lang w:val="fr-FR"/>
+        </w:rPr>
+        <w:t xml:space="preserve"> de la séquence Cergy également via le DB link.</w:t>
       </w:r>
     </w:p>
     <w:p>
@@ -5568,46 +4773,25 @@
         <w:rPr>
           <w:lang w:val="fr-FR"/>
         </w:rPr>
-        <w:t xml:space="preserve">L'option </w:t>
-      </w:r>
-      <w:r>
-        <w:rPr>
-          <w:rFonts w:ascii="Consolas" w:hAnsi="Consolas"/>
-          <w:lang w:val="fr-FR"/>
-        </w:rPr>
-        <w:t>REFRESH ON DEMAND</w:t>
-      </w:r>
-      <w:r>
-        <w:rPr>
-          <w:lang w:val="fr-FR"/>
-        </w:rPr>
-        <w:t xml:space="preserve"> veut dire que la mise à jour se déclenche manuellement, via </w:t>
-      </w:r>
-      <w:r>
-        <w:rPr>
-          <w:rFonts w:ascii="Consolas" w:hAnsi="Consolas"/>
-          <w:lang w:val="fr-FR"/>
-        </w:rPr>
-        <w:t>DBMS_MVIEW.REFRESH(...)</w:t>
-      </w:r>
-      <w:r>
-        <w:rPr>
-          <w:lang w:val="fr-FR"/>
-        </w:rPr>
-        <w:t xml:space="preserve">. On a aussi écrit une procédure </w:t>
-      </w:r>
-      <w:r>
-        <w:rPr>
-          <w:rFonts w:ascii="Consolas" w:hAnsi="Consolas"/>
-          <w:lang w:val="fr-FR"/>
-        </w:rPr>
-        <w:t>REFRESH_ALL_VIEWS</w:t>
-      </w:r>
-      <w:r>
-        <w:rPr>
-          <w:lang w:val="fr-FR"/>
-        </w:rPr>
-        <w:t xml:space="preserve"> côté Pau qui rafraîchit les 4 MV d'un coup, pour simplifier la maintenance.</w:t>
+        <w:lastRenderedPageBreak/>
+        <w:t>Ces deux procédures sont l'illustration concrète d'une transaction distribuée : on lit sur un site et on écrit sur l'autre dans la même unité logique.</w:t>
+      </w:r>
+    </w:p>
+    <w:p>
+      <w:pPr>
+        <w:pStyle w:val="Titre2"/>
+        <w:spacing w:before="280" w:after="160"/>
+        <w:rPr>
+          <w:lang w:val="fr-FR"/>
+        </w:rPr>
+      </w:pPr>
+      <w:r>
+        <w:rPr>
+          <w:rFonts w:ascii="Arial" w:hAnsi="Arial"/>
+          <w:color w:val="2E74B5"/>
+          <w:lang w:val="fr-FR"/>
+        </w:rPr>
+        <w:t>3.2 Organisation physique : tablespaces et cluster</w:t>
       </w:r>
     </w:p>
     <w:p>
@@ -5625,7 +4809,7 @@
           <w:sz w:val="23"/>
           <w:lang w:val="fr-FR"/>
         </w:rPr>
-        <w:t>3.1.3 Vues distantes simples (non matérialisées)</w:t>
+        <w:t>3.2.1 Séparation données / index</w:t>
       </w:r>
     </w:p>
     <w:p>
@@ -5640,115 +4824,85 @@
         <w:rPr>
           <w:lang w:val="fr-FR"/>
         </w:rPr>
-        <w:t>Quand on veut juste consulter une donnée distante en temps réel, sans stocker localement, on utilise une vue classique posée sur la table distante :</w:t>
-      </w:r>
-    </w:p>
-    <w:p>
-      <w:pPr>
-        <w:pStyle w:val="Listepuces"/>
-        <w:spacing w:after="80" w:line="300" w:lineRule="auto"/>
-        <w:rPr>
-          <w:lang w:val="fr-FR"/>
-        </w:rPr>
-      </w:pPr>
-      <w:r>
-        <w:rPr>
-          <w:rFonts w:ascii="Consolas" w:hAnsi="Consolas"/>
-          <w:lang w:val="fr-FR"/>
-        </w:rPr>
-        <w:t>V_PAU_DEVICE_MIN</w:t>
-      </w:r>
-      <w:r>
-        <w:rPr>
-          <w:lang w:val="fr-FR"/>
-        </w:rPr>
-        <w:t xml:space="preserve"> (côté Cergy) : liste minimale des </w:t>
-      </w:r>
-      <w:proofErr w:type="spellStart"/>
-      <w:r>
-        <w:rPr>
-          <w:lang w:val="fr-FR"/>
-        </w:rPr>
-        <w:t>devices</w:t>
-      </w:r>
-      <w:proofErr w:type="spellEnd"/>
-      <w:r>
-        <w:rPr>
-          <w:lang w:val="fr-FR"/>
-        </w:rPr>
-        <w:t xml:space="preserve"> de Pau ;</w:t>
-      </w:r>
-    </w:p>
-    <w:p>
-      <w:pPr>
-        <w:pStyle w:val="Listepuces"/>
-        <w:spacing w:after="80" w:line="300" w:lineRule="auto"/>
-        <w:rPr>
-          <w:lang w:val="fr-FR"/>
-        </w:rPr>
-      </w:pPr>
-      <w:r>
-        <w:rPr>
-          <w:rFonts w:ascii="Consolas" w:hAnsi="Consolas"/>
-          <w:lang w:val="fr-FR"/>
-        </w:rPr>
-        <w:t>V_CERGY_TICKET_MIN</w:t>
-      </w:r>
-      <w:r>
-        <w:rPr>
-          <w:lang w:val="fr-FR"/>
-        </w:rPr>
-        <w:t xml:space="preserve"> (côté Pau) : liste des tickets ouverts à Cergy ;</w:t>
-      </w:r>
-    </w:p>
-    <w:p>
-      <w:pPr>
-        <w:pStyle w:val="Listepuces"/>
-        <w:spacing w:after="80" w:line="300" w:lineRule="auto"/>
-        <w:rPr>
-          <w:lang w:val="fr-FR"/>
-        </w:rPr>
-      </w:pPr>
-      <w:r>
-        <w:rPr>
-          <w:rFonts w:ascii="Consolas" w:hAnsi="Consolas"/>
-          <w:lang w:val="fr-FR"/>
-        </w:rPr>
-        <w:t>V_ERROR_LOG_PAU</w:t>
-      </w:r>
-      <w:r>
-        <w:rPr>
-          <w:lang w:val="fr-FR"/>
-        </w:rPr>
-        <w:t xml:space="preserve"> et </w:t>
-      </w:r>
-      <w:r>
-        <w:rPr>
-          <w:rFonts w:ascii="Consolas" w:hAnsi="Consolas"/>
-          <w:lang w:val="fr-FR"/>
-        </w:rPr>
-        <w:t>V_ERROR_LOG_ALL</w:t>
-      </w:r>
-      <w:r>
-        <w:rPr>
-          <w:lang w:val="fr-FR"/>
-        </w:rPr>
-        <w:t xml:space="preserve"> (côté Cergy) : consultation des logs d'erreurs Pau, et union des deux sites.</w:t>
-      </w:r>
-    </w:p>
-    <w:p>
-      <w:pPr>
-        <w:spacing w:after="120" w:line="300" w:lineRule="auto"/>
-        <w:jc w:val="both"/>
-        <w:rPr>
-          <w:lang w:val="fr-FR"/>
-        </w:rPr>
-      </w:pPr>
-      <w:r>
-        <w:rPr>
-          <w:lang w:val="fr-FR"/>
-        </w:rPr>
-        <w:t>La différence avec une MV : on ne stocke rien, on relit à chaque requête. C'est moins performant mais toujours à jour, donc adapté aux données qui changent souvent (tickets, logs).</w:t>
+        <w:t>Chaque site dispose de deux tablespaces : un pour les données (</w:t>
+      </w:r>
+      <w:r>
+        <w:rPr>
+          <w:rFonts w:ascii="Consolas" w:hAnsi="Consolas"/>
+          <w:lang w:val="fr-FR"/>
+        </w:rPr>
+        <w:t>DATA_CERGY</w:t>
+      </w:r>
+      <w:r>
+        <w:rPr>
+          <w:lang w:val="fr-FR"/>
+        </w:rPr>
+        <w:t xml:space="preserve">, </w:t>
+      </w:r>
+      <w:r>
+        <w:rPr>
+          <w:rFonts w:ascii="Consolas" w:hAnsi="Consolas"/>
+          <w:lang w:val="fr-FR"/>
+        </w:rPr>
+        <w:t>DATA_PAU</w:t>
+      </w:r>
+      <w:r>
+        <w:rPr>
+          <w:lang w:val="fr-FR"/>
+        </w:rPr>
+        <w:t>) et un pour les index (</w:t>
+      </w:r>
+      <w:r>
+        <w:rPr>
+          <w:rFonts w:ascii="Consolas" w:hAnsi="Consolas"/>
+          <w:lang w:val="fr-FR"/>
+        </w:rPr>
+        <w:t>IDX_CERGY</w:t>
+      </w:r>
+      <w:r>
+        <w:rPr>
+          <w:lang w:val="fr-FR"/>
+        </w:rPr>
+        <w:t xml:space="preserve">, </w:t>
+      </w:r>
+      <w:r>
+        <w:rPr>
+          <w:rFonts w:ascii="Consolas" w:hAnsi="Consolas"/>
+          <w:lang w:val="fr-FR"/>
+        </w:rPr>
+        <w:t>IDX_PAU</w:t>
+      </w:r>
+      <w:r>
+        <w:rPr>
+          <w:lang w:val="fr-FR"/>
+        </w:rPr>
+        <w:t xml:space="preserve">). Toutes les </w:t>
+      </w:r>
+      <w:r>
+        <w:rPr>
+          <w:rFonts w:ascii="Consolas" w:hAnsi="Consolas"/>
+          <w:lang w:val="fr-FR"/>
+        </w:rPr>
+        <w:t>CREATE TABLE</w:t>
+      </w:r>
+      <w:r>
+        <w:rPr>
+          <w:lang w:val="fr-FR"/>
+        </w:rPr>
+        <w:t xml:space="preserve"> et toutes les </w:t>
+      </w:r>
+      <w:r>
+        <w:rPr>
+          <w:rFonts w:ascii="Consolas" w:hAnsi="Consolas"/>
+          <w:lang w:val="fr-FR"/>
+        </w:rPr>
+        <w:t>CREATE INDEX</w:t>
+      </w:r>
+      <w:r>
+        <w:rPr>
+          <w:lang w:val="fr-FR"/>
+        </w:rPr>
+        <w:t xml:space="preserve"> précisent leur tablespace cible, ce qui permet une organisation propre du stockage et une analyse plus simple de la volumétrie.</w:t>
       </w:r>
     </w:p>
     <w:p>
@@ -5766,7 +4920,7 @@
           <w:sz w:val="23"/>
           <w:lang w:val="fr-FR"/>
         </w:rPr>
-        <w:t>3.1.4 Procédures cross-site</w:t>
+        <w:t>3.2.2 Cluster DEVICE / PERIPHERAL</w:t>
       </w:r>
     </w:p>
     <w:p>
@@ -5781,147 +4935,104 @@
         <w:rPr>
           <w:lang w:val="fr-FR"/>
         </w:rPr>
-        <w:t>On a deux procédures qui font des opérations distribuées :</w:t>
+        <w:t>On a créé un cluster Oracle (</w:t>
+      </w:r>
+      <w:r>
+        <w:rPr>
+          <w:rFonts w:ascii="Consolas" w:hAnsi="Consolas"/>
+          <w:lang w:val="fr-FR"/>
+        </w:rPr>
+        <w:t>cl_device_periph</w:t>
+      </w:r>
+      <w:r>
+        <w:rPr>
+          <w:lang w:val="fr-FR"/>
+        </w:rPr>
+        <w:t xml:space="preserve"> côté Cergy, </w:t>
+      </w:r>
+      <w:r>
+        <w:rPr>
+          <w:rFonts w:ascii="Consolas" w:hAnsi="Consolas"/>
+          <w:lang w:val="fr-FR"/>
+        </w:rPr>
+        <w:t>cl_device_periph_pau</w:t>
+      </w:r>
+      <w:r>
+        <w:rPr>
+          <w:lang w:val="fr-FR"/>
+        </w:rPr>
+        <w:t xml:space="preserve"> côté Pau) qui regroupe physiquement </w:t>
+      </w:r>
+      <w:r>
+        <w:rPr>
+          <w:rFonts w:ascii="Consolas" w:hAnsi="Consolas"/>
+          <w:lang w:val="fr-FR"/>
+        </w:rPr>
+        <w:t>DEVICE</w:t>
+      </w:r>
+      <w:r>
+        <w:rPr>
+          <w:lang w:val="fr-FR"/>
+        </w:rPr>
+        <w:t xml:space="preserve"> et </w:t>
+      </w:r>
+      <w:r>
+        <w:rPr>
+          <w:rFonts w:ascii="Consolas" w:hAnsi="Consolas"/>
+          <w:lang w:val="fr-FR"/>
+        </w:rPr>
+        <w:t>PERIPHERAL</w:t>
+      </w:r>
+      <w:r>
+        <w:rPr>
+          <w:lang w:val="fr-FR"/>
+        </w:rPr>
+        <w:t xml:space="preserve">. Concrètement, Oracle stocke côte à côte les lignes qui ont la même valeur de </w:t>
+      </w:r>
+      <w:r>
+        <w:rPr>
+          <w:rFonts w:ascii="Consolas" w:hAnsi="Consolas"/>
+          <w:lang w:val="fr-FR"/>
+        </w:rPr>
+        <w:t>device_id</w:t>
+      </w:r>
+      <w:r>
+        <w:rPr>
+          <w:lang w:val="fr-FR"/>
+        </w:rPr>
+        <w:t xml:space="preserve"> : un device et tous ses périphériques se retrouvent dans les mêmes blocs disque. La jointure « lister un device et ses périphériques » devient donc beaucoup plus rapide qu'avec deux tables séparées.</w:t>
       </w:r>
     </w:p>
     <w:p>
       <w:pPr>
-        <w:pStyle w:val="Listepuces"/>
-        <w:spacing w:after="80" w:line="300" w:lineRule="auto"/>
-        <w:rPr>
-          <w:lang w:val="fr-FR"/>
-        </w:rPr>
-      </w:pPr>
-      <w:r>
-        <w:rPr>
-          <w:rFonts w:ascii="Consolas" w:hAnsi="Consolas"/>
-          <w:b/>
-          <w:lang w:val="fr-FR"/>
-        </w:rPr>
-        <w:t>PROC_CREATE_TICKET</w:t>
-      </w:r>
-      <w:r>
-        <w:rPr>
-          <w:lang w:val="fr-FR"/>
-        </w:rPr>
-        <w:t xml:space="preserve"> (côté Cergy) : crée un ticket de maintenance après avoir vérifié que le </w:t>
-      </w:r>
-      <w:proofErr w:type="spellStart"/>
-      <w:r>
-        <w:rPr>
-          <w:lang w:val="fr-FR"/>
-        </w:rPr>
-        <w:t>device</w:t>
-      </w:r>
-      <w:proofErr w:type="spellEnd"/>
-      <w:r>
-        <w:rPr>
-          <w:lang w:val="fr-FR"/>
-        </w:rPr>
-        <w:t xml:space="preserve"> existe bien sur le site indiqué. Si le site est Cergy, vérification locale ; si c'est Pau, vérification via </w:t>
-      </w:r>
-      <w:r>
-        <w:rPr>
-          <w:rFonts w:ascii="Consolas" w:hAnsi="Consolas"/>
-          <w:lang w:val="fr-FR"/>
-        </w:rPr>
-        <w:t>DEVICE@LNK_PAU</w:t>
-      </w:r>
-      <w:r>
-        <w:rPr>
-          <w:lang w:val="fr-FR"/>
-        </w:rPr>
-        <w:t>.</w:t>
+        <w:spacing w:after="120" w:line="300" w:lineRule="auto"/>
+        <w:jc w:val="both"/>
+        <w:rPr>
+          <w:lang w:val="fr-FR"/>
+        </w:rPr>
+      </w:pPr>
+      <w:r>
+        <w:rPr>
+          <w:lang w:val="fr-FR"/>
+        </w:rPr>
+        <w:t>Le cluster est obligatoirement accompagné d'un index de cluster, qui doit exister avant toute insertion. C'est ce qu'on déclare juste après le CREATE CLUSTER.</w:t>
       </w:r>
     </w:p>
     <w:p>
       <w:pPr>
-        <w:pStyle w:val="Listepuces"/>
-        <w:spacing w:after="80" w:line="300" w:lineRule="auto"/>
-        <w:rPr>
-          <w:lang w:val="fr-FR"/>
-        </w:rPr>
-      </w:pPr>
-      <w:r>
-        <w:rPr>
-          <w:rFonts w:ascii="Consolas" w:hAnsi="Consolas"/>
-          <w:b/>
-          <w:lang w:val="fr-FR"/>
-        </w:rPr>
-        <w:t>PROC_OPEN_TICKET_PAU</w:t>
-      </w:r>
-      <w:r>
-        <w:rPr>
-          <w:lang w:val="fr-FR"/>
-        </w:rPr>
-        <w:t xml:space="preserve"> (côté Pau) : appelée par un manager Pau pour ouvrir un ticket. Elle vérifie d'abord que le </w:t>
-      </w:r>
-      <w:proofErr w:type="spellStart"/>
-      <w:r>
-        <w:rPr>
-          <w:lang w:val="fr-FR"/>
-        </w:rPr>
-        <w:t>device</w:t>
-      </w:r>
-      <w:proofErr w:type="spellEnd"/>
-      <w:r>
-        <w:rPr>
-          <w:lang w:val="fr-FR"/>
-        </w:rPr>
-        <w:t xml:space="preserve"> existe bien à Pau (localement), puis </w:t>
-      </w:r>
-      <w:r>
-        <w:rPr>
-          <w:b/>
-          <w:lang w:val="fr-FR"/>
-        </w:rPr>
-        <w:t>insère à distance</w:t>
-      </w:r>
-      <w:r>
-        <w:rPr>
-          <w:lang w:val="fr-FR"/>
-        </w:rPr>
-        <w:t xml:space="preserve"> dans </w:t>
-      </w:r>
-      <w:r>
-        <w:rPr>
-          <w:rFonts w:ascii="Consolas" w:hAnsi="Consolas"/>
-          <w:lang w:val="fr-FR"/>
-        </w:rPr>
-        <w:t>MAINTENANCE_TICKET@LNK_CERGY</w:t>
-      </w:r>
-      <w:r>
-        <w:rPr>
-          <w:lang w:val="fr-FR"/>
-        </w:rPr>
-        <w:t xml:space="preserve"> en récupérant le </w:t>
-      </w:r>
-      <w:r>
-        <w:rPr>
-          <w:rFonts w:ascii="Consolas" w:hAnsi="Consolas"/>
-          <w:lang w:val="fr-FR"/>
-        </w:rPr>
-        <w:t>NEXTVAL</w:t>
-      </w:r>
-      <w:r>
-        <w:rPr>
-          <w:lang w:val="fr-FR"/>
-        </w:rPr>
-        <w:t xml:space="preserve"> de la séquence Cergy également via le DB </w:t>
-      </w:r>
-      <w:proofErr w:type="spellStart"/>
-      <w:r>
-        <w:rPr>
-          <w:lang w:val="fr-FR"/>
-        </w:rPr>
-        <w:t>link</w:t>
-      </w:r>
-      <w:proofErr w:type="spellEnd"/>
-      <w:r>
-        <w:rPr>
-          <w:lang w:val="fr-FR"/>
-        </w:rPr>
-        <w:t>.</w:t>
+        <w:pStyle w:val="Titre2"/>
+        <w:spacing w:before="280" w:after="160"/>
+        <w:rPr>
+          <w:lang w:val="fr-FR"/>
+        </w:rPr>
+      </w:pPr>
+      <w:r>
+        <w:rPr>
+          <w:rFonts w:ascii="Arial" w:hAnsi="Arial"/>
+          <w:color w:val="2E74B5"/>
+          <w:lang w:val="fr-FR"/>
+        </w:rPr>
+        <w:t>3.3 Stratégie d'indexation</w:t>
       </w:r>
     </w:p>
     <w:p>
@@ -5936,25 +5047,7 @@
         <w:rPr>
           <w:lang w:val="fr-FR"/>
         </w:rPr>
-        <w:lastRenderedPageBreak/>
-        <w:t>Ces deux procédures sont l'illustration concrète d'une transaction distribuée : on lit sur un site et on écrit sur l'autre dans la même unité logique.</w:t>
-      </w:r>
-    </w:p>
-    <w:p>
-      <w:pPr>
-        <w:pStyle w:val="Titre2"/>
-        <w:spacing w:before="280" w:after="160"/>
-        <w:rPr>
-          <w:lang w:val="fr-FR"/>
-        </w:rPr>
-      </w:pPr>
-      <w:r>
-        <w:rPr>
-          <w:rFonts w:ascii="Arial" w:hAnsi="Arial"/>
-          <w:color w:val="2E74B5"/>
-          <w:lang w:val="fr-FR"/>
-        </w:rPr>
-        <w:t>3.2 Organisation physique : tablespaces et cluster</w:t>
+        <w:t>On a deux catégories d'index, regroupées dans le script 07_indexes.sql :</w:t>
       </w:r>
     </w:p>
     <w:p>
@@ -5972,7 +5065,7 @@
           <w:sz w:val="23"/>
           <w:lang w:val="fr-FR"/>
         </w:rPr>
-        <w:t>3.2.1 Séparation données / index</w:t>
+        <w:t>3.3.1 Index sur clés étrangères (catégorie A)</w:t>
       </w:r>
     </w:p>
     <w:p>
@@ -5987,14 +5080,14 @@
         <w:rPr>
           <w:lang w:val="fr-FR"/>
         </w:rPr>
-        <w:t>Chaque site dispose de deux tablespaces : un pour les données (</w:t>
-      </w:r>
-      <w:r>
-        <w:rPr>
-          <w:rFonts w:ascii="Consolas" w:hAnsi="Consolas"/>
-          <w:lang w:val="fr-FR"/>
-        </w:rPr>
-        <w:t>DATA_CERGY</w:t>
+        <w:t xml:space="preserve">Sur Oracle, une colonne FK non indexée entraîne un verrou sur toute la table fille à chaque modification de la table mère (notion vue en CM3 sur les verrous). On indexe donc systématiquement toutes les colonnes FK qui ne le sont pas déjà par la PK : par exemple </w:t>
+      </w:r>
+      <w:r>
+        <w:rPr>
+          <w:rFonts w:ascii="Consolas" w:hAnsi="Consolas"/>
+          <w:lang w:val="fr-FR"/>
+        </w:rPr>
+        <w:t>MAINTENANCE_TICKET.opened_by_person_id</w:t>
       </w:r>
       <w:r>
         <w:rPr>
@@ -6007,20 +5100,7 @@
           <w:rFonts w:ascii="Consolas" w:hAnsi="Consolas"/>
           <w:lang w:val="fr-FR"/>
         </w:rPr>
-        <w:t>DATA_PAU</w:t>
-      </w:r>
-      <w:r>
-        <w:rPr>
-          <w:lang w:val="fr-FR"/>
-        </w:rPr>
-        <w:t>) et un pour les index (</w:t>
-      </w:r>
-      <w:r>
-        <w:rPr>
-          <w:rFonts w:ascii="Consolas" w:hAnsi="Consolas"/>
-          <w:lang w:val="fr-FR"/>
-        </w:rPr>
-        <w:t>IDX_CERGY</w:t>
+        <w:t>MAINTENANCE_TICKET.technician_id</w:t>
       </w:r>
       <w:r>
         <w:rPr>
@@ -6033,39 +5113,80 @@
           <w:rFonts w:ascii="Consolas" w:hAnsi="Consolas"/>
           <w:lang w:val="fr-FR"/>
         </w:rPr>
-        <w:t>IDX_PAU</w:t>
-      </w:r>
-      <w:r>
-        <w:rPr>
-          <w:lang w:val="fr-FR"/>
-        </w:rPr>
-        <w:t xml:space="preserve">). Toutes les </w:t>
-      </w:r>
-      <w:r>
-        <w:rPr>
-          <w:rFonts w:ascii="Consolas" w:hAnsi="Consolas"/>
-          <w:lang w:val="fr-FR"/>
-        </w:rPr>
-        <w:t>CREATE TABLE</w:t>
-      </w:r>
-      <w:r>
-        <w:rPr>
-          <w:lang w:val="fr-FR"/>
-        </w:rPr>
-        <w:t xml:space="preserve"> et toutes les </w:t>
-      </w:r>
-      <w:r>
-        <w:rPr>
-          <w:rFonts w:ascii="Consolas" w:hAnsi="Consolas"/>
-          <w:lang w:val="fr-FR"/>
-        </w:rPr>
-        <w:t>CREATE INDEX</w:t>
-      </w:r>
-      <w:r>
-        <w:rPr>
-          <w:lang w:val="fr-FR"/>
-        </w:rPr>
-        <w:t xml:space="preserve"> précisent leur tablespace cible, ce qui permet une organisation propre du stockage et une analyse plus simple de la volumétrie.</w:t>
+        <w:t>DEVICE.os_version_id</w:t>
+      </w:r>
+      <w:r>
+        <w:rPr>
+          <w:lang w:val="fr-FR"/>
+        </w:rPr>
+        <w:t xml:space="preserve">, </w:t>
+      </w:r>
+      <w:r>
+        <w:rPr>
+          <w:rFonts w:ascii="Consolas" w:hAnsi="Consolas"/>
+          <w:lang w:val="fr-FR"/>
+        </w:rPr>
+        <w:t>PERIPHERAL.room_id</w:t>
+      </w:r>
+      <w:r>
+        <w:rPr>
+          <w:lang w:val="fr-FR"/>
+        </w:rPr>
+        <w:t>, etc.</w:t>
+      </w:r>
+    </w:p>
+    <w:p>
+      <w:pPr>
+        <w:spacing w:after="120" w:line="300" w:lineRule="auto"/>
+        <w:jc w:val="both"/>
+        <w:rPr>
+          <w:lang w:val="fr-FR"/>
+        </w:rPr>
+      </w:pPr>
+      <w:r>
+        <w:rPr>
+          <w:lang w:val="fr-FR"/>
+        </w:rPr>
+        <w:t xml:space="preserve">Exception : on </w:t>
+      </w:r>
+      <w:r>
+        <w:rPr>
+          <w:b/>
+          <w:lang w:val="fr-FR"/>
+        </w:rPr>
+        <w:t>n'indexe pas</w:t>
+      </w:r>
+      <w:r>
+        <w:rPr>
+          <w:lang w:val="fr-FR"/>
+        </w:rPr>
+        <w:t xml:space="preserve"> </w:t>
+      </w:r>
+      <w:r>
+        <w:rPr>
+          <w:rFonts w:ascii="Consolas" w:hAnsi="Consolas"/>
+          <w:lang w:val="fr-FR"/>
+        </w:rPr>
+        <w:t>site_id</w:t>
+      </w:r>
+      <w:r>
+        <w:rPr>
+          <w:lang w:val="fr-FR"/>
+        </w:rPr>
+        <w:t xml:space="preserve"> seul, car la contrainte </w:t>
+      </w:r>
+      <w:r>
+        <w:rPr>
+          <w:rFonts w:ascii="Consolas" w:hAnsi="Consolas"/>
+          <w:lang w:val="fr-FR"/>
+        </w:rPr>
+        <w:t>CHECK (site_id = X)</w:t>
+      </w:r>
+      <w:r>
+        <w:rPr>
+          <w:lang w:val="fr-FR"/>
+        </w:rPr>
+        <w:t xml:space="preserve"> fait qu'il n'y a qu'une seule valeur possible par site. Un index dessus serait inutile (cardinalité = 1).</w:t>
       </w:r>
     </w:p>
     <w:p>
@@ -6083,7 +5204,7 @@
           <w:sz w:val="23"/>
           <w:lang w:val="fr-FR"/>
         </w:rPr>
-        <w:t>3.2.2 Cluster DEVICE / PERIPHERAL</w:t>
+        <w:t>3.3.2 Index métier (catégorie B)</w:t>
       </w:r>
     </w:p>
     <w:p>
@@ -6098,110 +5219,153 @@
         <w:rPr>
           <w:lang w:val="fr-FR"/>
         </w:rPr>
-        <w:t>On a créé un cluster Oracle (</w:t>
-      </w:r>
-      <w:proofErr w:type="spellStart"/>
-      <w:r>
-        <w:rPr>
-          <w:rFonts w:ascii="Consolas" w:hAnsi="Consolas"/>
-          <w:lang w:val="fr-FR"/>
-        </w:rPr>
-        <w:t>cl_device_periph</w:t>
-      </w:r>
-      <w:proofErr w:type="spellEnd"/>
-      <w:r>
-        <w:rPr>
-          <w:lang w:val="fr-FR"/>
-        </w:rPr>
-        <w:t xml:space="preserve"> côté Cergy, </w:t>
-      </w:r>
-      <w:proofErr w:type="spellStart"/>
-      <w:r>
-        <w:rPr>
-          <w:rFonts w:ascii="Consolas" w:hAnsi="Consolas"/>
-          <w:lang w:val="fr-FR"/>
-        </w:rPr>
-        <w:t>cl_device_periph_pau</w:t>
-      </w:r>
-      <w:proofErr w:type="spellEnd"/>
-      <w:r>
-        <w:rPr>
-          <w:lang w:val="fr-FR"/>
-        </w:rPr>
-        <w:t xml:space="preserve"> côté Pau) qui regroupe physiquement </w:t>
-      </w:r>
-      <w:r>
-        <w:rPr>
-          <w:rFonts w:ascii="Consolas" w:hAnsi="Consolas"/>
-          <w:lang w:val="fr-FR"/>
-        </w:rPr>
-        <w:t>DEVICE</w:t>
-      </w:r>
-      <w:r>
-        <w:rPr>
-          <w:lang w:val="fr-FR"/>
-        </w:rPr>
-        <w:t xml:space="preserve"> et </w:t>
-      </w:r>
-      <w:r>
-        <w:rPr>
-          <w:rFonts w:ascii="Consolas" w:hAnsi="Consolas"/>
-          <w:lang w:val="fr-FR"/>
-        </w:rPr>
-        <w:t>PERIPHERAL</w:t>
-      </w:r>
-      <w:r>
-        <w:rPr>
-          <w:lang w:val="fr-FR"/>
-        </w:rPr>
-        <w:t xml:space="preserve">. Concrètement, Oracle stocke côte à côte les lignes qui ont la même valeur de </w:t>
-      </w:r>
-      <w:proofErr w:type="spellStart"/>
-      <w:r>
-        <w:rPr>
-          <w:rFonts w:ascii="Consolas" w:hAnsi="Consolas"/>
-          <w:lang w:val="fr-FR"/>
-        </w:rPr>
-        <w:t>device_id</w:t>
-      </w:r>
-      <w:proofErr w:type="spellEnd"/>
-      <w:r>
-        <w:rPr>
-          <w:lang w:val="fr-FR"/>
-        </w:rPr>
-        <w:t xml:space="preserve"> : un </w:t>
-      </w:r>
-      <w:proofErr w:type="spellStart"/>
-      <w:r>
-        <w:rPr>
-          <w:lang w:val="fr-FR"/>
-        </w:rPr>
-        <w:t>device</w:t>
-      </w:r>
-      <w:proofErr w:type="spellEnd"/>
-      <w:r>
-        <w:rPr>
-          <w:lang w:val="fr-FR"/>
-        </w:rPr>
-        <w:t xml:space="preserve"> et tous ses périphériques se retrouvent dans les mêmes blocs disque. La jointure « lister un </w:t>
-      </w:r>
-      <w:proofErr w:type="spellStart"/>
-      <w:r>
-        <w:rPr>
-          <w:lang w:val="fr-FR"/>
-        </w:rPr>
-        <w:t>device</w:t>
-      </w:r>
-      <w:proofErr w:type="spellEnd"/>
-      <w:r>
-        <w:rPr>
-          <w:lang w:val="fr-FR"/>
-        </w:rPr>
-        <w:t xml:space="preserve"> et ses périphériques » devient donc beaucoup plus rapide qu'avec deux tables séparées.</w:t>
+        <w:t>Ces index ciblent des requêtes précises qu'on utilise vraiment :</w:t>
       </w:r>
     </w:p>
     <w:p>
       <w:pPr>
+        <w:pStyle w:val="Listepuces"/>
+        <w:spacing w:after="80" w:line="300" w:lineRule="auto"/>
+        <w:rPr>
+          <w:lang w:val="fr-FR"/>
+        </w:rPr>
+      </w:pPr>
+      <w:r>
+        <w:rPr>
+          <w:rFonts w:ascii="Consolas" w:hAnsi="Consolas"/>
+          <w:b/>
+          <w:lang w:val="fr-FR"/>
+        </w:rPr>
+        <w:t>IDX_TICKET_STATUS_OPEN</w:t>
+      </w:r>
+      <w:r>
+        <w:rPr>
+          <w:lang w:val="fr-FR"/>
+        </w:rPr>
+        <w:t xml:space="preserve"> : index composite (</w:t>
+      </w:r>
+      <w:r>
+        <w:rPr>
+          <w:rFonts w:ascii="Consolas" w:hAnsi="Consolas"/>
+          <w:lang w:val="fr-FR"/>
+        </w:rPr>
+        <w:t>ticket_status, opened_at</w:t>
+      </w:r>
+      <w:r>
+        <w:rPr>
+          <w:lang w:val="fr-FR"/>
+        </w:rPr>
+        <w:t xml:space="preserve">) qui sert la vue </w:t>
+      </w:r>
+      <w:r>
+        <w:rPr>
+          <w:rFonts w:ascii="Consolas" w:hAnsi="Consolas"/>
+          <w:lang w:val="fr-FR"/>
+        </w:rPr>
+        <w:t>V_ACTIVE_TICKETS</w:t>
+      </w:r>
+      <w:r>
+        <w:rPr>
+          <w:lang w:val="fr-FR"/>
+        </w:rPr>
+        <w:t xml:space="preserve"> (filtrage par statut + tri par date).</w:t>
+      </w:r>
+    </w:p>
+    <w:p>
+      <w:pPr>
+        <w:pStyle w:val="Listepuces"/>
+        <w:spacing w:after="80" w:line="300" w:lineRule="auto"/>
+        <w:rPr>
+          <w:lang w:val="fr-FR"/>
+        </w:rPr>
+      </w:pPr>
+      <w:r>
+        <w:rPr>
+          <w:rFonts w:ascii="Consolas" w:hAnsi="Consolas"/>
+          <w:b/>
+          <w:lang w:val="fr-FR"/>
+        </w:rPr>
+        <w:t>IDX_DEVICE_STATUS</w:t>
+      </w:r>
+      <w:r>
+        <w:rPr>
+          <w:lang w:val="fr-FR"/>
+        </w:rPr>
+        <w:t xml:space="preserve"> : pour les rapports « devices en réparation ou retirés ».</w:t>
+      </w:r>
+    </w:p>
+    <w:p>
+      <w:pPr>
+        <w:pStyle w:val="Listepuces"/>
+        <w:spacing w:after="80" w:line="300" w:lineRule="auto"/>
+        <w:rPr>
+          <w:lang w:val="fr-FR"/>
+        </w:rPr>
+      </w:pPr>
+      <w:r>
+        <w:rPr>
+          <w:rFonts w:ascii="Consolas" w:hAnsi="Consolas"/>
+          <w:b/>
+        </w:rPr>
+        <w:t>IDX_ASSIGN_ACTIVE</w:t>
+      </w:r>
+      <w:r>
+        <w:t xml:space="preserve"> : index fonctionnel sur </w:t>
+      </w:r>
+      <w:r>
+        <w:rPr>
+          <w:rFonts w:ascii="Consolas" w:hAnsi="Consolas"/>
+        </w:rPr>
+        <w:t>CASE WHEN returned_at IS NULL THEN device_id END</w:t>
+      </w:r>
+      <w:r>
+        <w:t xml:space="preserve">. </w:t>
+      </w:r>
+      <w:r>
+        <w:rPr>
+          <w:lang w:val="fr-FR"/>
+        </w:rPr>
+        <w:t xml:space="preserve">Comme Oracle exclut les </w:t>
+      </w:r>
+      <w:r>
+        <w:rPr>
+          <w:rFonts w:ascii="Consolas" w:hAnsi="Consolas"/>
+          <w:lang w:val="fr-FR"/>
+        </w:rPr>
+        <w:t>NULL</w:t>
+      </w:r>
+      <w:r>
+        <w:rPr>
+          <w:lang w:val="fr-FR"/>
+        </w:rPr>
+        <w:t xml:space="preserve"> des index B-tree, cet index ne contient que les affectations actives, donc il est beaucoup plus petit qu'un index plein.</w:t>
+      </w:r>
+    </w:p>
+    <w:p>
+      <w:pPr>
+        <w:pStyle w:val="Listepuces"/>
+        <w:spacing w:after="80" w:line="300" w:lineRule="auto"/>
+        <w:rPr>
+          <w:lang w:val="fr-FR"/>
+        </w:rPr>
+      </w:pPr>
+      <w:r>
+        <w:rPr>
+          <w:rFonts w:ascii="Consolas" w:hAnsi="Consolas"/>
+          <w:b/>
+          <w:lang w:val="fr-FR"/>
+        </w:rPr>
+        <w:t>IDX_PERSON_STATUS_ROLE</w:t>
+      </w:r>
+      <w:r>
+        <w:rPr>
+          <w:lang w:val="fr-FR"/>
+        </w:rPr>
+        <w:t xml:space="preserve"> : composite pour les rapports « personnes actives par rôle ».</w:t>
+      </w:r>
+    </w:p>
+    <w:p>
+      <w:pPr>
         <w:spacing w:after="120" w:line="300" w:lineRule="auto"/>
         <w:jc w:val="both"/>
         <w:rPr>
@@ -6212,7 +5376,34 @@
         <w:rPr>
           <w:lang w:val="fr-FR"/>
         </w:rPr>
-        <w:t>Le cluster est obligatoirement accompagné d'un index de cluster, qui doit exister avant toute insertion. C'est ce qu'on déclare juste après le CREATE CLUSTER.</w:t>
+        <w:lastRenderedPageBreak/>
+        <w:t xml:space="preserve">Après création, on lance </w:t>
+      </w:r>
+      <w:r>
+        <w:rPr>
+          <w:rFonts w:ascii="Consolas" w:hAnsi="Consolas"/>
+          <w:lang w:val="fr-FR"/>
+        </w:rPr>
+        <w:t>DBMS_STATS.GATHER_SCHEMA_STATS</w:t>
+      </w:r>
+      <w:r>
+        <w:rPr>
+          <w:lang w:val="fr-FR"/>
+        </w:rPr>
+        <w:t xml:space="preserve"> pour que l'optimiseur Oracle utilise réellement ces index dans ses plans d'exécution. On peut vérifier l'utilisation avec </w:t>
+      </w:r>
+      <w:r>
+        <w:rPr>
+          <w:rFonts w:ascii="Consolas" w:hAnsi="Consolas"/>
+          <w:lang w:val="fr-FR"/>
+        </w:rPr>
+        <w:t>EXPLAIN PLAN</w:t>
+      </w:r>
+      <w:r>
+        <w:rPr>
+          <w:lang w:val="fr-FR"/>
+        </w:rPr>
+        <w:t xml:space="preserve"> (analyses détaillées dans la partie tests de performance).</w:t>
       </w:r>
     </w:p>
     <w:p>
@@ -6229,22 +5420,422 @@
           <w:color w:val="2E74B5"/>
           <w:lang w:val="fr-FR"/>
         </w:rPr>
-        <w:t>3.3 Stratégie d'indexation</w:t>
+        <w:t>3.4 Utilisateurs et rôles</w:t>
       </w:r>
     </w:p>
     <w:p>
       <w:pPr>
         <w:spacing w:after="120" w:line="300" w:lineRule="auto"/>
         <w:jc w:val="both"/>
-        <w:rPr>
-          <w:lang w:val="fr-FR"/>
-        </w:rPr>
-      </w:pPr>
-      <w:r>
-        <w:rPr>
-          <w:lang w:val="fr-FR"/>
-        </w:rPr>
-        <w:t>On a deux catégories d'index, regroupées dans le script 07_indexes.sql :</w:t>
+      </w:pPr>
+      <w:r>
+        <w:rPr>
+          <w:lang w:val="fr-FR"/>
+        </w:rPr>
+        <w:t xml:space="preserve">Pour gérer les droits d'accès, on a mis en place une hiérarchie de trois rôles par site. </w:t>
+      </w:r>
+      <w:r>
+        <w:t>Chaque rôle hérite du précédent :</w:t>
+      </w:r>
+    </w:p>
+    <w:p>
+      <w:pPr>
+        <w:pStyle w:val="Listepuces"/>
+        <w:spacing w:after="80" w:line="300" w:lineRule="auto"/>
+        <w:rPr>
+          <w:lang w:val="fr-FR"/>
+        </w:rPr>
+      </w:pPr>
+      <w:r>
+        <w:rPr>
+          <w:rFonts w:ascii="Consolas" w:hAnsi="Consolas"/>
+          <w:b/>
+          <w:lang w:val="fr-FR"/>
+        </w:rPr>
+        <w:t>R_xxx_READ</w:t>
+      </w:r>
+      <w:r>
+        <w:rPr>
+          <w:lang w:val="fr-FR"/>
+        </w:rPr>
+        <w:t xml:space="preserve"> : lecture (SELECT) sur toutes les tables et vues du site, y compris les MV et vues distantes ;</w:t>
+      </w:r>
+    </w:p>
+    <w:p>
+      <w:pPr>
+        <w:pStyle w:val="Listepuces"/>
+        <w:spacing w:after="80" w:line="300" w:lineRule="auto"/>
+      </w:pPr>
+      <w:r>
+        <w:rPr>
+          <w:rFonts w:ascii="Consolas" w:hAnsi="Consolas"/>
+          <w:b/>
+          <w:lang w:val="fr-FR"/>
+        </w:rPr>
+        <w:t>R_xxx_MANAGER</w:t>
+      </w:r>
+      <w:r>
+        <w:rPr>
+          <w:lang w:val="fr-FR"/>
+        </w:rPr>
+        <w:t xml:space="preserve"> : hérite de READ + INSERT/UPDATE sur les tables métier (PERSON, DEVICE, etc.) </w:t>
+      </w:r>
+      <w:r>
+        <w:t>+ EXECUTE sur les procédures de saisie ;</w:t>
+      </w:r>
+    </w:p>
+    <w:p>
+      <w:pPr>
+        <w:pStyle w:val="Listepuces"/>
+        <w:spacing w:after="80" w:line="300" w:lineRule="auto"/>
+        <w:rPr>
+          <w:lang w:val="fr-FR"/>
+        </w:rPr>
+      </w:pPr>
+      <w:r>
+        <w:rPr>
+          <w:rFonts w:ascii="Consolas" w:hAnsi="Consolas"/>
+          <w:b/>
+          <w:lang w:val="fr-FR"/>
+        </w:rPr>
+        <w:t>R_xxx_ADMIN</w:t>
+      </w:r>
+      <w:r>
+        <w:rPr>
+          <w:lang w:val="fr-FR"/>
+        </w:rPr>
+        <w:t xml:space="preserve"> : hérite de MANAGER + DELETE et droits complets sur les tables de référence.</w:t>
+      </w:r>
+    </w:p>
+    <w:p>
+      <w:pPr>
+        <w:spacing w:after="120" w:line="300" w:lineRule="auto"/>
+        <w:jc w:val="both"/>
+        <w:rPr>
+          <w:lang w:val="fr-FR"/>
+        </w:rPr>
+      </w:pPr>
+      <w:r>
+        <w:rPr>
+          <w:lang w:val="fr-FR"/>
+        </w:rPr>
+        <w:t xml:space="preserve">On a aussi créé 6 utilisateurs de test (3 par site) pour valider concrètement que les droits sont bien restrictifs : un </w:t>
+      </w:r>
+      <w:r>
+        <w:rPr>
+          <w:rFonts w:ascii="Consolas" w:hAnsi="Consolas"/>
+          <w:lang w:val="fr-FR"/>
+        </w:rPr>
+        <w:t>U_CERGY_READ</w:t>
+      </w:r>
+      <w:r>
+        <w:rPr>
+          <w:lang w:val="fr-FR"/>
+        </w:rPr>
+        <w:t xml:space="preserve"> ne peut pas insérer, un </w:t>
+      </w:r>
+      <w:r>
+        <w:rPr>
+          <w:rFonts w:ascii="Consolas" w:hAnsi="Consolas"/>
+          <w:lang w:val="fr-FR"/>
+        </w:rPr>
+        <w:t>U_CERGY_MANAGER</w:t>
+      </w:r>
+      <w:r>
+        <w:rPr>
+          <w:lang w:val="fr-FR"/>
+        </w:rPr>
+        <w:t xml:space="preserve"> ne peut pas supprimer, etc. Cette approche par rôles est conforme à ce qui est vu en cours sur la gestion fine des accès.</w:t>
+      </w:r>
+    </w:p>
+    <w:p>
+      <w:pPr>
+        <w:pStyle w:val="Titre2"/>
+        <w:spacing w:before="280" w:after="160"/>
+        <w:rPr>
+          <w:lang w:val="fr-FR"/>
+        </w:rPr>
+      </w:pPr>
+      <w:r>
+        <w:rPr>
+          <w:rFonts w:ascii="Arial" w:hAnsi="Arial"/>
+          <w:color w:val="2E74B5"/>
+          <w:lang w:val="fr-FR"/>
+        </w:rPr>
+        <w:t>3.5 PL/SQL — Procédures principales</w:t>
+      </w:r>
+    </w:p>
+    <w:p>
+      <w:pPr>
+        <w:spacing w:after="120" w:line="300" w:lineRule="auto"/>
+        <w:jc w:val="both"/>
+        <w:rPr>
+          <w:lang w:val="fr-FR"/>
+        </w:rPr>
+      </w:pPr>
+      <w:r>
+        <w:rPr>
+          <w:lang w:val="fr-FR"/>
+        </w:rPr>
+        <w:t>En plus des deux procédures cross-site déjà décrites (3.1.4), on a :</w:t>
+      </w:r>
+    </w:p>
+    <w:p>
+      <w:pPr>
+        <w:pStyle w:val="Listepuces"/>
+        <w:spacing w:after="80" w:line="300" w:lineRule="auto"/>
+        <w:rPr>
+          <w:lang w:val="fr-FR"/>
+        </w:rPr>
+      </w:pPr>
+      <w:r>
+        <w:rPr>
+          <w:rFonts w:ascii="Consolas" w:hAnsi="Consolas"/>
+          <w:b/>
+          <w:lang w:val="fr-FR"/>
+        </w:rPr>
+        <w:t>PROC_GENERATE_DATA</w:t>
+      </w:r>
+      <w:r>
+        <w:rPr>
+          <w:lang w:val="fr-FR"/>
+        </w:rPr>
+        <w:t xml:space="preserve"> : procédure paramétrée qui insère des données aléatoires de test (personnes, devices, périphériques, tickets pour Cergy). Elle utilise </w:t>
+      </w:r>
+      <w:r>
+        <w:rPr>
+          <w:rFonts w:ascii="Consolas" w:hAnsi="Consolas"/>
+          <w:lang w:val="fr-FR"/>
+        </w:rPr>
+        <w:t>DBMS_RANDOM</w:t>
+      </w:r>
+      <w:r>
+        <w:rPr>
+          <w:lang w:val="fr-FR"/>
+        </w:rPr>
+        <w:t xml:space="preserve"> pour générer les valeurs, et chaque exécution produit un jeu de données différent. C'est cette procédure qui nous permet de faire des tests de performance représentatifs.</w:t>
+      </w:r>
+    </w:p>
+    <w:p>
+      <w:pPr>
+        <w:pStyle w:val="Listepuces"/>
+        <w:spacing w:after="80" w:line="300" w:lineRule="auto"/>
+        <w:rPr>
+          <w:lang w:val="fr-FR"/>
+        </w:rPr>
+      </w:pPr>
+      <w:r>
+        <w:rPr>
+          <w:rFonts w:ascii="Consolas" w:hAnsi="Consolas"/>
+          <w:b/>
+          <w:lang w:val="fr-FR"/>
+        </w:rPr>
+        <w:t>REFRESH_ALL_VIEWS</w:t>
+      </w:r>
+      <w:r>
+        <w:rPr>
+          <w:lang w:val="fr-FR"/>
+        </w:rPr>
+        <w:t xml:space="preserve"> (côté Pau) : rafraîchit les 4 vues matérialisées en une seule commande, via une boucle </w:t>
+      </w:r>
+      <w:r>
+        <w:rPr>
+          <w:rFonts w:ascii="Consolas" w:hAnsi="Consolas"/>
+          <w:lang w:val="fr-FR"/>
+        </w:rPr>
+        <w:t>FOR</w:t>
+      </w:r>
+      <w:r>
+        <w:rPr>
+          <w:lang w:val="fr-FR"/>
+        </w:rPr>
+        <w:t xml:space="preserve"> sur une collection de noms de MV.</w:t>
+      </w:r>
+    </w:p>
+    <w:p>
+      <w:pPr>
+        <w:pStyle w:val="Titre2"/>
+        <w:spacing w:before="280" w:after="160"/>
+        <w:rPr>
+          <w:lang w:val="fr-FR"/>
+        </w:rPr>
+      </w:pPr>
+      <w:r>
+        <w:rPr>
+          <w:rFonts w:ascii="Arial" w:hAnsi="Arial"/>
+          <w:color w:val="2E74B5"/>
+          <w:lang w:val="fr-FR"/>
+        </w:rPr>
+        <w:t>3.6 PL/SQL — Fonctions</w:t>
+      </w:r>
+    </w:p>
+    <w:p>
+      <w:pPr>
+        <w:spacing w:after="120" w:line="300" w:lineRule="auto"/>
+        <w:jc w:val="both"/>
+        <w:rPr>
+          <w:lang w:val="fr-FR"/>
+        </w:rPr>
+      </w:pPr>
+      <w:r>
+        <w:rPr>
+          <w:lang w:val="fr-FR"/>
+        </w:rPr>
+        <w:t>Trois fonctions qui simplifient l'écriture des requêtes courantes :</w:t>
+      </w:r>
+    </w:p>
+    <w:p>
+      <w:pPr>
+        <w:pStyle w:val="Listepuces"/>
+        <w:spacing w:after="80" w:line="300" w:lineRule="auto"/>
+        <w:rPr>
+          <w:lang w:val="fr-FR"/>
+        </w:rPr>
+      </w:pPr>
+      <w:r>
+        <w:rPr>
+          <w:rFonts w:ascii="Consolas" w:hAnsi="Consolas"/>
+          <w:b/>
+          <w:lang w:val="fr-FR"/>
+        </w:rPr>
+        <w:t>FCT_DEVICE_AGE(p_device_id)</w:t>
+      </w:r>
+      <w:r>
+        <w:rPr>
+          <w:lang w:val="fr-FR"/>
+        </w:rPr>
+        <w:t xml:space="preserve"> : renvoie l'âge d'un device en mois depuis sa date d'achat. Utilisable directement dans une requête : </w:t>
+      </w:r>
+      <w:r>
+        <w:rPr>
+          <w:rFonts w:ascii="Consolas" w:hAnsi="Consolas"/>
+          <w:lang w:val="fr-FR"/>
+        </w:rPr>
+        <w:t>SELECT asset_tag, FCT_DEVICE_AGE(device_id) FROM DEVICE</w:t>
+      </w:r>
+      <w:r>
+        <w:rPr>
+          <w:lang w:val="fr-FR"/>
+        </w:rPr>
+        <w:t>.</w:t>
+      </w:r>
+    </w:p>
+    <w:p>
+      <w:pPr>
+        <w:pStyle w:val="Listepuces"/>
+        <w:spacing w:after="80" w:line="300" w:lineRule="auto"/>
+        <w:rPr>
+          <w:lang w:val="fr-FR"/>
+        </w:rPr>
+      </w:pPr>
+      <w:r>
+        <w:rPr>
+          <w:rFonts w:ascii="Consolas" w:hAnsi="Consolas"/>
+          <w:b/>
+          <w:lang w:val="fr-FR"/>
+        </w:rPr>
+        <w:t>FCT_TICKET_DURATION_DAYS(p_ticket_id)</w:t>
+      </w:r>
+      <w:r>
+        <w:rPr>
+          <w:lang w:val="fr-FR"/>
+        </w:rPr>
+        <w:t xml:space="preserve"> (Cergy uniquement) : durée en jours entre l'ouverture et la clôture d'un ticket. Si le ticket est encore ouvert, renvoie la durée écoulée depuis l'ouverture.</w:t>
+      </w:r>
+    </w:p>
+    <w:p>
+      <w:pPr>
+        <w:pStyle w:val="Listepuces"/>
+        <w:spacing w:after="80" w:line="300" w:lineRule="auto"/>
+        <w:rPr>
+          <w:lang w:val="fr-FR"/>
+        </w:rPr>
+      </w:pPr>
+      <w:r>
+        <w:rPr>
+          <w:rFonts w:ascii="Consolas" w:hAnsi="Consolas"/>
+          <w:b/>
+          <w:lang w:val="fr-FR"/>
+        </w:rPr>
+        <w:t>FCT_DEVICE_HAS_ACTIVE_TICKET(p_device_id)</w:t>
+      </w:r>
+      <w:r>
+        <w:rPr>
+          <w:lang w:val="fr-FR"/>
+        </w:rPr>
+        <w:t xml:space="preserve"> (Cergy uniquement) : renvoie 1 si le device a un ticket OPEN ou IN_PROGRESS, 0 sinon. Le retour est </w:t>
+      </w:r>
+      <w:r>
+        <w:rPr>
+          <w:rFonts w:ascii="Consolas" w:hAnsi="Consolas"/>
+          <w:lang w:val="fr-FR"/>
+        </w:rPr>
+        <w:t>NUMBER</w:t>
+      </w:r>
+      <w:r>
+        <w:rPr>
+          <w:lang w:val="fr-FR"/>
+        </w:rPr>
+        <w:t xml:space="preserve"> et non </w:t>
+      </w:r>
+      <w:r>
+        <w:rPr>
+          <w:rFonts w:ascii="Consolas" w:hAnsi="Consolas"/>
+          <w:lang w:val="fr-FR"/>
+        </w:rPr>
+        <w:t>BOOLEAN</w:t>
+      </w:r>
+      <w:r>
+        <w:rPr>
+          <w:lang w:val="fr-FR"/>
+        </w:rPr>
+        <w:t xml:space="preserve"> parce qu'Oracle n'accepte pas </w:t>
+      </w:r>
+      <w:r>
+        <w:rPr>
+          <w:rFonts w:ascii="Consolas" w:hAnsi="Consolas"/>
+          <w:lang w:val="fr-FR"/>
+        </w:rPr>
+        <w:t>BOOLEAN</w:t>
+      </w:r>
+      <w:r>
+        <w:rPr>
+          <w:lang w:val="fr-FR"/>
+        </w:rPr>
+        <w:t xml:space="preserve"> dans les requêtes SQL.</w:t>
+      </w:r>
+    </w:p>
+    <w:p>
+      <w:pPr>
+        <w:pStyle w:val="Titre2"/>
+        <w:spacing w:before="280" w:after="160"/>
+        <w:rPr>
+          <w:lang w:val="fr-FR"/>
+        </w:rPr>
+      </w:pPr>
+      <w:r>
+        <w:rPr>
+          <w:rFonts w:ascii="Arial" w:hAnsi="Arial"/>
+          <w:color w:val="2E74B5"/>
+          <w:lang w:val="fr-FR"/>
+        </w:rPr>
+        <w:lastRenderedPageBreak/>
+        <w:t>3.7 PL/SQL — Triggers</w:t>
+      </w:r>
+    </w:p>
+    <w:p>
+      <w:pPr>
+        <w:spacing w:after="120" w:line="300" w:lineRule="auto"/>
+        <w:jc w:val="both"/>
+        <w:rPr>
+          <w:lang w:val="fr-FR"/>
+        </w:rPr>
+      </w:pPr>
+      <w:r>
+        <w:rPr>
+          <w:lang w:val="fr-FR"/>
+        </w:rPr>
+        <w:t>On a organisé les triggers en trois familles :</w:t>
       </w:r>
     </w:p>
     <w:p>
@@ -6262,7 +5853,7 @@
           <w:sz w:val="23"/>
           <w:lang w:val="fr-FR"/>
         </w:rPr>
-        <w:t>3.3.1 Index sur clés étrangères (catégorie A)</w:t>
+        <w:t>Famille 1 : validation des références MV</w:t>
       </w:r>
     </w:p>
     <w:p>
@@ -6277,71 +5868,107 @@
         <w:rPr>
           <w:lang w:val="fr-FR"/>
         </w:rPr>
-        <w:t xml:space="preserve">Sur Oracle, une colonne FK non indexée entraîne un verrou sur toute la table fille à chaque modification de la table mère (notion vue en CM3 sur les verrous). On indexe donc systématiquement toutes les colonnes FK qui ne le sont pas déjà par la PK : par exemple </w:t>
-      </w:r>
-      <w:proofErr w:type="spellStart"/>
-      <w:r>
-        <w:rPr>
-          <w:rFonts w:ascii="Consolas" w:hAnsi="Consolas"/>
-          <w:lang w:val="fr-FR"/>
-        </w:rPr>
-        <w:t>MAINTENANCE_TICKET.opened_by_person_id</w:t>
-      </w:r>
-      <w:proofErr w:type="spellEnd"/>
-      <w:r>
-        <w:rPr>
-          <w:lang w:val="fr-FR"/>
-        </w:rPr>
-        <w:t xml:space="preserve">, </w:t>
-      </w:r>
-      <w:proofErr w:type="spellStart"/>
-      <w:r>
-        <w:rPr>
-          <w:rFonts w:ascii="Consolas" w:hAnsi="Consolas"/>
-          <w:lang w:val="fr-FR"/>
-        </w:rPr>
-        <w:t>MAINTENANCE_TICKET.technician_id</w:t>
-      </w:r>
-      <w:proofErr w:type="spellEnd"/>
-      <w:r>
-        <w:rPr>
-          <w:lang w:val="fr-FR"/>
-        </w:rPr>
-        <w:t xml:space="preserve">, </w:t>
-      </w:r>
-      <w:proofErr w:type="spellStart"/>
-      <w:r>
-        <w:rPr>
-          <w:rFonts w:ascii="Consolas" w:hAnsi="Consolas"/>
-          <w:lang w:val="fr-FR"/>
-        </w:rPr>
-        <w:t>DEVICE.os_version_id</w:t>
-      </w:r>
-      <w:proofErr w:type="spellEnd"/>
-      <w:r>
-        <w:rPr>
-          <w:lang w:val="fr-FR"/>
-        </w:rPr>
-        <w:t xml:space="preserve">, </w:t>
-      </w:r>
-      <w:proofErr w:type="spellStart"/>
-      <w:r>
-        <w:rPr>
-          <w:rFonts w:ascii="Consolas" w:hAnsi="Consolas"/>
-          <w:lang w:val="fr-FR"/>
-        </w:rPr>
-        <w:t>PERIPHERAL.room_id</w:t>
-      </w:r>
-      <w:proofErr w:type="spellEnd"/>
-      <w:r>
-        <w:rPr>
-          <w:lang w:val="fr-FR"/>
-        </w:rPr>
-        <w:t>, etc.</w:t>
+        <w:t>Comme Oracle interdit les FK vers une vue matérialisée, ces triggers compensent en vérifiant manuellement que la valeur insérée existe bien dans la MV correspondante :</w:t>
       </w:r>
     </w:p>
     <w:p>
       <w:pPr>
+        <w:pStyle w:val="Listepuces"/>
+        <w:spacing w:after="80" w:line="300" w:lineRule="auto"/>
+        <w:rPr>
+          <w:lang w:val="fr-FR"/>
+        </w:rPr>
+      </w:pPr>
+      <w:r>
+        <w:rPr>
+          <w:rFonts w:ascii="Consolas" w:hAnsi="Consolas"/>
+          <w:lang w:val="fr-FR"/>
+        </w:rPr>
+        <w:t>TRG_VALIDATE_ROLE_CERGY</w:t>
+      </w:r>
+      <w:r>
+        <w:rPr>
+          <w:lang w:val="fr-FR"/>
+        </w:rPr>
+        <w:t xml:space="preserve"> : vérifie que </w:t>
+      </w:r>
+      <w:r>
+        <w:rPr>
+          <w:rFonts w:ascii="Consolas" w:hAnsi="Consolas"/>
+          <w:lang w:val="fr-FR"/>
+        </w:rPr>
+        <w:t>PERSON.role_id</w:t>
+      </w:r>
+      <w:r>
+        <w:rPr>
+          <w:lang w:val="fr-FR"/>
+        </w:rPr>
+        <w:t xml:space="preserve"> existe bien dans </w:t>
+      </w:r>
+      <w:r>
+        <w:rPr>
+          <w:rFonts w:ascii="Consolas" w:hAnsi="Consolas"/>
+          <w:lang w:val="fr-FR"/>
+        </w:rPr>
+        <w:t>MV_PERSON_ROLE</w:t>
+      </w:r>
+      <w:r>
+        <w:rPr>
+          <w:lang w:val="fr-FR"/>
+        </w:rPr>
+        <w:t xml:space="preserve"> ;</w:t>
+      </w:r>
+    </w:p>
+    <w:p>
+      <w:pPr>
+        <w:pStyle w:val="Listepuces"/>
+        <w:spacing w:after="80" w:line="300" w:lineRule="auto"/>
+        <w:rPr>
+          <w:lang w:val="fr-FR"/>
+        </w:rPr>
+      </w:pPr>
+      <w:r>
+        <w:rPr>
+          <w:rFonts w:ascii="Consolas" w:hAnsi="Consolas"/>
+          <w:lang w:val="fr-FR"/>
+        </w:rPr>
+        <w:t>TRG_VALIDATE_DEVICE_TYPE_PAU</w:t>
+      </w:r>
+      <w:r>
+        <w:rPr>
+          <w:lang w:val="fr-FR"/>
+        </w:rPr>
+        <w:t xml:space="preserve">, </w:t>
+      </w:r>
+      <w:r>
+        <w:rPr>
+          <w:rFonts w:ascii="Consolas" w:hAnsi="Consolas"/>
+          <w:lang w:val="fr-FR"/>
+        </w:rPr>
+        <w:t>TRG_VALIDATE_DEVICE_OS_PAU</w:t>
+      </w:r>
+      <w:r>
+        <w:rPr>
+          <w:lang w:val="fr-FR"/>
+        </w:rPr>
+        <w:t xml:space="preserve">, </w:t>
+      </w:r>
+      <w:r>
+        <w:rPr>
+          <w:rFonts w:ascii="Consolas" w:hAnsi="Consolas"/>
+          <w:lang w:val="fr-FR"/>
+        </w:rPr>
+        <w:t>TRG_VALIDATE_PERIPH_TYPE_PAU</w:t>
+      </w:r>
+      <w:r>
+        <w:rPr>
+          <w:lang w:val="fr-FR"/>
+        </w:rPr>
+        <w:t xml:space="preserve"> : pareil pour les références de Pau vers les MV qui viennent de Cergy.</w:t>
+      </w:r>
+    </w:p>
+    <w:p>
+      <w:pPr>
         <w:spacing w:after="120" w:line="300" w:lineRule="auto"/>
         <w:jc w:val="both"/>
         <w:rPr>
@@ -6352,64 +5979,7 @@
         <w:rPr>
           <w:lang w:val="fr-FR"/>
         </w:rPr>
-        <w:t xml:space="preserve">Exception : on </w:t>
-      </w:r>
-      <w:r>
-        <w:rPr>
-          <w:b/>
-          <w:lang w:val="fr-FR"/>
-        </w:rPr>
-        <w:t>n'indexe pas</w:t>
-      </w:r>
-      <w:r>
-        <w:rPr>
-          <w:lang w:val="fr-FR"/>
-        </w:rPr>
-        <w:t xml:space="preserve"> </w:t>
-      </w:r>
-      <w:proofErr w:type="spellStart"/>
-      <w:r>
-        <w:rPr>
-          <w:rFonts w:ascii="Consolas" w:hAnsi="Consolas"/>
-          <w:lang w:val="fr-FR"/>
-        </w:rPr>
-        <w:t>site_id</w:t>
-      </w:r>
-      <w:proofErr w:type="spellEnd"/>
-      <w:r>
-        <w:rPr>
-          <w:lang w:val="fr-FR"/>
-        </w:rPr>
-        <w:t xml:space="preserve"> seul, car la contrainte </w:t>
-      </w:r>
-      <w:r>
-        <w:rPr>
-          <w:rFonts w:ascii="Consolas" w:hAnsi="Consolas"/>
-          <w:lang w:val="fr-FR"/>
-        </w:rPr>
-        <w:t>CHECK (</w:t>
-      </w:r>
-      <w:proofErr w:type="spellStart"/>
-      <w:r>
-        <w:rPr>
-          <w:rFonts w:ascii="Consolas" w:hAnsi="Consolas"/>
-          <w:lang w:val="fr-FR"/>
-        </w:rPr>
-        <w:t>site_id</w:t>
-      </w:r>
-      <w:proofErr w:type="spellEnd"/>
-      <w:r>
-        <w:rPr>
-          <w:rFonts w:ascii="Consolas" w:hAnsi="Consolas"/>
-          <w:lang w:val="fr-FR"/>
-        </w:rPr>
-        <w:t xml:space="preserve"> = X)</w:t>
-      </w:r>
-      <w:r>
-        <w:rPr>
-          <w:lang w:val="fr-FR"/>
-        </w:rPr>
-        <w:t xml:space="preserve"> fait qu'il n'y a qu'une seule valeur possible par site. Un index dessus serait inutile (cardinalité = 1).</w:t>
+        <w:t>En cas de référence invalide, le trigger lève une erreur applicative (RAISE_APPLICATION_ERROR) et logue l'incident dans ERROR_LOG.</w:t>
       </w:r>
     </w:p>
     <w:p>
@@ -6427,7 +5997,7 @@
           <w:sz w:val="23"/>
           <w:lang w:val="fr-FR"/>
         </w:rPr>
-        <w:t>3.3.2 Index métier (catégorie B)</w:t>
+        <w:t>Famille 2 : cohérence métier</w:t>
       </w:r>
     </w:p>
     <w:p>
@@ -6442,7 +6012,7 @@
         <w:rPr>
           <w:lang w:val="fr-FR"/>
         </w:rPr>
-        <w:t>Ces index ciblent des requêtes précises qu'on utilise vraiment :</w:t>
+        <w:t>Ces triggers imposent des règles du domaine qui ne peuvent pas s'exprimer en CHECK :</w:t>
       </w:r>
     </w:p>
     <w:p>
@@ -6459,57 +6029,26 @@
           <w:b/>
           <w:lang w:val="fr-FR"/>
         </w:rPr>
-        <w:t>IDX_TICKET_STATUS_OPEN</w:t>
-      </w:r>
-      <w:r>
-        <w:rPr>
-          <w:lang w:val="fr-FR"/>
-        </w:rPr>
-        <w:t xml:space="preserve"> : index composite (</w:t>
-      </w:r>
-      <w:proofErr w:type="spellStart"/>
-      <w:r>
-        <w:rPr>
-          <w:rFonts w:ascii="Consolas" w:hAnsi="Consolas"/>
-          <w:lang w:val="fr-FR"/>
-        </w:rPr>
-        <w:t>ticket_status</w:t>
-      </w:r>
-      <w:proofErr w:type="spellEnd"/>
-      <w:r>
-        <w:rPr>
-          <w:rFonts w:ascii="Consolas" w:hAnsi="Consolas"/>
-          <w:lang w:val="fr-FR"/>
-        </w:rPr>
-        <w:t xml:space="preserve">, </w:t>
-      </w:r>
-      <w:proofErr w:type="spellStart"/>
-      <w:r>
-        <w:rPr>
-          <w:rFonts w:ascii="Consolas" w:hAnsi="Consolas"/>
-          <w:lang w:val="fr-FR"/>
-        </w:rPr>
-        <w:t>opened_at</w:t>
-      </w:r>
-      <w:proofErr w:type="spellEnd"/>
-      <w:r>
-        <w:rPr>
-          <w:lang w:val="fr-FR"/>
-        </w:rPr>
-        <w:t xml:space="preserve">) qui sert la vue </w:t>
-      </w:r>
-      <w:r>
-        <w:rPr>
-          <w:rFonts w:ascii="Consolas" w:hAnsi="Consolas"/>
-          <w:lang w:val="fr-FR"/>
-        </w:rPr>
-        <w:t>V_ACTIVE_TICKETS</w:t>
-      </w:r>
-      <w:r>
-        <w:rPr>
-          <w:lang w:val="fr-FR"/>
-        </w:rPr>
-        <w:t xml:space="preserve"> (filtrage par statut + tri par date).</w:t>
+        <w:t>TRG_DEVICE_RETIRED_GUARD</w:t>
+      </w:r>
+      <w:r>
+        <w:rPr>
+          <w:lang w:val="fr-FR"/>
+        </w:rPr>
+        <w:t xml:space="preserve"> : refuse de passer un device en </w:t>
+      </w:r>
+      <w:r>
+        <w:rPr>
+          <w:rFonts w:ascii="Consolas" w:hAnsi="Consolas"/>
+          <w:lang w:val="fr-FR"/>
+        </w:rPr>
+        <w:t>RETIRED</w:t>
+      </w:r>
+      <w:r>
+        <w:rPr>
+          <w:lang w:val="fr-FR"/>
+        </w:rPr>
+        <w:t xml:space="preserve"> s'il est encore assigné à quelqu'un.</w:t>
       </w:r>
     </w:p>
     <w:p>
@@ -6526,27 +6065,13 @@
           <w:b/>
           <w:lang w:val="fr-FR"/>
         </w:rPr>
-        <w:t>IDX_DEVICE_STATUS</w:t>
-      </w:r>
-      <w:r>
-        <w:rPr>
-          <w:lang w:val="fr-FR"/>
-        </w:rPr>
-        <w:t xml:space="preserve"> : pour les rapports « </w:t>
-      </w:r>
-      <w:proofErr w:type="spellStart"/>
-      <w:r>
-        <w:rPr>
-          <w:lang w:val="fr-FR"/>
-        </w:rPr>
-        <w:t>devices</w:t>
-      </w:r>
-      <w:proofErr w:type="spellEnd"/>
-      <w:r>
-        <w:rPr>
-          <w:lang w:val="fr-FR"/>
-        </w:rPr>
-        <w:t xml:space="preserve"> en réparation ou retirés ».</w:t>
+        <w:t>TRG_DEVICE_ASSIGN_ACTIVE</w:t>
+      </w:r>
+      <w:r>
+        <w:rPr>
+          <w:lang w:val="fr-FR"/>
+        </w:rPr>
+        <w:t xml:space="preserve"> : refuse d'assigner un device à une personne INACTIVE.</w:t>
       </w:r>
     </w:p>
     <w:p>
@@ -6561,73 +6086,28 @@
         <w:rPr>
           <w:rFonts w:ascii="Consolas" w:hAnsi="Consolas"/>
           <w:b/>
-        </w:rPr>
-        <w:t>IDX_ASSIGN_</w:t>
-      </w:r>
-      <w:proofErr w:type="gramStart"/>
-      <w:r>
-        <w:rPr>
-          <w:rFonts w:ascii="Consolas" w:hAnsi="Consolas"/>
-          <w:b/>
-        </w:rPr>
-        <w:t>ACTIVE</w:t>
-      </w:r>
-      <w:r>
-        <w:t xml:space="preserve"> :</w:t>
-      </w:r>
-      <w:proofErr w:type="gramEnd"/>
-      <w:r>
-        <w:t xml:space="preserve"> index </w:t>
-      </w:r>
-      <w:proofErr w:type="spellStart"/>
-      <w:r>
-        <w:t>fonctionnel</w:t>
-      </w:r>
-      <w:proofErr w:type="spellEnd"/>
-      <w:r>
-        <w:t xml:space="preserve"> sur </w:t>
-      </w:r>
-      <w:r>
-        <w:rPr>
-          <w:rFonts w:ascii="Consolas" w:hAnsi="Consolas"/>
-        </w:rPr>
-        <w:t>CASE WHEN returned_at IS NULL THEN device_id END</w:t>
-      </w:r>
-      <w:r>
-        <w:t xml:space="preserve">. </w:t>
-      </w:r>
-      <w:r>
-        <w:rPr>
-          <w:lang w:val="fr-FR"/>
-        </w:rPr>
-        <w:t xml:space="preserve">Comme Oracle exclut les </w:t>
-      </w:r>
-      <w:r>
-        <w:rPr>
-          <w:rFonts w:ascii="Consolas" w:hAnsi="Consolas"/>
-          <w:lang w:val="fr-FR"/>
-        </w:rPr>
-        <w:t>NULL</w:t>
-      </w:r>
-      <w:r>
-        <w:rPr>
-          <w:lang w:val="fr-FR"/>
-        </w:rPr>
-        <w:t xml:space="preserve"> des index B-</w:t>
-      </w:r>
-      <w:proofErr w:type="spellStart"/>
-      <w:r>
-        <w:rPr>
-          <w:lang w:val="fr-FR"/>
-        </w:rPr>
-        <w:t>tree</w:t>
-      </w:r>
-      <w:proofErr w:type="spellEnd"/>
-      <w:r>
-        <w:rPr>
-          <w:lang w:val="fr-FR"/>
-        </w:rPr>
-        <w:t>, cet index ne contient que les affectations actives, donc il est beaucoup plus petit qu'un index plein.</w:t>
+          <w:lang w:val="fr-FR"/>
+        </w:rPr>
+        <w:t>TRG_TICKET_CLOSE_AUTO</w:t>
+      </w:r>
+      <w:r>
+        <w:rPr>
+          <w:lang w:val="fr-FR"/>
+        </w:rPr>
+        <w:t xml:space="preserve"> : (i) interdit toute modification d'un ticket déjà CLOSED ; (ii) renseigne automatiquement </w:t>
+      </w:r>
+      <w:r>
+        <w:rPr>
+          <w:rFonts w:ascii="Consolas" w:hAnsi="Consolas"/>
+          <w:lang w:val="fr-FR"/>
+        </w:rPr>
+        <w:t>closed_at = SYSDATE</w:t>
+      </w:r>
+      <w:r>
+        <w:rPr>
+          <w:lang w:val="fr-FR"/>
+        </w:rPr>
+        <w:t xml:space="preserve"> quand le statut passe à CLOSED.</w:t>
       </w:r>
     </w:p>
     <w:p>
@@ -6644,651 +6124,62 @@
           <w:b/>
           <w:lang w:val="fr-FR"/>
         </w:rPr>
-        <w:t>IDX_PERSON_STATUS_ROLE</w:t>
-      </w:r>
-      <w:r>
-        <w:rPr>
-          <w:lang w:val="fr-FR"/>
-        </w:rPr>
-        <w:t xml:space="preserve"> : composite pour les rapports « personnes actives par rôle ».</w:t>
+        <w:t>TRG_ASSIGN_RETURN_SYNC</w:t>
+      </w:r>
+      <w:r>
+        <w:rPr>
+          <w:lang w:val="fr-FR"/>
+        </w:rPr>
+        <w:t xml:space="preserve"> : quand une affectation est rendue (</w:t>
+      </w:r>
+      <w:r>
+        <w:rPr>
+          <w:rFonts w:ascii="Consolas" w:hAnsi="Consolas"/>
+          <w:lang w:val="fr-FR"/>
+        </w:rPr>
+        <w:t>returned_at</w:t>
+      </w:r>
+      <w:r>
+        <w:rPr>
+          <w:lang w:val="fr-FR"/>
+        </w:rPr>
+        <w:t xml:space="preserve"> renseigné), libère automatiquement </w:t>
+      </w:r>
+      <w:r>
+        <w:rPr>
+          <w:rFonts w:ascii="Consolas" w:hAnsi="Consolas"/>
+          <w:lang w:val="fr-FR"/>
+        </w:rPr>
+        <w:t>DEVICE.assigned_person_id</w:t>
+      </w:r>
+      <w:r>
+        <w:rPr>
+          <w:lang w:val="fr-FR"/>
+        </w:rPr>
+        <w:t>.</w:t>
       </w:r>
     </w:p>
     <w:p>
       <w:pPr>
-        <w:spacing w:after="120" w:line="300" w:lineRule="auto"/>
-        <w:jc w:val="both"/>
-        <w:rPr>
-          <w:lang w:val="fr-FR"/>
-        </w:rPr>
-      </w:pPr>
-      <w:r>
-        <w:rPr>
-          <w:lang w:val="fr-FR"/>
-        </w:rPr>
-        <w:lastRenderedPageBreak/>
-        <w:t xml:space="preserve">Après création, on lance </w:t>
-      </w:r>
-      <w:r>
-        <w:rPr>
-          <w:rFonts w:ascii="Consolas" w:hAnsi="Consolas"/>
-          <w:lang w:val="fr-FR"/>
-        </w:rPr>
-        <w:t>DBMS_STATS.GATHER_SCHEMA_STATS</w:t>
-      </w:r>
-      <w:r>
-        <w:rPr>
-          <w:lang w:val="fr-FR"/>
-        </w:rPr>
-        <w:t xml:space="preserve"> pour que l'optimiseur Oracle utilise réellement ces index dans ses plans d'exécution. On peut vérifier l'utilisation avec </w:t>
-      </w:r>
-      <w:r>
-        <w:rPr>
-          <w:rFonts w:ascii="Consolas" w:hAnsi="Consolas"/>
-          <w:lang w:val="fr-FR"/>
-        </w:rPr>
-        <w:t>EXPLAIN PLAN</w:t>
-      </w:r>
-      <w:r>
-        <w:rPr>
-          <w:lang w:val="fr-FR"/>
-        </w:rPr>
-        <w:t xml:space="preserve"> (analyses détaillées dans la partie tests de performance).</w:t>
-      </w:r>
-    </w:p>
-    <w:p>
-      <w:pPr>
-        <w:pStyle w:val="Titre2"/>
-        <w:spacing w:before="280" w:after="160"/>
-        <w:rPr>
-          <w:lang w:val="fr-FR"/>
-        </w:rPr>
-      </w:pPr>
-      <w:r>
-        <w:rPr>
-          <w:rFonts w:ascii="Arial" w:hAnsi="Arial"/>
-          <w:color w:val="2E74B5"/>
-          <w:lang w:val="fr-FR"/>
-        </w:rPr>
-        <w:t>3.4 Utilisateurs et rôles</w:t>
-      </w:r>
-    </w:p>
-    <w:p>
-      <w:pPr>
-        <w:spacing w:after="120" w:line="300" w:lineRule="auto"/>
-        <w:jc w:val="both"/>
-      </w:pPr>
-      <w:r>
-        <w:rPr>
-          <w:lang w:val="fr-FR"/>
-        </w:rPr>
-        <w:t xml:space="preserve">Pour gérer les droits d'accès, on a mis en place une hiérarchie de trois rôles par site. </w:t>
-      </w:r>
-      <w:proofErr w:type="spellStart"/>
-      <w:r>
-        <w:t>Chaque</w:t>
-      </w:r>
-      <w:proofErr w:type="spellEnd"/>
-      <w:r>
-        <w:t xml:space="preserve"> </w:t>
-      </w:r>
-      <w:proofErr w:type="spellStart"/>
-      <w:r>
-        <w:t>rôle</w:t>
-      </w:r>
-      <w:proofErr w:type="spellEnd"/>
-      <w:r>
-        <w:t xml:space="preserve"> </w:t>
-      </w:r>
-      <w:proofErr w:type="spellStart"/>
-      <w:r>
-        <w:t>hérite</w:t>
-      </w:r>
-      <w:proofErr w:type="spellEnd"/>
-      <w:r>
-        <w:t xml:space="preserve"> du précédent :</w:t>
-      </w:r>
-    </w:p>
-    <w:p>
-      <w:pPr>
         <w:pStyle w:val="Listepuces"/>
         <w:spacing w:after="80" w:line="300" w:lineRule="auto"/>
         <w:rPr>
           <w:lang w:val="fr-FR"/>
         </w:rPr>
       </w:pPr>
-      <w:proofErr w:type="spellStart"/>
       <w:r>
         <w:rPr>
           <w:rFonts w:ascii="Consolas" w:hAnsi="Consolas"/>
           <w:b/>
           <w:lang w:val="fr-FR"/>
         </w:rPr>
-        <w:t>R_xxx_READ</w:t>
-      </w:r>
-      <w:proofErr w:type="spellEnd"/>
-      <w:r>
-        <w:rPr>
-          <w:lang w:val="fr-FR"/>
-        </w:rPr>
-        <w:t xml:space="preserve"> : lecture (SELECT) sur toutes les tables et vues du site, y compris les MV et vues distantes ;</w:t>
-      </w:r>
-    </w:p>
-    <w:p>
-      <w:pPr>
-        <w:pStyle w:val="Listepuces"/>
-        <w:spacing w:after="80" w:line="300" w:lineRule="auto"/>
-      </w:pPr>
-      <w:proofErr w:type="spellStart"/>
-      <w:r>
-        <w:rPr>
-          <w:rFonts w:ascii="Consolas" w:hAnsi="Consolas"/>
-          <w:b/>
-          <w:lang w:val="fr-FR"/>
-        </w:rPr>
-        <w:t>R_xxx_MANAGER</w:t>
-      </w:r>
-      <w:proofErr w:type="spellEnd"/>
-      <w:r>
-        <w:rPr>
-          <w:lang w:val="fr-FR"/>
-        </w:rPr>
-        <w:t xml:space="preserve"> : hérite de READ + INSERT/UPDATE sur les tables métier (PERSON, DEVICE, etc.) </w:t>
-      </w:r>
-      <w:r>
-        <w:t>+ EXECUTE sur les procédures de saisie ;</w:t>
-      </w:r>
-    </w:p>
-    <w:p>
-      <w:pPr>
-        <w:pStyle w:val="Listepuces"/>
-        <w:spacing w:after="80" w:line="300" w:lineRule="auto"/>
-        <w:rPr>
-          <w:lang w:val="fr-FR"/>
-        </w:rPr>
-      </w:pPr>
-      <w:proofErr w:type="spellStart"/>
-      <w:r>
-        <w:rPr>
-          <w:rFonts w:ascii="Consolas" w:hAnsi="Consolas"/>
-          <w:b/>
-          <w:lang w:val="fr-FR"/>
-        </w:rPr>
-        <w:t>R_xxx_ADMIN</w:t>
-      </w:r>
-      <w:proofErr w:type="spellEnd"/>
-      <w:r>
-        <w:rPr>
-          <w:lang w:val="fr-FR"/>
-        </w:rPr>
-        <w:t xml:space="preserve"> : hérite de MANAGER + DELETE et droits complets sur les tables de référence.</w:t>
-      </w:r>
-    </w:p>
-    <w:p>
-      <w:pPr>
-        <w:spacing w:after="120" w:line="300" w:lineRule="auto"/>
-        <w:jc w:val="both"/>
-        <w:rPr>
-          <w:lang w:val="fr-FR"/>
-        </w:rPr>
-      </w:pPr>
-      <w:r>
-        <w:rPr>
-          <w:lang w:val="fr-FR"/>
-        </w:rPr>
-        <w:t xml:space="preserve">On a aussi créé 6 utilisateurs de test (3 par site) pour valider concrètement que les droits sont bien restrictifs : un </w:t>
-      </w:r>
-      <w:r>
-        <w:rPr>
-          <w:rFonts w:ascii="Consolas" w:hAnsi="Consolas"/>
-          <w:lang w:val="fr-FR"/>
-        </w:rPr>
-        <w:t>U_CERGY_READ</w:t>
-      </w:r>
-      <w:r>
-        <w:rPr>
-          <w:lang w:val="fr-FR"/>
-        </w:rPr>
-        <w:t xml:space="preserve"> ne peut pas insérer, un </w:t>
-      </w:r>
-      <w:r>
-        <w:rPr>
-          <w:rFonts w:ascii="Consolas" w:hAnsi="Consolas"/>
-          <w:lang w:val="fr-FR"/>
-        </w:rPr>
-        <w:t>U_CERGY_MANAGER</w:t>
-      </w:r>
-      <w:r>
-        <w:rPr>
-          <w:lang w:val="fr-FR"/>
-        </w:rPr>
-        <w:t xml:space="preserve"> ne peut pas supprimer, etc. Cette approche par rôles est conforme à ce qui est vu en cours sur la gestion fine des accès.</w:t>
-      </w:r>
-    </w:p>
-    <w:p>
-      <w:pPr>
-        <w:pStyle w:val="Titre2"/>
-        <w:spacing w:before="280" w:after="160"/>
-        <w:rPr>
-          <w:lang w:val="fr-FR"/>
-        </w:rPr>
-      </w:pPr>
-      <w:r>
-        <w:rPr>
-          <w:rFonts w:ascii="Arial" w:hAnsi="Arial"/>
-          <w:color w:val="2E74B5"/>
-          <w:lang w:val="fr-FR"/>
-        </w:rPr>
-        <w:t>3.5 PL/SQL — Procédures principales</w:t>
-      </w:r>
-    </w:p>
-    <w:p>
-      <w:pPr>
-        <w:spacing w:after="120" w:line="300" w:lineRule="auto"/>
-        <w:jc w:val="both"/>
-        <w:rPr>
-          <w:lang w:val="fr-FR"/>
-        </w:rPr>
-      </w:pPr>
-      <w:r>
-        <w:rPr>
-          <w:lang w:val="fr-FR"/>
-        </w:rPr>
-        <w:t>En plus des deux procédures cross-site déjà décrites (3.1.4), on a :</w:t>
-      </w:r>
-    </w:p>
-    <w:p>
-      <w:pPr>
-        <w:pStyle w:val="Listepuces"/>
-        <w:spacing w:after="80" w:line="300" w:lineRule="auto"/>
-        <w:rPr>
-          <w:lang w:val="fr-FR"/>
-        </w:rPr>
-      </w:pPr>
-      <w:r>
-        <w:rPr>
-          <w:rFonts w:ascii="Consolas" w:hAnsi="Consolas"/>
-          <w:b/>
-          <w:lang w:val="fr-FR"/>
-        </w:rPr>
-        <w:t>PROC_GENERATE_DATA</w:t>
-      </w:r>
-      <w:r>
-        <w:rPr>
-          <w:lang w:val="fr-FR"/>
-        </w:rPr>
-        <w:t xml:space="preserve"> : procédure paramétrée qui insère des données aléatoires de test (personnes, </w:t>
-      </w:r>
-      <w:proofErr w:type="spellStart"/>
-      <w:r>
-        <w:rPr>
-          <w:lang w:val="fr-FR"/>
-        </w:rPr>
-        <w:t>devices</w:t>
-      </w:r>
-      <w:proofErr w:type="spellEnd"/>
-      <w:r>
-        <w:rPr>
-          <w:lang w:val="fr-FR"/>
-        </w:rPr>
-        <w:t xml:space="preserve">, périphériques, tickets pour Cergy). Elle utilise </w:t>
-      </w:r>
-      <w:r>
-        <w:rPr>
-          <w:rFonts w:ascii="Consolas" w:hAnsi="Consolas"/>
-          <w:lang w:val="fr-FR"/>
-        </w:rPr>
-        <w:t>DBMS_RANDOM</w:t>
-      </w:r>
-      <w:r>
-        <w:rPr>
-          <w:lang w:val="fr-FR"/>
-        </w:rPr>
-        <w:t xml:space="preserve"> pour générer les valeurs, et chaque exécution produit un jeu de données différent. C'est cette procédure qui nous permet de faire des tests de performance représentatifs.</w:t>
-      </w:r>
-    </w:p>
-    <w:p>
-      <w:pPr>
-        <w:pStyle w:val="Listepuces"/>
-        <w:spacing w:after="80" w:line="300" w:lineRule="auto"/>
-        <w:rPr>
-          <w:lang w:val="fr-FR"/>
-        </w:rPr>
-      </w:pPr>
-      <w:r>
-        <w:rPr>
-          <w:rFonts w:ascii="Consolas" w:hAnsi="Consolas"/>
-          <w:b/>
-          <w:lang w:val="fr-FR"/>
-        </w:rPr>
-        <w:t>REFRESH_ALL_VIEWS</w:t>
-      </w:r>
-      <w:r>
-        <w:rPr>
-          <w:lang w:val="fr-FR"/>
-        </w:rPr>
-        <w:t xml:space="preserve"> (côté Pau) : rafraîchit les 4 vues matérialisées en une seule commande, via une boucle </w:t>
-      </w:r>
-      <w:r>
-        <w:rPr>
-          <w:rFonts w:ascii="Consolas" w:hAnsi="Consolas"/>
-          <w:lang w:val="fr-FR"/>
-        </w:rPr>
-        <w:t>FOR</w:t>
-      </w:r>
-      <w:r>
-        <w:rPr>
-          <w:lang w:val="fr-FR"/>
-        </w:rPr>
-        <w:t xml:space="preserve"> sur une collection de noms de MV.</w:t>
-      </w:r>
-    </w:p>
-    <w:p>
-      <w:pPr>
-        <w:pStyle w:val="Titre2"/>
-        <w:spacing w:before="280" w:after="160"/>
-        <w:rPr>
-          <w:lang w:val="fr-FR"/>
-        </w:rPr>
-      </w:pPr>
-      <w:r>
-        <w:rPr>
-          <w:rFonts w:ascii="Arial" w:hAnsi="Arial"/>
-          <w:color w:val="2E74B5"/>
-          <w:lang w:val="fr-FR"/>
-        </w:rPr>
-        <w:t>3.6 PL/SQL — Fonctions</w:t>
-      </w:r>
-    </w:p>
-    <w:p>
-      <w:pPr>
-        <w:spacing w:after="120" w:line="300" w:lineRule="auto"/>
-        <w:jc w:val="both"/>
-        <w:rPr>
-          <w:lang w:val="fr-FR"/>
-        </w:rPr>
-      </w:pPr>
-      <w:r>
-        <w:rPr>
-          <w:lang w:val="fr-FR"/>
-        </w:rPr>
-        <w:t>Trois fonctions qui simplifient l'écriture des requêtes courantes :</w:t>
-      </w:r>
-    </w:p>
-    <w:p>
-      <w:pPr>
-        <w:pStyle w:val="Listepuces"/>
-        <w:spacing w:after="80" w:line="300" w:lineRule="auto"/>
-        <w:rPr>
-          <w:lang w:val="fr-FR"/>
-        </w:rPr>
-      </w:pPr>
-      <w:r>
-        <w:rPr>
-          <w:rFonts w:ascii="Consolas" w:hAnsi="Consolas"/>
-          <w:b/>
-          <w:lang w:val="fr-FR"/>
-        </w:rPr>
-        <w:t>FCT_DEVICE_AGE(</w:t>
-      </w:r>
-      <w:proofErr w:type="spellStart"/>
-      <w:r>
-        <w:rPr>
-          <w:rFonts w:ascii="Consolas" w:hAnsi="Consolas"/>
-          <w:b/>
-          <w:lang w:val="fr-FR"/>
-        </w:rPr>
-        <w:t>p_device_id</w:t>
-      </w:r>
-      <w:proofErr w:type="spellEnd"/>
-      <w:r>
-        <w:rPr>
-          <w:rFonts w:ascii="Consolas" w:hAnsi="Consolas"/>
-          <w:b/>
-          <w:lang w:val="fr-FR"/>
-        </w:rPr>
-        <w:t>)</w:t>
-      </w:r>
-      <w:r>
-        <w:rPr>
-          <w:lang w:val="fr-FR"/>
-        </w:rPr>
-        <w:t xml:space="preserve"> : renvoie l'âge d'un </w:t>
-      </w:r>
-      <w:proofErr w:type="spellStart"/>
-      <w:r>
-        <w:rPr>
-          <w:lang w:val="fr-FR"/>
-        </w:rPr>
-        <w:t>device</w:t>
-      </w:r>
-      <w:proofErr w:type="spellEnd"/>
-      <w:r>
-        <w:rPr>
-          <w:lang w:val="fr-FR"/>
-        </w:rPr>
-        <w:t xml:space="preserve"> en mois depuis sa date d'achat. Utilisable directement dans une requête : </w:t>
-      </w:r>
-      <w:r>
-        <w:rPr>
-          <w:rFonts w:ascii="Consolas" w:hAnsi="Consolas"/>
-          <w:lang w:val="fr-FR"/>
-        </w:rPr>
-        <w:t xml:space="preserve">SELECT </w:t>
-      </w:r>
-      <w:proofErr w:type="spellStart"/>
-      <w:r>
-        <w:rPr>
-          <w:rFonts w:ascii="Consolas" w:hAnsi="Consolas"/>
-          <w:lang w:val="fr-FR"/>
-        </w:rPr>
-        <w:t>asset_tag</w:t>
-      </w:r>
-      <w:proofErr w:type="spellEnd"/>
-      <w:r>
-        <w:rPr>
-          <w:rFonts w:ascii="Consolas" w:hAnsi="Consolas"/>
-          <w:lang w:val="fr-FR"/>
-        </w:rPr>
-        <w:t>, FCT_DEVICE_</w:t>
-      </w:r>
-      <w:proofErr w:type="gramStart"/>
-      <w:r>
-        <w:rPr>
-          <w:rFonts w:ascii="Consolas" w:hAnsi="Consolas"/>
-          <w:lang w:val="fr-FR"/>
-        </w:rPr>
-        <w:t>AGE(</w:t>
-      </w:r>
-      <w:proofErr w:type="spellStart"/>
-      <w:proofErr w:type="gramEnd"/>
-      <w:r>
-        <w:rPr>
-          <w:rFonts w:ascii="Consolas" w:hAnsi="Consolas"/>
-          <w:lang w:val="fr-FR"/>
-        </w:rPr>
-        <w:t>device_id</w:t>
-      </w:r>
-      <w:proofErr w:type="spellEnd"/>
-      <w:r>
-        <w:rPr>
-          <w:rFonts w:ascii="Consolas" w:hAnsi="Consolas"/>
-          <w:lang w:val="fr-FR"/>
-        </w:rPr>
-        <w:t>) FROM DEVICE</w:t>
-      </w:r>
-      <w:r>
-        <w:rPr>
-          <w:lang w:val="fr-FR"/>
-        </w:rPr>
-        <w:t>.</w:t>
-      </w:r>
-    </w:p>
-    <w:p>
-      <w:pPr>
-        <w:pStyle w:val="Listepuces"/>
-        <w:spacing w:after="80" w:line="300" w:lineRule="auto"/>
-        <w:rPr>
-          <w:lang w:val="fr-FR"/>
-        </w:rPr>
-      </w:pPr>
-      <w:r>
-        <w:rPr>
-          <w:rFonts w:ascii="Consolas" w:hAnsi="Consolas"/>
-          <w:b/>
-          <w:lang w:val="fr-FR"/>
-        </w:rPr>
-        <w:t>FCT_TICKET_DURATION_DAYS(</w:t>
-      </w:r>
-      <w:proofErr w:type="spellStart"/>
-      <w:r>
-        <w:rPr>
-          <w:rFonts w:ascii="Consolas" w:hAnsi="Consolas"/>
-          <w:b/>
-          <w:lang w:val="fr-FR"/>
-        </w:rPr>
-        <w:t>p_ticket_id</w:t>
-      </w:r>
-      <w:proofErr w:type="spellEnd"/>
-      <w:r>
-        <w:rPr>
-          <w:rFonts w:ascii="Consolas" w:hAnsi="Consolas"/>
-          <w:b/>
-          <w:lang w:val="fr-FR"/>
-        </w:rPr>
-        <w:t>)</w:t>
-      </w:r>
-      <w:r>
-        <w:rPr>
-          <w:lang w:val="fr-FR"/>
-        </w:rPr>
-        <w:t xml:space="preserve"> (Cergy uniquement) : durée en jours entre l'ouverture et la clôture d'un ticket. Si le ticket est encore ouvert, renvoie la durée écoulée depuis l'ouverture.</w:t>
-      </w:r>
-    </w:p>
-    <w:p>
-      <w:pPr>
-        <w:pStyle w:val="Listepuces"/>
-        <w:spacing w:after="80" w:line="300" w:lineRule="auto"/>
-        <w:rPr>
-          <w:lang w:val="fr-FR"/>
-        </w:rPr>
-      </w:pPr>
-      <w:r>
-        <w:rPr>
-          <w:rFonts w:ascii="Consolas" w:hAnsi="Consolas"/>
-          <w:b/>
-          <w:lang w:val="fr-FR"/>
-        </w:rPr>
-        <w:t>FCT_DEVICE_HAS_ACTIVE_TICKET(</w:t>
-      </w:r>
-      <w:proofErr w:type="spellStart"/>
-      <w:r>
-        <w:rPr>
-          <w:rFonts w:ascii="Consolas" w:hAnsi="Consolas"/>
-          <w:b/>
-          <w:lang w:val="fr-FR"/>
-        </w:rPr>
-        <w:t>p_device_id</w:t>
-      </w:r>
-      <w:proofErr w:type="spellEnd"/>
-      <w:r>
-        <w:rPr>
-          <w:rFonts w:ascii="Consolas" w:hAnsi="Consolas"/>
-          <w:b/>
-          <w:lang w:val="fr-FR"/>
-        </w:rPr>
-        <w:t>)</w:t>
-      </w:r>
-      <w:r>
-        <w:rPr>
-          <w:lang w:val="fr-FR"/>
-        </w:rPr>
-        <w:t xml:space="preserve"> (Cergy uniquement) : renvoie 1 si le </w:t>
-      </w:r>
-      <w:proofErr w:type="spellStart"/>
-      <w:r>
-        <w:rPr>
-          <w:lang w:val="fr-FR"/>
-        </w:rPr>
-        <w:t>device</w:t>
-      </w:r>
-      <w:proofErr w:type="spellEnd"/>
-      <w:r>
-        <w:rPr>
-          <w:lang w:val="fr-FR"/>
-        </w:rPr>
-        <w:t xml:space="preserve"> a un ticket OPEN ou IN_PROGRESS, 0 sinon. Le retour est </w:t>
-      </w:r>
-      <w:r>
-        <w:rPr>
-          <w:rFonts w:ascii="Consolas" w:hAnsi="Consolas"/>
-          <w:lang w:val="fr-FR"/>
-        </w:rPr>
-        <w:t>NUMBER</w:t>
-      </w:r>
-      <w:r>
-        <w:rPr>
-          <w:lang w:val="fr-FR"/>
-        </w:rPr>
-        <w:t xml:space="preserve"> et non </w:t>
-      </w:r>
-      <w:r>
-        <w:rPr>
-          <w:rFonts w:ascii="Consolas" w:hAnsi="Consolas"/>
-          <w:lang w:val="fr-FR"/>
-        </w:rPr>
-        <w:t>BOOLEAN</w:t>
-      </w:r>
-      <w:r>
-        <w:rPr>
-          <w:lang w:val="fr-FR"/>
-        </w:rPr>
-        <w:t xml:space="preserve"> parce qu'Oracle n'accepte pas </w:t>
-      </w:r>
-      <w:r>
-        <w:rPr>
-          <w:rFonts w:ascii="Consolas" w:hAnsi="Consolas"/>
-          <w:lang w:val="fr-FR"/>
-        </w:rPr>
-        <w:t>BOOLEAN</w:t>
-      </w:r>
-      <w:r>
-        <w:rPr>
-          <w:lang w:val="fr-FR"/>
-        </w:rPr>
-        <w:t xml:space="preserve"> dans les requêtes SQL.</w:t>
-      </w:r>
-    </w:p>
-    <w:p>
-      <w:pPr>
-        <w:pStyle w:val="Titre2"/>
-        <w:spacing w:before="280" w:after="160"/>
-        <w:rPr>
-          <w:lang w:val="fr-FR"/>
-        </w:rPr>
-      </w:pPr>
-      <w:r>
-        <w:rPr>
-          <w:rFonts w:ascii="Arial" w:hAnsi="Arial"/>
-          <w:color w:val="2E74B5"/>
-          <w:lang w:val="fr-FR"/>
-        </w:rPr>
-        <w:lastRenderedPageBreak/>
-        <w:t>3.7 PL/SQL — Triggers</w:t>
-      </w:r>
-    </w:p>
-    <w:p>
-      <w:pPr>
-        <w:spacing w:after="120" w:line="300" w:lineRule="auto"/>
-        <w:jc w:val="both"/>
-        <w:rPr>
-          <w:lang w:val="fr-FR"/>
-        </w:rPr>
-      </w:pPr>
-      <w:r>
-        <w:rPr>
-          <w:lang w:val="fr-FR"/>
-        </w:rPr>
-        <w:t>On a organisé les triggers en trois familles :</w:t>
+        <w:t>TRG_PERSON_DEACTIVATE</w:t>
+      </w:r>
+      <w:r>
+        <w:rPr>
+          <w:lang w:val="fr-FR"/>
+        </w:rPr>
+        <w:t xml:space="preserve"> : refuse de désactiver une personne qui a encore du matériel assigné ou des affectations actives.</w:t>
       </w:r>
     </w:p>
     <w:p>
@@ -7306,7 +6197,7 @@
           <w:sz w:val="23"/>
           <w:lang w:val="fr-FR"/>
         </w:rPr>
-        <w:t>Famille 1 : validation des références MV</w:t>
+        <w:t>Famille 3 : audit</w:t>
       </w:r>
     </w:p>
     <w:p>
@@ -7319,59 +6210,149 @@
       </w:pPr>
       <w:r>
         <w:rPr>
-          <w:lang w:val="fr-FR"/>
-        </w:rPr>
-        <w:t>Comme Oracle interdit les FK vers une vue matérialisée, ces triggers compensent en vérifiant manuellement que la valeur insérée existe bien dans la MV correspondante :</w:t>
+          <w:rFonts w:ascii="Consolas" w:hAnsi="Consolas"/>
+          <w:lang w:val="fr-FR"/>
+        </w:rPr>
+        <w:t>TRG_AUDIT_DEVICE</w:t>
+      </w:r>
+      <w:r>
+        <w:rPr>
+          <w:lang w:val="fr-FR"/>
+        </w:rPr>
+        <w:t xml:space="preserve"> trace tout </w:t>
+      </w:r>
+      <w:r>
+        <w:rPr>
+          <w:rFonts w:ascii="Consolas" w:hAnsi="Consolas"/>
+          <w:lang w:val="fr-FR"/>
+        </w:rPr>
+        <w:t>INSERT</w:t>
+      </w:r>
+      <w:r>
+        <w:rPr>
+          <w:lang w:val="fr-FR"/>
+        </w:rPr>
+        <w:t xml:space="preserve"> / </w:t>
+      </w:r>
+      <w:r>
+        <w:rPr>
+          <w:rFonts w:ascii="Consolas" w:hAnsi="Consolas"/>
+          <w:lang w:val="fr-FR"/>
+        </w:rPr>
+        <w:t>UPDATE</w:t>
+      </w:r>
+      <w:r>
+        <w:rPr>
+          <w:lang w:val="fr-FR"/>
+        </w:rPr>
+        <w:t xml:space="preserve"> / </w:t>
+      </w:r>
+      <w:r>
+        <w:rPr>
+          <w:rFonts w:ascii="Consolas" w:hAnsi="Consolas"/>
+          <w:lang w:val="fr-FR"/>
+        </w:rPr>
+        <w:t>DELETE</w:t>
+      </w:r>
+      <w:r>
+        <w:rPr>
+          <w:lang w:val="fr-FR"/>
+        </w:rPr>
+        <w:t xml:space="preserve"> sur </w:t>
+      </w:r>
+      <w:r>
+        <w:rPr>
+          <w:rFonts w:ascii="Consolas" w:hAnsi="Consolas"/>
+          <w:lang w:val="fr-FR"/>
+        </w:rPr>
+        <w:t>DEVICE</w:t>
+      </w:r>
+      <w:r>
+        <w:rPr>
+          <w:lang w:val="fr-FR"/>
+        </w:rPr>
+        <w:t xml:space="preserve"> dans la table </w:t>
+      </w:r>
+      <w:r>
+        <w:rPr>
+          <w:rFonts w:ascii="Consolas" w:hAnsi="Consolas"/>
+          <w:lang w:val="fr-FR"/>
+        </w:rPr>
+        <w:t>DEVICE_HISTORY</w:t>
+      </w:r>
+      <w:r>
+        <w:rPr>
+          <w:lang w:val="fr-FR"/>
+        </w:rPr>
+        <w:t xml:space="preserve"> (ancienne et nouvelle valeur de status, person, room, plus l'utilisateur et l'horodatage). Le trigger est en mode « best-effort » : si l'audit échoue (par exemple tablespace plein), on logue l'échec mais on ne bloque pas l'opération métier. On préfère perdre une ligne d'audit que de bloquer le parc.</w:t>
       </w:r>
     </w:p>
     <w:p>
       <w:pPr>
+        <w:pStyle w:val="Titre2"/>
+        <w:spacing w:before="280" w:after="160"/>
+        <w:rPr>
+          <w:lang w:val="fr-FR"/>
+        </w:rPr>
+      </w:pPr>
+      <w:r>
+        <w:rPr>
+          <w:rFonts w:ascii="Arial" w:hAnsi="Arial"/>
+          <w:color w:val="2E74B5"/>
+          <w:lang w:val="fr-FR"/>
+        </w:rPr>
+        <w:t>3.8 PL/SQL — Curseurs explicites</w:t>
+      </w:r>
+    </w:p>
+    <w:p>
+      <w:pPr>
+        <w:spacing w:after="120" w:line="300" w:lineRule="auto"/>
+        <w:jc w:val="both"/>
+        <w:rPr>
+          <w:lang w:val="fr-FR"/>
+        </w:rPr>
+      </w:pPr>
+      <w:r>
+        <w:rPr>
+          <w:lang w:val="fr-FR"/>
+        </w:rPr>
+        <w:t>On a trois procédures qui utilisent des curseurs explicites, chacune illustrant un pattern différent :</w:t>
+      </w:r>
+    </w:p>
+    <w:p>
+      <w:pPr>
         <w:pStyle w:val="Listepuces"/>
         <w:spacing w:after="80" w:line="300" w:lineRule="auto"/>
-        <w:rPr>
-          <w:lang w:val="fr-FR"/>
-        </w:rPr>
-      </w:pPr>
-      <w:r>
-        <w:rPr>
-          <w:rFonts w:ascii="Consolas" w:hAnsi="Consolas"/>
-          <w:lang w:val="fr-FR"/>
-        </w:rPr>
-        <w:t>TRG_VALIDATE_ROLE_CERGY</w:t>
-      </w:r>
-      <w:r>
-        <w:rPr>
-          <w:lang w:val="fr-FR"/>
-        </w:rPr>
-        <w:t xml:space="preserve"> : vérifie que </w:t>
-      </w:r>
-      <w:proofErr w:type="spellStart"/>
-      <w:r>
-        <w:rPr>
-          <w:rFonts w:ascii="Consolas" w:hAnsi="Consolas"/>
-          <w:lang w:val="fr-FR"/>
-        </w:rPr>
-        <w:t>PERSON.role_id</w:t>
-      </w:r>
-      <w:proofErr w:type="spellEnd"/>
-      <w:r>
-        <w:rPr>
-          <w:lang w:val="fr-FR"/>
-        </w:rPr>
-        <w:t xml:space="preserve"> existe bien dans </w:t>
-      </w:r>
-      <w:r>
-        <w:rPr>
-          <w:rFonts w:ascii="Consolas" w:hAnsi="Consolas"/>
-          <w:lang w:val="fr-FR"/>
-        </w:rPr>
-        <w:t>MV_PERSON_ROLE</w:t>
-      </w:r>
-      <w:r>
-        <w:rPr>
-          <w:lang w:val="fr-FR"/>
-        </w:rPr>
-        <w:t xml:space="preserve"> ;</w:t>
+      </w:pPr>
+      <w:r>
+        <w:rPr>
+          <w:rFonts w:ascii="Consolas" w:hAnsi="Consolas"/>
+          <w:b/>
+          <w:lang w:val="fr-FR"/>
+        </w:rPr>
+        <w:t>PROC_REPORT_PARC_BY_BUILDING</w:t>
+      </w:r>
+      <w:r>
+        <w:rPr>
+          <w:lang w:val="fr-FR"/>
+        </w:rPr>
+        <w:t xml:space="preserve"> : </w:t>
+      </w:r>
+      <w:r>
+        <w:rPr>
+          <w:b/>
+          <w:lang w:val="fr-FR"/>
+        </w:rPr>
+        <w:t>3 curseurs imbriqués</w:t>
+      </w:r>
+      <w:r>
+        <w:rPr>
+          <w:lang w:val="fr-FR"/>
+        </w:rPr>
+        <w:t xml:space="preserve"> (BUILDING → ROOM → DEVICE) qui produisent un rapport hiérarchique du parc. </w:t>
+      </w:r>
+      <w:r>
+        <w:t>C'est le pattern « curseur dans curseur » vu en CM6.</w:t>
       </w:r>
     </w:p>
     <w:p>
@@ -7385,45 +6366,122 @@
       <w:r>
         <w:rPr>
           <w:rFonts w:ascii="Consolas" w:hAnsi="Consolas"/>
-          <w:lang w:val="fr-FR"/>
-        </w:rPr>
-        <w:t>TRG_VALIDATE_DEVICE_TYPE_PAU</w:t>
-      </w:r>
-      <w:r>
-        <w:rPr>
-          <w:lang w:val="fr-FR"/>
-        </w:rPr>
-        <w:t xml:space="preserve">, </w:t>
-      </w:r>
-      <w:r>
-        <w:rPr>
-          <w:rFonts w:ascii="Consolas" w:hAnsi="Consolas"/>
-          <w:lang w:val="fr-FR"/>
-        </w:rPr>
-        <w:t>TRG_VALIDATE_DEVICE_OS_PAU</w:t>
-      </w:r>
-      <w:r>
-        <w:rPr>
-          <w:lang w:val="fr-FR"/>
-        </w:rPr>
-        <w:t xml:space="preserve">, </w:t>
-      </w:r>
-      <w:r>
-        <w:rPr>
-          <w:rFonts w:ascii="Consolas" w:hAnsi="Consolas"/>
-          <w:lang w:val="fr-FR"/>
-        </w:rPr>
-        <w:t>TRG_VALIDATE_PERIPH_TYPE_PAU</w:t>
-      </w:r>
-      <w:r>
-        <w:rPr>
-          <w:lang w:val="fr-FR"/>
-        </w:rPr>
-        <w:t xml:space="preserve"> : pareil pour les références de Pau vers les MV qui viennent de Cergy.</w:t>
+          <w:b/>
+          <w:lang w:val="fr-FR"/>
+        </w:rPr>
+        <w:lastRenderedPageBreak/>
+        <w:t>PROC_CLEANUP_ORPHAN_PERIPH</w:t>
+      </w:r>
+      <w:r>
+        <w:rPr>
+          <w:lang w:val="fr-FR"/>
+        </w:rPr>
+        <w:t xml:space="preserve"> : utilise un curseur </w:t>
+      </w:r>
+      <w:r>
+        <w:rPr>
+          <w:rFonts w:ascii="Consolas" w:hAnsi="Consolas"/>
+          <w:lang w:val="fr-FR"/>
+        </w:rPr>
+        <w:t>FOR UPDATE</w:t>
+      </w:r>
+      <w:r>
+        <w:rPr>
+          <w:lang w:val="fr-FR"/>
+        </w:rPr>
+        <w:t xml:space="preserve"> avec </w:t>
+      </w:r>
+      <w:r>
+        <w:rPr>
+          <w:rFonts w:ascii="Consolas" w:hAnsi="Consolas"/>
+          <w:lang w:val="fr-FR"/>
+        </w:rPr>
+        <w:t>WHERE CURRENT OF</w:t>
+      </w:r>
+      <w:r>
+        <w:rPr>
+          <w:lang w:val="fr-FR"/>
+        </w:rPr>
+        <w:t xml:space="preserve"> pour libérer les périphériques dont le device a été RETIRED ou supprimé. Le </w:t>
+      </w:r>
+      <w:r>
+        <w:rPr>
+          <w:rFonts w:ascii="Consolas" w:hAnsi="Consolas"/>
+          <w:lang w:val="fr-FR"/>
+        </w:rPr>
+        <w:t>FOR UPDATE</w:t>
+      </w:r>
+      <w:r>
+        <w:rPr>
+          <w:lang w:val="fr-FR"/>
+        </w:rPr>
+        <w:t xml:space="preserve"> verrouille chaque ligne avant la modification, </w:t>
+      </w:r>
+      <w:r>
+        <w:rPr>
+          <w:rFonts w:ascii="Consolas" w:hAnsi="Consolas"/>
+          <w:lang w:val="fr-FR"/>
+        </w:rPr>
+        <w:t>WHERE CURRENT OF</w:t>
+      </w:r>
+      <w:r>
+        <w:rPr>
+          <w:lang w:val="fr-FR"/>
+        </w:rPr>
+        <w:t xml:space="preserve"> modifie la ligne courante sans re-chercher la clé primaire.</w:t>
       </w:r>
     </w:p>
     <w:p>
       <w:pPr>
+        <w:pStyle w:val="Listepuces"/>
+        <w:spacing w:after="80" w:line="300" w:lineRule="auto"/>
+        <w:rPr>
+          <w:lang w:val="fr-FR"/>
+        </w:rPr>
+      </w:pPr>
+      <w:r>
+        <w:rPr>
+          <w:rFonts w:ascii="Consolas" w:hAnsi="Consolas"/>
+          <w:b/>
+          <w:lang w:val="fr-FR"/>
+        </w:rPr>
+        <w:t>PROC_DETECT_AGING_TICKETS(p_threshold_days)</w:t>
+      </w:r>
+      <w:r>
+        <w:rPr>
+          <w:lang w:val="fr-FR"/>
+        </w:rPr>
+        <w:t xml:space="preserve"> : curseur </w:t>
+      </w:r>
+      <w:r>
+        <w:rPr>
+          <w:b/>
+          <w:lang w:val="fr-FR"/>
+        </w:rPr>
+        <w:t>paramétré</w:t>
+      </w:r>
+      <w:r>
+        <w:rPr>
+          <w:lang w:val="fr-FR"/>
+        </w:rPr>
+        <w:t xml:space="preserve"> qui sélectionne les tickets ouverts depuis plus de N jours et logue chaque ligne dans ERROR_LOG avec </w:t>
+      </w:r>
+      <w:r>
+        <w:rPr>
+          <w:rFonts w:ascii="Consolas" w:hAnsi="Consolas"/>
+          <w:lang w:val="fr-FR"/>
+        </w:rPr>
+        <w:t>app_code = 'TICKET_AGING'</w:t>
+      </w:r>
+      <w:r>
+        <w:rPr>
+          <w:lang w:val="fr-FR"/>
+        </w:rPr>
+        <w:t xml:space="preserve"> (utile pour générer des alertes archivables).</w:t>
+      </w:r>
+    </w:p>
+    <w:p>
+      <w:pPr>
         <w:spacing w:after="120" w:line="300" w:lineRule="auto"/>
         <w:jc w:val="both"/>
         <w:rPr>
@@ -7434,7 +6492,97 @@
         <w:rPr>
           <w:lang w:val="fr-FR"/>
         </w:rPr>
-        <w:t>En cas de référence invalide, le trigger lève une erreur applicative (RAISE_APPLICATION_ERROR) et logue l'incident dans ERROR_LOG.</w:t>
+        <w:t xml:space="preserve">On a aussi </w:t>
+      </w:r>
+      <w:r>
+        <w:rPr>
+          <w:rFonts w:ascii="Consolas" w:hAnsi="Consolas"/>
+          <w:lang w:val="fr-FR"/>
+        </w:rPr>
+        <w:t>PROC_RECONCILE_ASSIGNMENTS</w:t>
+      </w:r>
+      <w:r>
+        <w:rPr>
+          <w:lang w:val="fr-FR"/>
+        </w:rPr>
+        <w:t xml:space="preserve"> qui sert d'outil de diagnostic : il croise </w:t>
+      </w:r>
+      <w:r>
+        <w:rPr>
+          <w:rFonts w:ascii="Consolas" w:hAnsi="Consolas"/>
+          <w:lang w:val="fr-FR"/>
+        </w:rPr>
+        <w:t>DEVICE_ASSIGNMENT</w:t>
+      </w:r>
+      <w:r>
+        <w:rPr>
+          <w:lang w:val="fr-FR"/>
+        </w:rPr>
+        <w:t xml:space="preserve"> et </w:t>
+      </w:r>
+      <w:r>
+        <w:rPr>
+          <w:rFonts w:ascii="Consolas" w:hAnsi="Consolas"/>
+          <w:lang w:val="fr-FR"/>
+        </w:rPr>
+        <w:t>DEVICE.assigned_person_id</w:t>
+      </w:r>
+      <w:r>
+        <w:rPr>
+          <w:lang w:val="fr-FR"/>
+        </w:rPr>
+        <w:t xml:space="preserve"> pour repérer d'éventuelles incohérences. En régime normal, </w:t>
+      </w:r>
+      <w:r>
+        <w:rPr>
+          <w:rFonts w:ascii="Consolas" w:hAnsi="Consolas"/>
+          <w:lang w:val="fr-FR"/>
+        </w:rPr>
+        <w:t>TRG_ASSIGN_RETURN_SYNC</w:t>
+      </w:r>
+      <w:r>
+        <w:rPr>
+          <w:lang w:val="fr-FR"/>
+        </w:rPr>
+        <w:t xml:space="preserve"> maintient la cohérence donc cette procédure doit retourner 0.</w:t>
+      </w:r>
+    </w:p>
+    <w:p>
+      <w:pPr>
+        <w:pStyle w:val="Titre2"/>
+        <w:spacing w:before="280" w:after="160"/>
+        <w:rPr>
+          <w:lang w:val="fr-FR"/>
+        </w:rPr>
+      </w:pPr>
+      <w:r>
+        <w:rPr>
+          <w:rFonts w:ascii="Arial" w:hAnsi="Arial"/>
+          <w:color w:val="2E74B5"/>
+          <w:lang w:val="fr-FR"/>
+        </w:rPr>
+        <w:t>3.9 Gestion d'erreurs centralisée</w:t>
+      </w:r>
+    </w:p>
+    <w:p>
+      <w:pPr>
+        <w:spacing w:after="120" w:line="300" w:lineRule="auto"/>
+        <w:jc w:val="both"/>
+        <w:rPr>
+          <w:lang w:val="fr-FR"/>
+        </w:rPr>
+      </w:pPr>
+      <w:r>
+        <w:rPr>
+          <w:lang w:val="fr-FR"/>
+        </w:rPr>
+        <w:t>Pour ne pas perdre la trace des erreurs et des alertes métier, on a mis en place un système de journalisation persistante sur chaque site</w:t>
+      </w:r>
+      <w:r>
+        <w:rPr>
+          <w:lang w:val="fr-FR"/>
+        </w:rPr>
+        <w:t>, c’est inspiré du TP7 PL/SQL3, une solution d’historique assez ingénieuse.</w:t>
       </w:r>
     </w:p>
     <w:p>
@@ -7452,7 +6600,7 @@
           <w:sz w:val="23"/>
           <w:lang w:val="fr-FR"/>
         </w:rPr>
-        <w:t>Famille 2 : cohérence métier</w:t>
+        <w:t>Table ERROR_LOG et package PKG_EXCEPTIONS</w:t>
       </w:r>
     </w:p>
     <w:p>
@@ -7467,215 +6615,126 @@
         <w:rPr>
           <w:lang w:val="fr-FR"/>
         </w:rPr>
-        <w:t>Ces triggers imposent des règles du domaine qui ne peuvent pas s'exprimer en CHECK :</w:t>
+        <w:t xml:space="preserve">Chaque site a sa propre table </w:t>
+      </w:r>
+      <w:r>
+        <w:rPr>
+          <w:rFonts w:ascii="Consolas" w:hAnsi="Consolas"/>
+          <w:lang w:val="fr-FR"/>
+        </w:rPr>
+        <w:t>ERROR_LOG</w:t>
+      </w:r>
+      <w:r>
+        <w:rPr>
+          <w:lang w:val="fr-FR"/>
+        </w:rPr>
+        <w:t xml:space="preserve"> qui stocke : code SQL, message d'erreur, nom du module fautif, utilisateur, contexte (paramètres) et call stack (</w:t>
+      </w:r>
+      <w:r>
+        <w:rPr>
+          <w:rFonts w:ascii="Consolas" w:hAnsi="Consolas"/>
+          <w:lang w:val="fr-FR"/>
+        </w:rPr>
+        <w:t>DBMS_UTILITY.FORMAT_ERROR_BACKTRACE</w:t>
+      </w:r>
+      <w:r>
+        <w:rPr>
+          <w:lang w:val="fr-FR"/>
+        </w:rPr>
+        <w:t xml:space="preserve">). Trois index la couvrent : sur </w:t>
+      </w:r>
+      <w:r>
+        <w:rPr>
+          <w:rFonts w:ascii="Consolas" w:hAnsi="Consolas"/>
+          <w:lang w:val="fr-FR"/>
+        </w:rPr>
+        <w:t>error_ts</w:t>
+      </w:r>
+      <w:r>
+        <w:rPr>
+          <w:lang w:val="fr-FR"/>
+        </w:rPr>
+        <w:t xml:space="preserve"> (consultation chronologique), </w:t>
+      </w:r>
+      <w:r>
+        <w:rPr>
+          <w:rFonts w:ascii="Consolas" w:hAnsi="Consolas"/>
+          <w:lang w:val="fr-FR"/>
+        </w:rPr>
+        <w:t>module_name</w:t>
+      </w:r>
+      <w:r>
+        <w:rPr>
+          <w:lang w:val="fr-FR"/>
+        </w:rPr>
+        <w:t xml:space="preserve"> (« quelle procédure plante le plus »), et </w:t>
+      </w:r>
+      <w:r>
+        <w:rPr>
+          <w:rFonts w:ascii="Consolas" w:hAnsi="Consolas"/>
+          <w:lang w:val="fr-FR"/>
+        </w:rPr>
+        <w:t>app_code</w:t>
+      </w:r>
+      <w:r>
+        <w:rPr>
+          <w:lang w:val="fr-FR"/>
+        </w:rPr>
+        <w:t xml:space="preserve"> (filtrage par type d'erreur).</w:t>
       </w:r>
     </w:p>
     <w:p>
       <w:pPr>
-        <w:pStyle w:val="Listepuces"/>
-        <w:spacing w:after="80" w:line="300" w:lineRule="auto"/>
-        <w:rPr>
-          <w:lang w:val="fr-FR"/>
-        </w:rPr>
-      </w:pPr>
-      <w:r>
-        <w:rPr>
-          <w:rFonts w:ascii="Consolas" w:hAnsi="Consolas"/>
-          <w:b/>
-          <w:lang w:val="fr-FR"/>
-        </w:rPr>
-        <w:t>TRG_DEVICE_RETIRED_GUARD</w:t>
-      </w:r>
-      <w:r>
-        <w:rPr>
-          <w:lang w:val="fr-FR"/>
-        </w:rPr>
-        <w:t xml:space="preserve"> : refuse de passer un </w:t>
-      </w:r>
-      <w:proofErr w:type="spellStart"/>
-      <w:r>
-        <w:rPr>
-          <w:lang w:val="fr-FR"/>
-        </w:rPr>
-        <w:t>device</w:t>
-      </w:r>
-      <w:proofErr w:type="spellEnd"/>
-      <w:r>
-        <w:rPr>
-          <w:lang w:val="fr-FR"/>
-        </w:rPr>
-        <w:t xml:space="preserve"> en </w:t>
-      </w:r>
-      <w:r>
-        <w:rPr>
-          <w:rFonts w:ascii="Consolas" w:hAnsi="Consolas"/>
-          <w:lang w:val="fr-FR"/>
-        </w:rPr>
-        <w:t>RETIRED</w:t>
-      </w:r>
-      <w:r>
-        <w:rPr>
-          <w:lang w:val="fr-FR"/>
-        </w:rPr>
-        <w:t xml:space="preserve"> s'il est encore assigné à quelqu'un.</w:t>
-      </w:r>
-    </w:p>
-    <w:p>
-      <w:pPr>
-        <w:pStyle w:val="Listepuces"/>
-        <w:spacing w:after="80" w:line="300" w:lineRule="auto"/>
-        <w:rPr>
-          <w:lang w:val="fr-FR"/>
-        </w:rPr>
-      </w:pPr>
-      <w:r>
-        <w:rPr>
-          <w:rFonts w:ascii="Consolas" w:hAnsi="Consolas"/>
-          <w:b/>
-          <w:lang w:val="fr-FR"/>
-        </w:rPr>
-        <w:t>TRG_DEVICE_ASSIGN_ACTIVE</w:t>
-      </w:r>
-      <w:r>
-        <w:rPr>
-          <w:lang w:val="fr-FR"/>
-        </w:rPr>
-        <w:t xml:space="preserve"> : refuse d'assigner un </w:t>
-      </w:r>
-      <w:proofErr w:type="spellStart"/>
-      <w:r>
-        <w:rPr>
-          <w:lang w:val="fr-FR"/>
-        </w:rPr>
-        <w:t>device</w:t>
-      </w:r>
-      <w:proofErr w:type="spellEnd"/>
-      <w:r>
-        <w:rPr>
-          <w:lang w:val="fr-FR"/>
-        </w:rPr>
-        <w:t xml:space="preserve"> à une personne INACTIVE.</w:t>
-      </w:r>
-    </w:p>
-    <w:p>
-      <w:pPr>
-        <w:pStyle w:val="Listepuces"/>
-        <w:spacing w:after="80" w:line="300" w:lineRule="auto"/>
-        <w:rPr>
-          <w:lang w:val="fr-FR"/>
-        </w:rPr>
-      </w:pPr>
-      <w:r>
-        <w:rPr>
-          <w:rFonts w:ascii="Consolas" w:hAnsi="Consolas"/>
-          <w:b/>
-          <w:lang w:val="fr-FR"/>
-        </w:rPr>
-        <w:t>TRG_TICKET_CLOSE_AUTO</w:t>
-      </w:r>
-      <w:r>
-        <w:rPr>
-          <w:lang w:val="fr-FR"/>
-        </w:rPr>
-        <w:t xml:space="preserve"> : (i) interdit toute modification d'un ticket déjà CLOSED ; (ii) renseigne automatiquement </w:t>
-      </w:r>
-      <w:proofErr w:type="spellStart"/>
-      <w:r>
-        <w:rPr>
-          <w:rFonts w:ascii="Consolas" w:hAnsi="Consolas"/>
-          <w:lang w:val="fr-FR"/>
-        </w:rPr>
-        <w:t>closed_at</w:t>
-      </w:r>
-      <w:proofErr w:type="spellEnd"/>
-      <w:r>
-        <w:rPr>
-          <w:rFonts w:ascii="Consolas" w:hAnsi="Consolas"/>
-          <w:lang w:val="fr-FR"/>
-        </w:rPr>
-        <w:t xml:space="preserve"> = SYSDATE</w:t>
-      </w:r>
-      <w:r>
-        <w:rPr>
-          <w:lang w:val="fr-FR"/>
-        </w:rPr>
-        <w:t xml:space="preserve"> quand le statut passe à CLOSED.</w:t>
-      </w:r>
-    </w:p>
-    <w:p>
-      <w:pPr>
-        <w:pStyle w:val="Listepuces"/>
-        <w:spacing w:after="80" w:line="300" w:lineRule="auto"/>
-        <w:rPr>
-          <w:lang w:val="fr-FR"/>
-        </w:rPr>
-      </w:pPr>
-      <w:r>
-        <w:rPr>
-          <w:rFonts w:ascii="Consolas" w:hAnsi="Consolas"/>
-          <w:b/>
-          <w:lang w:val="fr-FR"/>
-        </w:rPr>
-        <w:t>TRG_ASSIGN_RETURN_SYNC</w:t>
-      </w:r>
-      <w:r>
-        <w:rPr>
-          <w:lang w:val="fr-FR"/>
-        </w:rPr>
-        <w:t xml:space="preserve"> : quand une affectation est rendue (</w:t>
-      </w:r>
-      <w:proofErr w:type="spellStart"/>
-      <w:r>
-        <w:rPr>
-          <w:rFonts w:ascii="Consolas" w:hAnsi="Consolas"/>
-          <w:lang w:val="fr-FR"/>
-        </w:rPr>
-        <w:t>returned_at</w:t>
-      </w:r>
-      <w:proofErr w:type="spellEnd"/>
-      <w:r>
-        <w:rPr>
-          <w:lang w:val="fr-FR"/>
-        </w:rPr>
-        <w:t xml:space="preserve"> renseigné), libère automatiquement </w:t>
-      </w:r>
-      <w:proofErr w:type="spellStart"/>
-      <w:r>
-        <w:rPr>
-          <w:rFonts w:ascii="Consolas" w:hAnsi="Consolas"/>
-          <w:lang w:val="fr-FR"/>
-        </w:rPr>
-        <w:t>DEVICE.assigned_person_id</w:t>
-      </w:r>
-      <w:proofErr w:type="spellEnd"/>
-      <w:r>
-        <w:rPr>
-          <w:lang w:val="fr-FR"/>
-        </w:rPr>
-        <w:t>.</w:t>
-      </w:r>
-    </w:p>
-    <w:p>
-      <w:pPr>
-        <w:pStyle w:val="Listepuces"/>
-        <w:spacing w:after="80" w:line="300" w:lineRule="auto"/>
-        <w:rPr>
-          <w:lang w:val="fr-FR"/>
-        </w:rPr>
-      </w:pPr>
-      <w:r>
-        <w:rPr>
-          <w:rFonts w:ascii="Consolas" w:hAnsi="Consolas"/>
-          <w:b/>
-          <w:lang w:val="fr-FR"/>
-        </w:rPr>
-        <w:t>TRG_PERSON_DEACTIVATE</w:t>
-      </w:r>
-      <w:r>
-        <w:rPr>
-          <w:lang w:val="fr-FR"/>
-        </w:rPr>
-        <w:t xml:space="preserve"> : refuse de désactiver une personne qui a encore du matériel assigné ou des affectations actives.</w:t>
+        <w:spacing w:after="120" w:line="300" w:lineRule="auto"/>
+        <w:jc w:val="both"/>
+        <w:rPr>
+          <w:lang w:val="fr-FR"/>
+        </w:rPr>
+      </w:pPr>
+      <w:r>
+        <w:rPr>
+          <w:lang w:val="fr-FR"/>
+        </w:rPr>
+        <w:t xml:space="preserve">Le package </w:t>
+      </w:r>
+      <w:r>
+        <w:rPr>
+          <w:rFonts w:ascii="Consolas" w:hAnsi="Consolas"/>
+          <w:lang w:val="fr-FR"/>
+        </w:rPr>
+        <w:t>PKG_EXCEPTIONS</w:t>
+      </w:r>
+      <w:r>
+        <w:rPr>
+          <w:lang w:val="fr-FR"/>
+        </w:rPr>
+        <w:t xml:space="preserve"> déclare les exceptions métier nommées avec </w:t>
+      </w:r>
+      <w:r>
+        <w:rPr>
+          <w:rFonts w:ascii="Consolas" w:hAnsi="Consolas"/>
+          <w:lang w:val="fr-FR"/>
+        </w:rPr>
+        <w:t>PRAGMA EXCEPTION_INIT</w:t>
+      </w:r>
+      <w:r>
+        <w:rPr>
+          <w:lang w:val="fr-FR"/>
+        </w:rPr>
+        <w:t xml:space="preserve"> : on peut alors faire </w:t>
+      </w:r>
+      <w:r>
+        <w:rPr>
+          <w:rFonts w:ascii="Consolas" w:hAnsi="Consolas"/>
+          <w:lang w:val="fr-FR"/>
+        </w:rPr>
+        <w:t>WHEN PKG_EXCEPTIONS.EX_DEVICE_RETIRED THEN ...</w:t>
+      </w:r>
+      <w:r>
+        <w:rPr>
+          <w:lang w:val="fr-FR"/>
+        </w:rPr>
+        <w:t xml:space="preserve"> dans tout le code, au lieu d'attraper des codes numériques opaques.</w:t>
       </w:r>
     </w:p>
     <w:p>
@@ -7693,7 +6752,7 @@
           <w:sz w:val="23"/>
           <w:lang w:val="fr-FR"/>
         </w:rPr>
-        <w:t>Famille 3 : audit</w:t>
+        <w:t>Procédure PROC_LOG_ERROR (autonome)</w:t>
       </w:r>
     </w:p>
     <w:p>
@@ -7706,130 +6765,39 @@
       </w:pPr>
       <w:r>
         <w:rPr>
-          <w:rFonts w:ascii="Consolas" w:hAnsi="Consolas"/>
-          <w:lang w:val="fr-FR"/>
-        </w:rPr>
-        <w:t>TRG_AUDIT_DEVICE</w:t>
-      </w:r>
-      <w:r>
-        <w:rPr>
-          <w:lang w:val="fr-FR"/>
-        </w:rPr>
-        <w:t xml:space="preserve"> trace tout </w:t>
-      </w:r>
-      <w:r>
-        <w:rPr>
-          <w:rFonts w:ascii="Consolas" w:hAnsi="Consolas"/>
-          <w:lang w:val="fr-FR"/>
-        </w:rPr>
-        <w:t>INSERT</w:t>
-      </w:r>
-      <w:r>
-        <w:rPr>
-          <w:lang w:val="fr-FR"/>
-        </w:rPr>
-        <w:t xml:space="preserve"> / </w:t>
-      </w:r>
-      <w:r>
-        <w:rPr>
-          <w:rFonts w:ascii="Consolas" w:hAnsi="Consolas"/>
-          <w:lang w:val="fr-FR"/>
-        </w:rPr>
-        <w:t>UPDATE</w:t>
-      </w:r>
-      <w:r>
-        <w:rPr>
-          <w:lang w:val="fr-FR"/>
-        </w:rPr>
-        <w:t xml:space="preserve"> / </w:t>
-      </w:r>
-      <w:r>
-        <w:rPr>
-          <w:rFonts w:ascii="Consolas" w:hAnsi="Consolas"/>
-          <w:lang w:val="fr-FR"/>
-        </w:rPr>
-        <w:t>DELETE</w:t>
-      </w:r>
-      <w:r>
-        <w:rPr>
-          <w:lang w:val="fr-FR"/>
-        </w:rPr>
-        <w:t xml:space="preserve"> sur </w:t>
-      </w:r>
-      <w:r>
-        <w:rPr>
-          <w:rFonts w:ascii="Consolas" w:hAnsi="Consolas"/>
-          <w:lang w:val="fr-FR"/>
-        </w:rPr>
-        <w:t>DEVICE</w:t>
-      </w:r>
-      <w:r>
-        <w:rPr>
-          <w:lang w:val="fr-FR"/>
-        </w:rPr>
-        <w:t xml:space="preserve"> dans la table </w:t>
-      </w:r>
-      <w:r>
-        <w:rPr>
-          <w:rFonts w:ascii="Consolas" w:hAnsi="Consolas"/>
-          <w:lang w:val="fr-FR"/>
-        </w:rPr>
-        <w:t>DEVICE_HISTORY</w:t>
-      </w:r>
-      <w:r>
-        <w:rPr>
-          <w:lang w:val="fr-FR"/>
-        </w:rPr>
-        <w:t xml:space="preserve"> (ancienne et nouvelle valeur de </w:t>
-      </w:r>
-      <w:proofErr w:type="spellStart"/>
-      <w:r>
-        <w:rPr>
-          <w:lang w:val="fr-FR"/>
-        </w:rPr>
-        <w:t>status</w:t>
-      </w:r>
-      <w:proofErr w:type="spellEnd"/>
-      <w:r>
-        <w:rPr>
-          <w:lang w:val="fr-FR"/>
-        </w:rPr>
-        <w:t xml:space="preserve">, </w:t>
-      </w:r>
-      <w:proofErr w:type="spellStart"/>
-      <w:r>
-        <w:rPr>
-          <w:lang w:val="fr-FR"/>
-        </w:rPr>
-        <w:t>person</w:t>
-      </w:r>
-      <w:proofErr w:type="spellEnd"/>
-      <w:r>
-        <w:rPr>
-          <w:lang w:val="fr-FR"/>
-        </w:rPr>
-        <w:t>, room, plus l'utilisateur et l'horodatage). Le trigger est en mode « best-effort » : si l'audit échoue (par exemple tablespace plein), on logue l'échec mais on ne bloque pas l'opération métier. On préfère perdre une ligne d'audit que de bloquer le parc.</w:t>
+          <w:lang w:val="fr-FR"/>
+        </w:rPr>
+        <w:t xml:space="preserve">C'est la procédure clé du système. Elle utilise </w:t>
+      </w:r>
+      <w:r>
+        <w:rPr>
+          <w:rFonts w:ascii="Consolas" w:hAnsi="Consolas"/>
+          <w:lang w:val="fr-FR"/>
+        </w:rPr>
+        <w:t>PRAGMA AUTONOMOUS_TRANSACTION</w:t>
+      </w:r>
+      <w:r>
+        <w:rPr>
+          <w:lang w:val="fr-FR"/>
+        </w:rPr>
+        <w:t xml:space="preserve">, ce qui veut dire qu'elle s'exécute dans une transaction indépendante : </w:t>
+      </w:r>
+      <w:r>
+        <w:rPr>
+          <w:b/>
+          <w:lang w:val="fr-FR"/>
+        </w:rPr>
+        <w:t>même si la transaction principale fait ROLLBACK, le log est conservé</w:t>
+      </w:r>
+      <w:r>
+        <w:rPr>
+          <w:lang w:val="fr-FR"/>
+        </w:rPr>
+        <w:t>. Sans ça, on perdrait toutes les traces des erreurs ayant déclenché un rollback, alors que ce sont justement les plus importantes à analyser.</w:t>
       </w:r>
     </w:p>
     <w:p>
       <w:pPr>
-        <w:pStyle w:val="Titre2"/>
-        <w:spacing w:before="280" w:after="160"/>
-        <w:rPr>
-          <w:lang w:val="fr-FR"/>
-        </w:rPr>
-      </w:pPr>
-      <w:r>
-        <w:rPr>
-          <w:rFonts w:ascii="Arial" w:hAnsi="Arial"/>
-          <w:color w:val="2E74B5"/>
-          <w:lang w:val="fr-FR"/>
-        </w:rPr>
-        <w:t>3.8 PL/SQL — Curseurs explicites</w:t>
-      </w:r>
-    </w:p>
-    <w:p>
-      <w:pPr>
         <w:spacing w:after="120" w:line="300" w:lineRule="auto"/>
         <w:jc w:val="both"/>
         <w:rPr>
@@ -7840,329 +6808,33 @@
         <w:rPr>
           <w:lang w:val="fr-FR"/>
         </w:rPr>
-        <w:t>On a trois procédures qui utilisent des curseurs explicites, chacune illustrant un pattern différent :</w:t>
-      </w:r>
-    </w:p>
-    <w:p>
-      <w:pPr>
-        <w:pStyle w:val="Listepuces"/>
-        <w:spacing w:after="80" w:line="300" w:lineRule="auto"/>
-      </w:pPr>
-      <w:r>
-        <w:rPr>
-          <w:rFonts w:ascii="Consolas" w:hAnsi="Consolas"/>
-          <w:b/>
-          <w:lang w:val="fr-FR"/>
-        </w:rPr>
-        <w:t>PROC_REPORT_PARC_BY_BUILDING</w:t>
-      </w:r>
-      <w:r>
-        <w:rPr>
-          <w:lang w:val="fr-FR"/>
-        </w:rPr>
-        <w:t xml:space="preserve"> : </w:t>
-      </w:r>
-      <w:r>
-        <w:rPr>
-          <w:b/>
-          <w:lang w:val="fr-FR"/>
-        </w:rPr>
-        <w:t>3 curseurs imbriqués</w:t>
-      </w:r>
-      <w:r>
-        <w:rPr>
-          <w:lang w:val="fr-FR"/>
-        </w:rPr>
-        <w:t xml:space="preserve"> (BUILDING → ROOM → DEVICE) qui produisent un rapport hiérarchique du parc. </w:t>
-      </w:r>
-      <w:proofErr w:type="spellStart"/>
-      <w:r>
-        <w:t>C'est</w:t>
-      </w:r>
-      <w:proofErr w:type="spellEnd"/>
-      <w:r>
-        <w:t xml:space="preserve"> le pattern « curseur dans curseur » vu en CM6.</w:t>
-      </w:r>
-    </w:p>
-    <w:p>
-      <w:pPr>
-        <w:pStyle w:val="Listepuces"/>
-        <w:spacing w:after="80" w:line="300" w:lineRule="auto"/>
-        <w:rPr>
-          <w:lang w:val="fr-FR"/>
-        </w:rPr>
-      </w:pPr>
-      <w:r>
-        <w:rPr>
-          <w:rFonts w:ascii="Consolas" w:hAnsi="Consolas"/>
-          <w:b/>
-          <w:lang w:val="fr-FR"/>
-        </w:rPr>
-        <w:lastRenderedPageBreak/>
-        <w:t>PROC_CLEANUP_ORPHAN_PERIPH</w:t>
-      </w:r>
-      <w:r>
-        <w:rPr>
-          <w:lang w:val="fr-FR"/>
-        </w:rPr>
-        <w:t xml:space="preserve"> : utilise un curseur </w:t>
-      </w:r>
-      <w:r>
-        <w:rPr>
-          <w:rFonts w:ascii="Consolas" w:hAnsi="Consolas"/>
-          <w:lang w:val="fr-FR"/>
-        </w:rPr>
-        <w:t>FOR UPDATE</w:t>
-      </w:r>
-      <w:r>
-        <w:rPr>
-          <w:lang w:val="fr-FR"/>
-        </w:rPr>
-        <w:t xml:space="preserve"> avec </w:t>
-      </w:r>
-      <w:r>
-        <w:rPr>
-          <w:rFonts w:ascii="Consolas" w:hAnsi="Consolas"/>
-          <w:lang w:val="fr-FR"/>
-        </w:rPr>
-        <w:t>WHERE CURRENT OF</w:t>
-      </w:r>
-      <w:r>
-        <w:rPr>
-          <w:lang w:val="fr-FR"/>
-        </w:rPr>
-        <w:t xml:space="preserve"> pour libérer les périphériques dont le </w:t>
-      </w:r>
-      <w:proofErr w:type="spellStart"/>
-      <w:r>
-        <w:rPr>
-          <w:lang w:val="fr-FR"/>
-        </w:rPr>
-        <w:t>device</w:t>
-      </w:r>
-      <w:proofErr w:type="spellEnd"/>
-      <w:r>
-        <w:rPr>
-          <w:lang w:val="fr-FR"/>
-        </w:rPr>
-        <w:t xml:space="preserve"> a été RETIRED ou supprimé. Le </w:t>
-      </w:r>
-      <w:r>
-        <w:rPr>
-          <w:rFonts w:ascii="Consolas" w:hAnsi="Consolas"/>
-          <w:lang w:val="fr-FR"/>
-        </w:rPr>
-        <w:t>FOR UPDATE</w:t>
-      </w:r>
-      <w:r>
-        <w:rPr>
-          <w:lang w:val="fr-FR"/>
-        </w:rPr>
-        <w:t xml:space="preserve"> verrouille chaque ligne avant la modification, </w:t>
-      </w:r>
-      <w:r>
-        <w:rPr>
-          <w:rFonts w:ascii="Consolas" w:hAnsi="Consolas"/>
-          <w:lang w:val="fr-FR"/>
-        </w:rPr>
-        <w:t>WHERE CURRENT OF</w:t>
-      </w:r>
-      <w:r>
-        <w:rPr>
-          <w:lang w:val="fr-FR"/>
-        </w:rPr>
-        <w:t xml:space="preserve"> modifie la ligne courante sans </w:t>
-      </w:r>
-      <w:proofErr w:type="spellStart"/>
-      <w:r>
-        <w:rPr>
-          <w:lang w:val="fr-FR"/>
-        </w:rPr>
-        <w:t>re-chercher</w:t>
-      </w:r>
-      <w:proofErr w:type="spellEnd"/>
-      <w:r>
-        <w:rPr>
-          <w:lang w:val="fr-FR"/>
-        </w:rPr>
-        <w:t xml:space="preserve"> la clé primaire.</w:t>
-      </w:r>
-    </w:p>
-    <w:p>
-      <w:pPr>
-        <w:pStyle w:val="Listepuces"/>
-        <w:spacing w:after="80" w:line="300" w:lineRule="auto"/>
-        <w:rPr>
-          <w:lang w:val="fr-FR"/>
-        </w:rPr>
-      </w:pPr>
-      <w:r>
-        <w:rPr>
-          <w:rFonts w:ascii="Consolas" w:hAnsi="Consolas"/>
-          <w:b/>
-          <w:lang w:val="fr-FR"/>
-        </w:rPr>
-        <w:t>PROC_DETECT_AGING_TICKETS(</w:t>
-      </w:r>
-      <w:proofErr w:type="spellStart"/>
-      <w:r>
-        <w:rPr>
-          <w:rFonts w:ascii="Consolas" w:hAnsi="Consolas"/>
-          <w:b/>
-          <w:lang w:val="fr-FR"/>
-        </w:rPr>
-        <w:t>p_threshold_days</w:t>
-      </w:r>
-      <w:proofErr w:type="spellEnd"/>
-      <w:r>
-        <w:rPr>
-          <w:rFonts w:ascii="Consolas" w:hAnsi="Consolas"/>
-          <w:b/>
-          <w:lang w:val="fr-FR"/>
-        </w:rPr>
-        <w:t>)</w:t>
-      </w:r>
-      <w:r>
-        <w:rPr>
-          <w:lang w:val="fr-FR"/>
-        </w:rPr>
-        <w:t xml:space="preserve"> : curseur </w:t>
-      </w:r>
-      <w:r>
-        <w:rPr>
-          <w:b/>
-          <w:lang w:val="fr-FR"/>
-        </w:rPr>
-        <w:t>paramétré</w:t>
-      </w:r>
-      <w:r>
-        <w:rPr>
-          <w:lang w:val="fr-FR"/>
-        </w:rPr>
-        <w:t xml:space="preserve"> qui sélectionne les tickets ouverts depuis plus de N jours et logue chaque ligne dans ERROR_LOG avec </w:t>
-      </w:r>
-      <w:proofErr w:type="spellStart"/>
-      <w:r>
-        <w:rPr>
-          <w:rFonts w:ascii="Consolas" w:hAnsi="Consolas"/>
-          <w:lang w:val="fr-FR"/>
-        </w:rPr>
-        <w:t>app_code</w:t>
-      </w:r>
-      <w:proofErr w:type="spellEnd"/>
-      <w:r>
-        <w:rPr>
-          <w:rFonts w:ascii="Consolas" w:hAnsi="Consolas"/>
-          <w:lang w:val="fr-FR"/>
-        </w:rPr>
-        <w:t xml:space="preserve"> = 'TICKET_AGING'</w:t>
-      </w:r>
-      <w:r>
-        <w:rPr>
-          <w:lang w:val="fr-FR"/>
-        </w:rPr>
-        <w:t xml:space="preserve"> (utile pour générer des alertes archivables).</w:t>
-      </w:r>
-    </w:p>
-    <w:p>
-      <w:pPr>
-        <w:spacing w:after="120" w:line="300" w:lineRule="auto"/>
-        <w:jc w:val="both"/>
-        <w:rPr>
-          <w:lang w:val="fr-FR"/>
-        </w:rPr>
-      </w:pPr>
-      <w:r>
-        <w:rPr>
-          <w:lang w:val="fr-FR"/>
-        </w:rPr>
-        <w:t xml:space="preserve">On a aussi </w:t>
-      </w:r>
-      <w:r>
-        <w:rPr>
-          <w:rFonts w:ascii="Consolas" w:hAnsi="Consolas"/>
-          <w:lang w:val="fr-FR"/>
-        </w:rPr>
-        <w:t>PROC_RECONCILE_ASSIGNMENTS</w:t>
-      </w:r>
-      <w:r>
-        <w:rPr>
-          <w:lang w:val="fr-FR"/>
-        </w:rPr>
-        <w:t xml:space="preserve"> qui sert d'outil de diagnostic : il croise </w:t>
-      </w:r>
-      <w:r>
-        <w:rPr>
-          <w:rFonts w:ascii="Consolas" w:hAnsi="Consolas"/>
-          <w:lang w:val="fr-FR"/>
-        </w:rPr>
-        <w:t>DEVICE_ASSIGNMENT</w:t>
-      </w:r>
-      <w:r>
-        <w:rPr>
-          <w:lang w:val="fr-FR"/>
-        </w:rPr>
-        <w:t xml:space="preserve"> et </w:t>
-      </w:r>
-      <w:proofErr w:type="spellStart"/>
-      <w:r>
-        <w:rPr>
-          <w:rFonts w:ascii="Consolas" w:hAnsi="Consolas"/>
-          <w:lang w:val="fr-FR"/>
-        </w:rPr>
-        <w:t>DEVICE.assigned_person_id</w:t>
-      </w:r>
-      <w:proofErr w:type="spellEnd"/>
-      <w:r>
-        <w:rPr>
-          <w:lang w:val="fr-FR"/>
-        </w:rPr>
-        <w:t xml:space="preserve"> pour repérer d'éventuelles incohérences. En régime normal, </w:t>
-      </w:r>
-      <w:r>
-        <w:rPr>
-          <w:rFonts w:ascii="Consolas" w:hAnsi="Consolas"/>
-          <w:lang w:val="fr-FR"/>
-        </w:rPr>
-        <w:t>TRG_ASSIGN_RETURN_SYNC</w:t>
-      </w:r>
-      <w:r>
-        <w:rPr>
-          <w:lang w:val="fr-FR"/>
-        </w:rPr>
-        <w:t xml:space="preserve"> maintient la cohérence donc cette procédure doit retourner 0.</w:t>
-      </w:r>
-    </w:p>
-    <w:p>
-      <w:pPr>
-        <w:pStyle w:val="Titre2"/>
-        <w:spacing w:before="280" w:after="160"/>
-        <w:rPr>
-          <w:lang w:val="fr-FR"/>
-        </w:rPr>
-      </w:pPr>
-      <w:r>
-        <w:rPr>
-          <w:rFonts w:ascii="Arial" w:hAnsi="Arial"/>
-          <w:color w:val="2E74B5"/>
-          <w:lang w:val="fr-FR"/>
-        </w:rPr>
-        <w:t>3.9 Gestion d'erreurs centralisée</w:t>
-      </w:r>
-    </w:p>
-    <w:p>
-      <w:pPr>
-        <w:spacing w:after="120" w:line="300" w:lineRule="auto"/>
-        <w:jc w:val="both"/>
-        <w:rPr>
-          <w:lang w:val="fr-FR"/>
-        </w:rPr>
-      </w:pPr>
-      <w:r>
-        <w:rPr>
-          <w:lang w:val="fr-FR"/>
-        </w:rPr>
-        <w:t>Pour ne pas perdre la trace des erreurs et des alertes métier, on a mis en place un système de journalisation persistante sur chaque site.</w:t>
+        <w:t xml:space="preserve">Deuxième détail important : le </w:t>
+      </w:r>
+      <w:r>
+        <w:rPr>
+          <w:rFonts w:ascii="Consolas" w:hAnsi="Consolas"/>
+          <w:lang w:val="fr-FR"/>
+        </w:rPr>
+        <w:t>WHEN OTHERS THEN NULL</w:t>
+      </w:r>
+      <w:r>
+        <w:rPr>
+          <w:lang w:val="fr-FR"/>
+        </w:rPr>
+        <w:t xml:space="preserve"> final dans </w:t>
+      </w:r>
+      <w:r>
+        <w:rPr>
+          <w:rFonts w:ascii="Consolas" w:hAnsi="Consolas"/>
+          <w:lang w:val="fr-FR"/>
+        </w:rPr>
+        <w:t>PROC_LOG_ERROR</w:t>
+      </w:r>
+      <w:r>
+        <w:rPr>
+          <w:lang w:val="fr-FR"/>
+        </w:rPr>
+        <w:t>. Si la journalisation elle-même échoue (par exemple parce que le tablespace est plein), on ne veut pas faire échouer toute l'application. On préfère perdre le log plutôt que bloquer l'utilisateur.</w:t>
       </w:r>
     </w:p>
     <w:p>
@@ -8180,7 +6852,7 @@
           <w:sz w:val="23"/>
           <w:lang w:val="fr-FR"/>
         </w:rPr>
-        <w:t>Table ERROR_LOG et package PKG_EXCEPTIONS</w:t>
+        <w:t>Vue unifiée V_ERROR_LOG_ALL (côté Cergy)</w:t>
       </w:r>
     </w:p>
     <w:p>
@@ -8195,363 +6867,73 @@
         <w:rPr>
           <w:lang w:val="fr-FR"/>
         </w:rPr>
-        <w:t xml:space="preserve">Chaque site a sa propre table </w:t>
-      </w:r>
-      <w:r>
-        <w:rPr>
-          <w:rFonts w:ascii="Consolas" w:hAnsi="Consolas"/>
-          <w:lang w:val="fr-FR"/>
-        </w:rPr>
+        <w:t xml:space="preserve">Pour qu'un admin Cergy puisse consulter d'un coup les erreurs des deux sites sans se reconnecter, on a une vue </w:t>
+      </w:r>
+      <w:r>
+        <w:rPr>
+          <w:rFonts w:ascii="Consolas" w:hAnsi="Consolas"/>
+          <w:lang w:val="fr-FR"/>
+        </w:rPr>
+        <w:t>V_ERROR_LOG_ALL</w:t>
+      </w:r>
+      <w:r>
+        <w:rPr>
+          <w:lang w:val="fr-FR"/>
+        </w:rPr>
+        <w:t xml:space="preserve"> qui fait un </w:t>
+      </w:r>
+      <w:r>
+        <w:rPr>
+          <w:rFonts w:ascii="Consolas" w:hAnsi="Consolas"/>
+          <w:lang w:val="fr-FR"/>
+        </w:rPr>
+        <w:t>UNION ALL</w:t>
+      </w:r>
+      <w:r>
+        <w:rPr>
+          <w:lang w:val="fr-FR"/>
+        </w:rPr>
+        <w:t xml:space="preserve"> entre la table locale </w:t>
+      </w:r>
+      <w:r>
+        <w:rPr>
+          <w:rFonts w:ascii="Consolas" w:hAnsi="Consolas"/>
+          <w:lang w:val="fr-FR"/>
+        </w:rPr>
+        <w:lastRenderedPageBreak/>
         <w:t>ERROR_LOG</w:t>
       </w:r>
       <w:r>
         <w:rPr>
           <w:lang w:val="fr-FR"/>
         </w:rPr>
-        <w:t xml:space="preserve"> qui stocke : code SQL, message d'erreur, nom du module fautif, utilisateur, contexte (paramètres) et call stack (</w:t>
-      </w:r>
-      <w:r>
-        <w:rPr>
-          <w:rFonts w:ascii="Consolas" w:hAnsi="Consolas"/>
-          <w:lang w:val="fr-FR"/>
-        </w:rPr>
-        <w:t>DBMS_UTILITY.FORMAT_ERROR_BACKTRACE</w:t>
-      </w:r>
-      <w:r>
-        <w:rPr>
-          <w:lang w:val="fr-FR"/>
-        </w:rPr>
-        <w:t xml:space="preserve">). Trois index la couvrent : sur </w:t>
-      </w:r>
-      <w:proofErr w:type="spellStart"/>
-      <w:r>
-        <w:rPr>
-          <w:rFonts w:ascii="Consolas" w:hAnsi="Consolas"/>
-          <w:lang w:val="fr-FR"/>
-        </w:rPr>
-        <w:t>error_ts</w:t>
-      </w:r>
-      <w:proofErr w:type="spellEnd"/>
-      <w:r>
-        <w:rPr>
-          <w:lang w:val="fr-FR"/>
-        </w:rPr>
-        <w:t xml:space="preserve"> (consultation chronologique), </w:t>
-      </w:r>
-      <w:proofErr w:type="spellStart"/>
-      <w:r>
-        <w:rPr>
-          <w:rFonts w:ascii="Consolas" w:hAnsi="Consolas"/>
-          <w:lang w:val="fr-FR"/>
-        </w:rPr>
-        <w:t>module_name</w:t>
-      </w:r>
-      <w:proofErr w:type="spellEnd"/>
-      <w:r>
-        <w:rPr>
-          <w:lang w:val="fr-FR"/>
-        </w:rPr>
-        <w:t xml:space="preserve"> (« quelle procédure plante le plus »), et </w:t>
-      </w:r>
-      <w:proofErr w:type="spellStart"/>
-      <w:r>
-        <w:rPr>
-          <w:rFonts w:ascii="Consolas" w:hAnsi="Consolas"/>
-          <w:lang w:val="fr-FR"/>
-        </w:rPr>
-        <w:t>app_code</w:t>
-      </w:r>
-      <w:proofErr w:type="spellEnd"/>
-      <w:r>
-        <w:rPr>
-          <w:lang w:val="fr-FR"/>
-        </w:rPr>
-        <w:t xml:space="preserve"> (filtrage par type d'erreur).</w:t>
+        <w:t xml:space="preserve"> et la table distante </w:t>
+      </w:r>
+      <w:r>
+        <w:rPr>
+          <w:rFonts w:ascii="Consolas" w:hAnsi="Consolas"/>
+          <w:lang w:val="fr-FR"/>
+        </w:rPr>
+        <w:t>ERROR_LOG@LNK_PAU</w:t>
+      </w:r>
+      <w:r>
+        <w:rPr>
+          <w:lang w:val="fr-FR"/>
+        </w:rPr>
+        <w:t>. C'est aussi un bon exemple d'usage des vues distantes (non matérialisées) parce qu'on veut voir les erreurs en temps réel.</w:t>
       </w:r>
     </w:p>
     <w:p>
       <w:pPr>
-        <w:spacing w:after="120" w:line="300" w:lineRule="auto"/>
-        <w:jc w:val="both"/>
-        <w:rPr>
-          <w:lang w:val="fr-FR"/>
-        </w:rPr>
-      </w:pPr>
-      <w:r>
-        <w:rPr>
-          <w:lang w:val="fr-FR"/>
-        </w:rPr>
-        <w:t xml:space="preserve">Le package </w:t>
-      </w:r>
-      <w:r>
-        <w:rPr>
-          <w:rFonts w:ascii="Consolas" w:hAnsi="Consolas"/>
-          <w:lang w:val="fr-FR"/>
-        </w:rPr>
-        <w:t>PKG_EXCEPTIONS</w:t>
-      </w:r>
-      <w:r>
-        <w:rPr>
-          <w:lang w:val="fr-FR"/>
-        </w:rPr>
-        <w:t xml:space="preserve"> déclare les exceptions métier nommées avec </w:t>
-      </w:r>
-      <w:r>
-        <w:rPr>
-          <w:rFonts w:ascii="Consolas" w:hAnsi="Consolas"/>
-          <w:lang w:val="fr-FR"/>
-        </w:rPr>
-        <w:t>PRAGMA EXCEPTION_INIT</w:t>
-      </w:r>
-      <w:r>
-        <w:rPr>
-          <w:lang w:val="fr-FR"/>
-        </w:rPr>
-        <w:t xml:space="preserve"> : on peut alors faire </w:t>
-      </w:r>
-      <w:r>
-        <w:rPr>
-          <w:rFonts w:ascii="Consolas" w:hAnsi="Consolas"/>
-          <w:lang w:val="fr-FR"/>
-        </w:rPr>
-        <w:t>WHEN PKG_EXCEPTIONS.EX_DEVICE_RETIRED THEN ...</w:t>
-      </w:r>
-      <w:r>
-        <w:rPr>
-          <w:lang w:val="fr-FR"/>
-        </w:rPr>
-        <w:t xml:space="preserve"> dans tout le code, au lieu d'attraper des codes numériques opaques.</w:t>
-      </w:r>
-    </w:p>
-    <w:p>
-      <w:pPr>
-        <w:pStyle w:val="Titre3"/>
-        <w:spacing w:before="220" w:after="120"/>
-        <w:rPr>
-          <w:lang w:val="fr-FR"/>
-        </w:rPr>
+        <w:pStyle w:val="Titre2"/>
+        <w:spacing w:before="280" w:after="160"/>
       </w:pPr>
       <w:r>
         <w:rPr>
           <w:rFonts w:ascii="Arial" w:hAnsi="Arial"/>
           <w:color w:val="2E74B5"/>
-          <w:sz w:val="23"/>
-          <w:lang w:val="fr-FR"/>
-        </w:rPr>
-        <w:t>Procédure PROC_LOG_ERROR (autonome)</w:t>
-      </w:r>
-    </w:p>
-    <w:p>
-      <w:pPr>
-        <w:spacing w:after="120" w:line="300" w:lineRule="auto"/>
-        <w:jc w:val="both"/>
-        <w:rPr>
-          <w:lang w:val="fr-FR"/>
-        </w:rPr>
-      </w:pPr>
-      <w:r>
-        <w:rPr>
-          <w:lang w:val="fr-FR"/>
-        </w:rPr>
-        <w:t xml:space="preserve">C'est la procédure clé du système. Elle utilise </w:t>
-      </w:r>
-      <w:r>
-        <w:rPr>
-          <w:rFonts w:ascii="Consolas" w:hAnsi="Consolas"/>
-          <w:lang w:val="fr-FR"/>
-        </w:rPr>
-        <w:t>PRAGMA AUTONOMOUS_TRANSACTION</w:t>
-      </w:r>
-      <w:r>
-        <w:rPr>
-          <w:lang w:val="fr-FR"/>
-        </w:rPr>
-        <w:t xml:space="preserve">, ce qui veut dire qu'elle s'exécute dans une transaction indépendante : </w:t>
-      </w:r>
-      <w:r>
-        <w:rPr>
-          <w:b/>
-          <w:lang w:val="fr-FR"/>
-        </w:rPr>
-        <w:t>même si la transaction principale fait ROLLBACK, le log est conservé</w:t>
-      </w:r>
-      <w:r>
-        <w:rPr>
-          <w:lang w:val="fr-FR"/>
-        </w:rPr>
-        <w:t>. Sans ça, on perdrait toutes les traces des erreurs ayant déclenché un rollback, alors que ce sont justement les plus importantes à analyser.</w:t>
-      </w:r>
-    </w:p>
-    <w:p>
-      <w:pPr>
-        <w:spacing w:after="120" w:line="300" w:lineRule="auto"/>
-        <w:jc w:val="both"/>
-        <w:rPr>
-          <w:lang w:val="fr-FR"/>
-        </w:rPr>
-      </w:pPr>
-      <w:r>
-        <w:rPr>
-          <w:lang w:val="fr-FR"/>
-        </w:rPr>
-        <w:t xml:space="preserve">Deuxième détail important : le </w:t>
-      </w:r>
-      <w:r>
-        <w:rPr>
-          <w:rFonts w:ascii="Consolas" w:hAnsi="Consolas"/>
-          <w:lang w:val="fr-FR"/>
-        </w:rPr>
-        <w:t>WHEN OTHERS THEN NULL</w:t>
-      </w:r>
-      <w:r>
-        <w:rPr>
-          <w:lang w:val="fr-FR"/>
-        </w:rPr>
-        <w:t xml:space="preserve"> final dans </w:t>
-      </w:r>
-      <w:r>
-        <w:rPr>
-          <w:rFonts w:ascii="Consolas" w:hAnsi="Consolas"/>
-          <w:lang w:val="fr-FR"/>
-        </w:rPr>
-        <w:t>PROC_LOG_ERROR</w:t>
-      </w:r>
-      <w:r>
-        <w:rPr>
-          <w:lang w:val="fr-FR"/>
-        </w:rPr>
-        <w:t>. Si la journalisation elle-même échoue (par exemple parce que le tablespace est plein), on ne veut pas faire échouer toute l'application. On préfère perdre le log plutôt que bloquer l'utilisateur.</w:t>
-      </w:r>
-    </w:p>
-    <w:p>
-      <w:pPr>
-        <w:pStyle w:val="Titre3"/>
-        <w:spacing w:before="220" w:after="120"/>
-        <w:rPr>
-          <w:lang w:val="fr-FR"/>
-        </w:rPr>
-      </w:pPr>
-      <w:r>
-        <w:rPr>
-          <w:rFonts w:ascii="Arial" w:hAnsi="Arial"/>
-          <w:color w:val="2E74B5"/>
-          <w:sz w:val="23"/>
-          <w:lang w:val="fr-FR"/>
-        </w:rPr>
-        <w:t>Vue unifiée V_ERROR_LOG_ALL (côté Cergy)</w:t>
-      </w:r>
-    </w:p>
-    <w:p>
-      <w:pPr>
-        <w:spacing w:after="120" w:line="300" w:lineRule="auto"/>
-        <w:jc w:val="both"/>
-        <w:rPr>
-          <w:lang w:val="fr-FR"/>
-        </w:rPr>
-      </w:pPr>
-      <w:r>
-        <w:rPr>
-          <w:lang w:val="fr-FR"/>
-        </w:rPr>
-        <w:t xml:space="preserve">Pour qu'un admin Cergy puisse consulter d'un coup les erreurs des deux sites sans se reconnecter, on a une vue </w:t>
-      </w:r>
-      <w:r>
-        <w:rPr>
-          <w:rFonts w:ascii="Consolas" w:hAnsi="Consolas"/>
-          <w:lang w:val="fr-FR"/>
-        </w:rPr>
-        <w:t>V_ERROR_LOG_ALL</w:t>
-      </w:r>
-      <w:r>
-        <w:rPr>
-          <w:lang w:val="fr-FR"/>
-        </w:rPr>
-        <w:t xml:space="preserve"> qui fait un </w:t>
-      </w:r>
-      <w:r>
-        <w:rPr>
-          <w:rFonts w:ascii="Consolas" w:hAnsi="Consolas"/>
-          <w:lang w:val="fr-FR"/>
-        </w:rPr>
-        <w:t>UNION ALL</w:t>
-      </w:r>
-      <w:r>
-        <w:rPr>
-          <w:lang w:val="fr-FR"/>
-        </w:rPr>
-        <w:t xml:space="preserve"> entre la table locale </w:t>
-      </w:r>
-      <w:r>
-        <w:rPr>
-          <w:rFonts w:ascii="Consolas" w:hAnsi="Consolas"/>
-          <w:lang w:val="fr-FR"/>
-        </w:rPr>
-        <w:t>ERROR_LOG</w:t>
-      </w:r>
-      <w:r>
-        <w:rPr>
-          <w:lang w:val="fr-FR"/>
-        </w:rPr>
-        <w:t xml:space="preserve"> et la table distante </w:t>
-      </w:r>
-      <w:r>
-        <w:rPr>
-          <w:rFonts w:ascii="Consolas" w:hAnsi="Consolas"/>
-          <w:lang w:val="fr-FR"/>
-        </w:rPr>
-        <w:t>ERROR_LOG@LNK_PAU</w:t>
-      </w:r>
-      <w:r>
-        <w:rPr>
-          <w:lang w:val="fr-FR"/>
-        </w:rPr>
-        <w:t>. C'est aussi un bon exemple d'usage des vues distantes (non matérialisées) parce qu'on veut voir les erreurs en temps réel.</w:t>
-      </w:r>
-    </w:p>
-    <w:p>
-      <w:pPr>
-        <w:pStyle w:val="Titre2"/>
-        <w:spacing w:before="280" w:after="160"/>
-      </w:pPr>
-      <w:r>
-        <w:rPr>
-          <w:rFonts w:ascii="Arial" w:hAnsi="Arial"/>
-          <w:color w:val="2E74B5"/>
-        </w:rPr>
-        <w:lastRenderedPageBreak/>
-        <w:t xml:space="preserve">3.10 </w:t>
-      </w:r>
-      <w:proofErr w:type="spellStart"/>
-      <w:r>
-        <w:rPr>
-          <w:rFonts w:ascii="Arial" w:hAnsi="Arial"/>
-          <w:color w:val="2E74B5"/>
-        </w:rPr>
-        <w:t>Synthèse</w:t>
-      </w:r>
-      <w:proofErr w:type="spellEnd"/>
-      <w:r>
-        <w:rPr>
-          <w:rFonts w:ascii="Arial" w:hAnsi="Arial"/>
-          <w:color w:val="2E74B5"/>
-        </w:rPr>
-        <w:t xml:space="preserve"> des </w:t>
-      </w:r>
-      <w:proofErr w:type="spellStart"/>
-      <w:r>
-        <w:rPr>
-          <w:rFonts w:ascii="Arial" w:hAnsi="Arial"/>
-          <w:color w:val="2E74B5"/>
-        </w:rPr>
-        <w:t>objets</w:t>
-      </w:r>
-      <w:proofErr w:type="spellEnd"/>
-      <w:r>
-        <w:rPr>
-          <w:rFonts w:ascii="Arial" w:hAnsi="Arial"/>
-          <w:color w:val="2E74B5"/>
-        </w:rPr>
-        <w:t xml:space="preserve"> PL/SQL</w:t>
+        </w:rPr>
+        <w:t>3.10 Synthèse des objets PL/SQL</w:t>
       </w:r>
     </w:p>
     <w:tbl>
@@ -8995,17 +7377,8 @@
                 <w:b w:val="0"/>
                 <w:sz w:val="20"/>
               </w:rPr>
-              <w:t xml:space="preserve">Vues </w:t>
+              <w:t>Vues matérialisées</w:t>
             </w:r>
-            <w:proofErr w:type="spellStart"/>
-            <w:r>
-              <w:rPr>
-                <w:b w:val="0"/>
-                <w:sz w:val="20"/>
-              </w:rPr>
-              <w:t>matérialisées</w:t>
-            </w:r>
-            <w:proofErr w:type="spellEnd"/>
           </w:p>
         </w:tc>
         <w:tc>
@@ -9043,25 +7416,7 @@
                 <w:sz w:val="20"/>
                 <w:lang w:val="fr-FR"/>
               </w:rPr>
-              <w:t xml:space="preserve">MV_SITE, MV_PERSON_ROLE (Cergy) + 4 </w:t>
-            </w:r>
-            <w:proofErr w:type="gramStart"/>
-            <w:r>
-              <w:rPr>
-                <w:rFonts w:ascii="Consolas" w:hAnsi="Consolas"/>
-                <w:sz w:val="20"/>
-                <w:lang w:val="fr-FR"/>
-              </w:rPr>
-              <w:t>côté</w:t>
-            </w:r>
-            <w:proofErr w:type="gramEnd"/>
-            <w:r>
-              <w:rPr>
-                <w:rFonts w:ascii="Consolas" w:hAnsi="Consolas"/>
-                <w:sz w:val="20"/>
-                <w:lang w:val="fr-FR"/>
-              </w:rPr>
-              <w:t xml:space="preserve"> Pau</w:t>
+              <w:t>MV_SITE, MV_PERSON_ROLE (Cergy) + 4 côté Pau</w:t>
             </w:r>
           </w:p>
         </w:tc>
@@ -9084,17 +7439,8 @@
                 <w:b w:val="0"/>
                 <w:sz w:val="20"/>
               </w:rPr>
-              <w:t xml:space="preserve">Vues </w:t>
+              <w:t>Vues distantes</w:t>
             </w:r>
-            <w:proofErr w:type="spellStart"/>
-            <w:r>
-              <w:rPr>
-                <w:b w:val="0"/>
-                <w:sz w:val="20"/>
-              </w:rPr>
-              <w:t>distantes</w:t>
-            </w:r>
-            <w:proofErr w:type="spellEnd"/>
           </w:p>
         </w:tc>
         <w:tc>
